--- a/Project1/说明文档.docx
+++ b/Project1/说明文档.docx
@@ -18,7 +18,19 @@
         <w:rPr>
           <w:rFonts w:hint="eastAsia"/>
         </w:rPr>
-        <w:t>SM4.cpp</w:t>
+        <w:t>SM4</w:t>
+      </w:r>
+      <w:r>
+        <w:rPr>
+          <w:rFonts w:hint="eastAsia"/>
+        </w:rPr>
+        <w:t>文件夹中的</w:t>
+      </w:r>
+      <w:r>
+        <w:rPr>
+          <w:rFonts w:hint="eastAsia"/>
+        </w:rPr>
+        <w:t>main.cpp</w:t>
       </w:r>
       <w:r>
         <w:t>是一个完整的</w:t>
@@ -114,10 +126,7 @@
     </w:p>
     <w:p>
       <w:pPr>
-        <w:numPr>
-          <w:ilvl w:val="0"/>
-          <w:numId w:val="5"/>
-        </w:numPr>
+        <w:ind w:left="720"/>
       </w:pPr>
       <w:r>
         <w:t>256</w:t>
@@ -128,10 +137,7 @@
     </w:p>
     <w:p>
       <w:pPr>
-        <w:numPr>
-          <w:ilvl w:val="0"/>
-          <w:numId w:val="5"/>
-        </w:numPr>
+        <w:ind w:left="720"/>
       </w:pPr>
       <w:r>
         <w:t>提供混淆功能，是算法中唯一的非线性部件</w:t>
@@ -139,10 +145,7 @@
     </w:p>
     <w:p>
       <w:pPr>
-        <w:numPr>
-          <w:ilvl w:val="0"/>
-          <w:numId w:val="5"/>
-        </w:numPr>
+        <w:ind w:left="720"/>
       </w:pPr>
       <w:r>
         <w:t>在</w:t>
@@ -186,7 +189,23 @@
           <w:b/>
           <w:bCs/>
         </w:rPr>
-        <w:t xml:space="preserve"> (rol)</w:t>
+        <w:t xml:space="preserve"> (</w:t>
+      </w:r>
+      <w:proofErr w:type="spellStart"/>
+      <w:r>
+        <w:rPr>
+          <w:b/>
+          <w:bCs/>
+        </w:rPr>
+        <w:t>rol</w:t>
+      </w:r>
+      <w:proofErr w:type="spellEnd"/>
+      <w:r>
+        <w:rPr>
+          <w:b/>
+          <w:bCs/>
+        </w:rPr>
+        <w:t>)</w:t>
       </w:r>
     </w:p>
     <w:p>
@@ -239,10 +258,7 @@
     </w:p>
     <w:p>
       <w:pPr>
-        <w:numPr>
-          <w:ilvl w:val="0"/>
-          <w:numId w:val="6"/>
-        </w:numPr>
+        <w:ind w:left="720"/>
       </w:pPr>
       <w:r>
         <w:t>实现</w:t>
@@ -256,10 +272,7 @@
     </w:p>
     <w:p>
       <w:pPr>
-        <w:numPr>
-          <w:ilvl w:val="0"/>
-          <w:numId w:val="6"/>
-        </w:numPr>
+        <w:ind w:left="720"/>
       </w:pPr>
       <w:r>
         <w:t>用于线性变换组件</w:t>
@@ -289,25 +302,19 @@
     </w:p>
     <w:p>
       <w:pPr>
-        <w:numPr>
-          <w:ilvl w:val="0"/>
-          <w:numId w:val="7"/>
-        </w:numPr>
-      </w:pPr>
+        <w:ind w:left="720"/>
+      </w:pPr>
+      <w:r>
+        <w:rPr>
+          <w:b/>
+          <w:bCs/>
+        </w:rPr>
+        <w:t>L()​</w:t>
+      </w:r>
       <w:r>
         <w:t>​</w:t>
       </w:r>
       <w:r>
-        <w:rPr>
-          <w:b/>
-          <w:bCs/>
-        </w:rPr>
-        <w:t>​L()​</w:t>
-      </w:r>
-      <w:r>
-        <w:t>​</w:t>
-      </w:r>
-      <w:r>
         <w:t>：用于轮函数，组合</w:t>
       </w:r>
       <w:r>
@@ -328,20 +335,23 @@
     </w:p>
     <w:p>
       <w:pPr>
-        <w:numPr>
-          <w:ilvl w:val="0"/>
-          <w:numId w:val="7"/>
-        </w:numPr>
-      </w:pPr>
-      <w:r>
-        <w:t>​</w:t>
-      </w:r>
-      <w:r>
-        <w:rPr>
-          <w:b/>
-          <w:bCs/>
-        </w:rPr>
-        <w:t>​L_prime()​</w:t>
+        <w:ind w:left="720"/>
+      </w:pPr>
+      <w:proofErr w:type="spellStart"/>
+      <w:r>
+        <w:rPr>
+          <w:b/>
+          <w:bCs/>
+        </w:rPr>
+        <w:t>L_prime</w:t>
+      </w:r>
+      <w:proofErr w:type="spellEnd"/>
+      <w:r>
+        <w:rPr>
+          <w:b/>
+          <w:bCs/>
+        </w:rPr>
+        <w:t>()​</w:t>
       </w:r>
       <w:r>
         <w:t>​</w:t>
@@ -466,10 +476,7 @@
     </w:p>
     <w:p>
       <w:pPr>
-        <w:numPr>
-          <w:ilvl w:val="0"/>
-          <w:numId w:val="8"/>
-        </w:numPr>
+        <w:ind w:left="720"/>
       </w:pPr>
       <w:r>
         <w:t>通过</w:t>
@@ -505,26 +512,60 @@
     </w:p>
     <w:p>
       <w:pPr>
-        <w:numPr>
-          <w:ilvl w:val="0"/>
-          <w:numId w:val="9"/>
-        </w:numPr>
-      </w:pPr>
+        <w:ind w:left="720"/>
+      </w:pPr>
+      <w:r>
+        <w:rPr>
+          <w:b/>
+          <w:bCs/>
+        </w:rPr>
+        <w:t>T()​</w:t>
+      </w:r>
       <w:r>
         <w:t>​</w:t>
       </w:r>
       <w:r>
-        <w:rPr>
-          <w:b/>
-          <w:bCs/>
-        </w:rPr>
-        <w:t>​T()​</w:t>
+        <w:t>：加密轮函数使用，由</w:t>
+      </w:r>
+      <w:r>
+        <w:t>τ</w:t>
+      </w:r>
+      <w:r>
+        <w:t>变换</w:t>
+      </w:r>
+      <w:r>
+        <w:t>+L</w:t>
+      </w:r>
+      <w:r>
+        <w:t>变换组成</w:t>
+      </w:r>
+    </w:p>
+    <w:p>
+      <w:pPr>
+        <w:ind w:left="720"/>
+      </w:pPr>
+      <w:proofErr w:type="spellStart"/>
+      <w:r>
+        <w:rPr>
+          <w:b/>
+          <w:bCs/>
+        </w:rPr>
+        <w:lastRenderedPageBreak/>
+        <w:t>T_prime</w:t>
+      </w:r>
+      <w:proofErr w:type="spellEnd"/>
+      <w:r>
+        <w:rPr>
+          <w:b/>
+          <w:bCs/>
+        </w:rPr>
+        <w:t>()​</w:t>
       </w:r>
       <w:r>
         <w:t>​</w:t>
       </w:r>
       <w:r>
-        <w:t>：加密轮函数使用，由</w:t>
+        <w:t>：密钥扩展使用，由</w:t>
       </w:r>
       <w:r>
         <w:t>τ</w:t>
@@ -533,45 +574,13 @@
         <w:t>变换</w:t>
       </w:r>
       <w:r>
-        <w:t>+L</w:t>
-      </w:r>
-      <w:r>
-        <w:t>变换组成</w:t>
-      </w:r>
-    </w:p>
-    <w:p>
-      <w:pPr>
-        <w:numPr>
-          <w:ilvl w:val="0"/>
-          <w:numId w:val="9"/>
-        </w:numPr>
-      </w:pPr>
-      <w:r>
-        <w:lastRenderedPageBreak/>
-        <w:t>​</w:t>
-      </w:r>
-      <w:r>
-        <w:rPr>
-          <w:b/>
-          <w:bCs/>
-        </w:rPr>
-        <w:t>​T_prime()​</w:t>
-      </w:r>
-      <w:r>
-        <w:t>​</w:t>
-      </w:r>
-      <w:r>
-        <w:t>：密钥扩展使用，由</w:t>
-      </w:r>
-      <w:r>
-        <w:t>τ</w:t>
-      </w:r>
-      <w:r>
-        <w:t>变换</w:t>
-      </w:r>
-      <w:r>
-        <w:t>+L_prime</w:t>
-      </w:r>
+        <w:t>+</w:t>
+      </w:r>
+      <w:proofErr w:type="spellStart"/>
+      <w:r>
+        <w:t>L_prime</w:t>
+      </w:r>
+      <w:proofErr w:type="spellEnd"/>
       <w:r>
         <w:t>变换组成</w:t>
       </w:r>
@@ -655,10 +664,7 @@
     </w:p>
     <w:p>
       <w:pPr>
-        <w:numPr>
-          <w:ilvl w:val="0"/>
-          <w:numId w:val="10"/>
-        </w:numPr>
+        <w:ind w:left="720"/>
       </w:pPr>
       <w:r>
         <w:t>每轮的核心操作</w:t>
@@ -666,10 +672,7 @@
     </w:p>
     <w:p>
       <w:pPr>
-        <w:numPr>
-          <w:ilvl w:val="0"/>
-          <w:numId w:val="10"/>
-        </w:numPr>
+        <w:ind w:left="720"/>
       </w:pPr>
       <w:r>
         <w:t>输入</w:t>
@@ -695,10 +698,7 @@
     </w:p>
     <w:p>
       <w:pPr>
-        <w:numPr>
-          <w:ilvl w:val="0"/>
-          <w:numId w:val="10"/>
-        </w:numPr>
+        <w:ind w:left="720"/>
       </w:pPr>
       <w:r>
         <w:t>输出用于更新状态的新字</w:t>
@@ -729,7 +729,6 @@
     <w:p>
       <w:pPr>
         <w:rPr>
-          <w:rFonts w:hint="eastAsia"/>
           <w:b/>
           <w:bCs/>
         </w:rPr>
@@ -776,82 +775,96 @@
       </w:r>
     </w:p>
     <w:p>
-      <w:pPr>
-        <w:numPr>
-          <w:ilvl w:val="0"/>
-          <w:numId w:val="11"/>
-        </w:numPr>
-      </w:pPr>
-      <w:r>
-        <w:t>过程：</w:t>
-      </w:r>
-    </w:p>
-    <w:p>
-      <w:pPr>
+      <w:r>
+        <w:t>过程：初始密钥与系统参数</w:t>
+      </w:r>
+      <w:r>
+        <w:t>FK</w:t>
+      </w:r>
+      <w:r>
+        <w:t>异或</w:t>
+      </w:r>
+      <w:r>
+        <w:rPr>
+          <w:rFonts w:hint="eastAsia"/>
+        </w:rPr>
+        <w:t>、</w:t>
+      </w:r>
+      <w:r>
+        <w:t>32</w:t>
+      </w:r>
+      <w:r>
+        <w:t>轮迭代生成轮密钥</w:t>
+      </w:r>
+      <w:r>
+        <w:rPr>
+          <w:rFonts w:hint="eastAsia"/>
+        </w:rPr>
+        <w:t>、</w:t>
+      </w:r>
+      <w:r>
+        <w:t>每轮使用</w:t>
+      </w:r>
+      <w:proofErr w:type="spellStart"/>
+      <w:r>
+        <w:t>T_prime</w:t>
+      </w:r>
+      <w:proofErr w:type="spellEnd"/>
+      <w:r>
+        <w:t>变换和固定参数</w:t>
+      </w:r>
+      <w:r>
+        <w:t>CK</w:t>
+      </w:r>
+    </w:p>
+    <w:p>
+      <w:pPr>
+        <w:rPr>
+          <w:b/>
+          <w:bCs/>
+        </w:rPr>
+      </w:pPr>
+      <w:r>
+        <w:rPr>
+          <w:b/>
+          <w:bCs/>
+        </w:rPr>
+        <w:t xml:space="preserve">4. </w:t>
+      </w:r>
+      <w:r>
+        <w:rPr>
+          <w:b/>
+          <w:bCs/>
+        </w:rPr>
+        <w:t>加密</w:t>
+      </w:r>
+      <w:r>
+        <w:rPr>
+          <w:b/>
+          <w:bCs/>
+        </w:rPr>
+        <w:t>/</w:t>
+      </w:r>
+      <w:r>
+        <w:rPr>
+          <w:b/>
+          <w:bCs/>
+        </w:rPr>
+        <w:t>解密流程</w:t>
+      </w:r>
+    </w:p>
+    <w:p>
+      <w:pPr>
+        <w:pStyle w:val="a9"/>
         <w:numPr>
           <w:ilvl w:val="1"/>
-          <w:numId w:val="11"/>
+          <w:numId w:val="32"/>
         </w:numPr>
-      </w:pPr>
-      <w:r>
-        <w:t>初始密钥与系统参数</w:t>
-      </w:r>
-      <w:r>
-        <w:t>FK</w:t>
-      </w:r>
-      <w:r>
-        <w:t>异或</w:t>
-      </w:r>
-    </w:p>
-    <w:p>
-      <w:pPr>
-        <w:numPr>
-          <w:ilvl w:val="1"/>
-          <w:numId w:val="11"/>
-        </w:numPr>
-      </w:pPr>
-      <w:r>
-        <w:t>32</w:t>
-      </w:r>
-      <w:r>
-        <w:t>轮迭代生成轮密钥</w:t>
-      </w:r>
-    </w:p>
-    <w:p>
-      <w:pPr>
-        <w:numPr>
-          <w:ilvl w:val="1"/>
-          <w:numId w:val="11"/>
-        </w:numPr>
-      </w:pPr>
-      <w:r>
-        <w:t>每轮使用</w:t>
-      </w:r>
-      <w:r>
-        <w:t>T_prime</w:t>
-      </w:r>
-      <w:r>
-        <w:t>变换和固定参数</w:t>
-      </w:r>
-      <w:r>
-        <w:t>CK</w:t>
-      </w:r>
-    </w:p>
-    <w:p>
-      <w:pPr>
-        <w:rPr>
-          <w:rFonts w:hint="eastAsia"/>
-          <w:b/>
-          <w:bCs/>
-        </w:rPr>
-      </w:pPr>
-      <w:r>
-        <w:rPr>
-          <w:b/>
-          <w:bCs/>
-        </w:rPr>
-        <w:t xml:space="preserve">4. </w:t>
-      </w:r>
+        <w:rPr>
+          <w:b/>
+          <w:bCs/>
+        </w:rPr>
+      </w:pPr>
       <w:r>
         <w:rPr>
           <w:b/>
@@ -859,47 +872,10 @@
         </w:rPr>
         <w:t>加密</w:t>
       </w:r>
-      <w:r>
-        <w:rPr>
-          <w:b/>
-          <w:bCs/>
-        </w:rPr>
-        <w:t>/</w:t>
-      </w:r>
-      <w:r>
-        <w:rPr>
-          <w:b/>
-          <w:bCs/>
-        </w:rPr>
-        <w:t>解密流程</w:t>
-      </w:r>
-    </w:p>
-    <w:p>
-      <w:pPr>
-        <w:rPr>
-          <w:b/>
-          <w:bCs/>
-        </w:rPr>
-      </w:pPr>
-      <w:r>
-        <w:rPr>
-          <w:b/>
-          <w:bCs/>
-        </w:rPr>
-        <w:t xml:space="preserve">4.1 </w:t>
-      </w:r>
-      <w:r>
-        <w:rPr>
-          <w:b/>
-          <w:bCs/>
-        </w:rPr>
-        <w:t>加密</w:t>
-      </w:r>
-    </w:p>
-    <w:p>
-      <w:pPr>
-        <w:rPr>
-          <w:rFonts w:hint="eastAsia"/>
+    </w:p>
+    <w:p>
+      <w:pPr>
+        <w:rPr>
           <w:b/>
           <w:bCs/>
         </w:rPr>
@@ -946,77 +922,65 @@
       </w:r>
     </w:p>
     <w:p>
-      <w:pPr>
-        <w:numPr>
-          <w:ilvl w:val="0"/>
-          <w:numId w:val="12"/>
-        </w:numPr>
-      </w:pPr>
-      <w:r>
+      <w:r>
+        <w:t>32</w:t>
+      </w:r>
+      <w:r>
+        <w:t>轮非线性迭代</w:t>
+      </w:r>
+      <w:r>
+        <w:rPr>
+          <w:rFonts w:hint="eastAsia"/>
+        </w:rPr>
+        <w:t>、</w:t>
+      </w:r>
+      <w:r>
+        <w:t>每轮更新状态：保留</w:t>
+      </w:r>
+      <w:r>
+        <w:t>x1,x2,x3</w:t>
+      </w:r>
+      <w:r>
+        <w:t>，新计算</w:t>
+      </w:r>
+      <w:r>
+        <w:t>x3</w:t>
+      </w:r>
+    </w:p>
+    <w:p>
+      <w:pPr>
+        <w:rPr>
+          <w:b/>
+          <w:bCs/>
+        </w:rPr>
+      </w:pPr>
+      <w:r>
+        <w:rPr>
+          <w:b/>
+          <w:bCs/>
+        </w:rPr>
+        <w:t xml:space="preserve">4.2 </w:t>
+      </w:r>
+      <w:r>
+        <w:rPr>
+          <w:b/>
+          <w:bCs/>
+        </w:rPr>
+        <w:t>解密</w:t>
+      </w:r>
+    </w:p>
+    <w:p>
+      <w:pPr>
+        <w:rPr>
+          <w:b/>
+          <w:bCs/>
+        </w:rPr>
+      </w:pPr>
+      <w:r>
+        <w:rPr>
+          <w:noProof/>
+        </w:rPr>
         <w:lastRenderedPageBreak/>
-        <w:t>32</w:t>
-      </w:r>
-      <w:r>
-        <w:t>轮非线性迭代</w:t>
-      </w:r>
-    </w:p>
-    <w:p>
-      <w:pPr>
-        <w:numPr>
-          <w:ilvl w:val="0"/>
-          <w:numId w:val="12"/>
-        </w:numPr>
-        <w:rPr>
-          <w:rFonts w:hint="eastAsia"/>
-        </w:rPr>
-      </w:pPr>
-      <w:r>
-        <w:t>每轮更新状态：保留</w:t>
-      </w:r>
-      <w:r>
-        <w:t>x1,x2,x3</w:t>
-      </w:r>
-      <w:r>
-        <w:t>，新计算</w:t>
-      </w:r>
-      <w:r>
-        <w:t>x3</w:t>
-      </w:r>
-    </w:p>
-    <w:p>
-      <w:pPr>
-        <w:rPr>
-          <w:b/>
-          <w:bCs/>
-        </w:rPr>
-      </w:pPr>
-      <w:r>
-        <w:rPr>
-          <w:b/>
-          <w:bCs/>
-        </w:rPr>
-        <w:t xml:space="preserve">4.2 </w:t>
-      </w:r>
-      <w:r>
-        <w:rPr>
-          <w:b/>
-          <w:bCs/>
-        </w:rPr>
-        <w:t>解密</w:t>
-      </w:r>
-    </w:p>
-    <w:p>
-      <w:pPr>
-        <w:rPr>
-          <w:rFonts w:hint="eastAsia"/>
-          <w:b/>
-          <w:bCs/>
-        </w:rPr>
-      </w:pPr>
-      <w:r>
-        <w:rPr>
-          <w:noProof/>
-        </w:rPr>
         <w:drawing>
           <wp:inline distT="0" distB="0" distL="0" distR="0" wp14:anchorId="65BB9351" wp14:editId="273B8039">
             <wp:extent cx="5274310" cy="1324610"/>
@@ -1056,10 +1020,7 @@
     </w:p>
     <w:p>
       <w:pPr>
-        <w:numPr>
-          <w:ilvl w:val="0"/>
-          <w:numId w:val="13"/>
-        </w:numPr>
+        <w:ind w:left="720"/>
       </w:pPr>
       <w:r>
         <w:t>与加密相同结构</w:t>
@@ -1067,16 +1028,26 @@
     </w:p>
     <w:p>
       <w:pPr>
-        <w:numPr>
-          <w:ilvl w:val="0"/>
-          <w:numId w:val="13"/>
-        </w:numPr>
+        <w:ind w:left="720"/>
       </w:pPr>
       <w:r>
         <w:t>关键差异：逆序使用轮密钥（</w:t>
       </w:r>
-      <w:r>
-        <w:t>rk[31]-&gt;rk[0]</w:t>
+      <w:proofErr w:type="spellStart"/>
+      <w:r>
+        <w:t>rk</w:t>
+      </w:r>
+      <w:proofErr w:type="spellEnd"/>
+      <w:r>
+        <w:t>[31]-&gt;</w:t>
+      </w:r>
+      <w:proofErr w:type="spellStart"/>
+      <w:r>
+        <w:t>rk</w:t>
+      </w:r>
+      <w:proofErr w:type="spellEnd"/>
+      <w:r>
+        <w:t>[0]</w:t>
       </w:r>
       <w:r>
         <w:t>）</w:t>
@@ -1106,13 +1077,15 @@
     </w:p>
     <w:p>
       <w:pPr>
-        <w:numPr>
-          <w:ilvl w:val="0"/>
-          <w:numId w:val="14"/>
-        </w:numPr>
-      </w:pPr>
-      <w:r>
-        <w:t>bytes_to_word()</w:t>
+        <w:ind w:left="720"/>
+      </w:pPr>
+      <w:proofErr w:type="spellStart"/>
+      <w:r>
+        <w:t>bytes_to_word</w:t>
+      </w:r>
+      <w:proofErr w:type="spellEnd"/>
+      <w:r>
+        <w:t>()</w:t>
       </w:r>
       <w:r>
         <w:t>：大端序字节转</w:t>
@@ -1126,13 +1099,15 @@
     </w:p>
     <w:p>
       <w:pPr>
-        <w:numPr>
-          <w:ilvl w:val="0"/>
-          <w:numId w:val="14"/>
-        </w:numPr>
-      </w:pPr>
-      <w:r>
-        <w:t>word_to_bytes()</w:t>
+        <w:ind w:left="720"/>
+      </w:pPr>
+      <w:proofErr w:type="spellStart"/>
+      <w:r>
+        <w:t>word_to_bytes</w:t>
+      </w:r>
+      <w:proofErr w:type="spellEnd"/>
+      <w:r>
+        <w:t>()</w:t>
       </w:r>
       <w:r>
         <w:t>：</w:t>
@@ -1146,13 +1121,15 @@
     </w:p>
     <w:p>
       <w:pPr>
-        <w:numPr>
-          <w:ilvl w:val="0"/>
-          <w:numId w:val="14"/>
-        </w:numPr>
-      </w:pPr>
-      <w:r>
-        <w:t>reverse_words()</w:t>
+        <w:ind w:left="720"/>
+      </w:pPr>
+      <w:proofErr w:type="spellStart"/>
+      <w:r>
+        <w:t>reverse_words</w:t>
+      </w:r>
+      <w:proofErr w:type="spellEnd"/>
+      <w:r>
+        <w:t>()</w:t>
       </w:r>
       <w:r>
         <w:t>：交换字的顺序（加密</w:t>
@@ -1289,10 +1266,7 @@
     </w:p>
     <w:p>
       <w:pPr>
-        <w:numPr>
-          <w:ilvl w:val="1"/>
-          <w:numId w:val="15"/>
-        </w:numPr>
+        <w:ind w:left="1440"/>
       </w:pPr>
       <w:r>
         <w:t>字节数组转字数组</w:t>
@@ -1300,10 +1274,7 @@
     </w:p>
     <w:p>
       <w:pPr>
-        <w:numPr>
-          <w:ilvl w:val="1"/>
-          <w:numId w:val="15"/>
-        </w:numPr>
+        <w:ind w:left="1440"/>
       </w:pPr>
       <w:r>
         <w:t>密钥扩展</w:t>
@@ -1311,10 +1282,7 @@
     </w:p>
     <w:p>
       <w:pPr>
-        <w:numPr>
-          <w:ilvl w:val="1"/>
-          <w:numId w:val="15"/>
-        </w:numPr>
+        <w:ind w:left="1440"/>
       </w:pPr>
       <w:r>
         <w:t>加密</w:t>
@@ -1328,10 +1296,7 @@
     </w:p>
     <w:p>
       <w:pPr>
-        <w:numPr>
-          <w:ilvl w:val="1"/>
-          <w:numId w:val="15"/>
-        </w:numPr>
+        <w:ind w:left="1440"/>
       </w:pPr>
       <w:r>
         <w:t>解密</w:t>
@@ -1345,10 +1310,7 @@
     </w:p>
     <w:p>
       <w:pPr>
-        <w:numPr>
-          <w:ilvl w:val="1"/>
-          <w:numId w:val="15"/>
-        </w:numPr>
+        <w:ind w:left="1440"/>
       </w:pPr>
       <w:r>
         <w:t>结果验证</w:t>
@@ -1423,7 +1385,6 @@
           <w:b/>
           <w:bCs/>
         </w:rPr>
-        <w:lastRenderedPageBreak/>
         <w:t xml:space="preserve">7. </w:t>
       </w:r>
       <w:r>
@@ -1530,6 +1491,7 @@
         </w:numPr>
       </w:pPr>
       <w:r>
+        <w:lastRenderedPageBreak/>
         <w:t>​</w:t>
       </w:r>
       <w:r>
@@ -1650,10 +1612,7 @@
     </w:p>
     <w:p>
       <w:pPr>
-        <w:numPr>
-          <w:ilvl w:val="1"/>
-          <w:numId w:val="16"/>
-        </w:numPr>
+        <w:ind w:left="1440"/>
       </w:pPr>
       <w:r>
         <w:t>加解密结构对称（仅轮密钥顺序不同）</w:t>
@@ -1661,10 +1620,7 @@
     </w:p>
     <w:p>
       <w:pPr>
-        <w:numPr>
-          <w:ilvl w:val="1"/>
-          <w:numId w:val="16"/>
-        </w:numPr>
+        <w:ind w:left="1440"/>
       </w:pPr>
       <w:r>
         <w:t>最后一轮反序变换消除迭代不对称性</w:t>
@@ -1672,10 +1628,7 @@
     </w:p>
     <w:p>
       <w:pPr>
-        <w:numPr>
-          <w:ilvl w:val="1"/>
-          <w:numId w:val="16"/>
-        </w:numPr>
+        <w:ind w:left="1440"/>
       </w:pPr>
       <w:r>
         <w:t>优化设计支持高效软硬件实现</w:t>
@@ -1707,7 +1660,6 @@
     <w:p>
       <w:pPr>
         <w:rPr>
-          <w:rFonts w:hint="eastAsia"/>
           <w:b/>
           <w:bCs/>
         </w:rPr>
@@ -1811,7 +1763,6 @@
     <w:p>
       <w:pPr>
         <w:rPr>
-          <w:rFonts w:hint="eastAsia"/>
           <w:b/>
           <w:bCs/>
         </w:rPr>
@@ -1858,44 +1809,76 @@
       </w:r>
     </w:p>
     <w:p>
-      <w:pPr>
-        <w:numPr>
-          <w:ilvl w:val="0"/>
-          <w:numId w:val="18"/>
-        </w:numPr>
-      </w:pPr>
-      <w:r>
-        <w:t>使用</w:t>
-      </w:r>
-      <w:r>
-        <w:t>SSE</w:t>
-      </w:r>
-      <w:r>
-        <w:t>指令实现并行</w:t>
-      </w:r>
-      <w:r>
-        <w:t>32</w:t>
-      </w:r>
-      <w:r>
-        <w:t>位循环左移</w:t>
-      </w:r>
-    </w:p>
-    <w:p>
-      <w:pPr>
-        <w:numPr>
-          <w:ilvl w:val="0"/>
-          <w:numId w:val="18"/>
-        </w:numPr>
-      </w:pPr>
+      <w:r>
+        <w:rPr>
+          <w:rFonts w:ascii="宋体" w:hAnsi="宋体" w:cs="宋体" w:hint="eastAsia"/>
+        </w:rPr>
+        <w:t>对</w:t>
+      </w:r>
+      <w:r>
+        <w:t xml:space="preserve"> 128 </w:t>
+      </w:r>
+      <w:r>
+        <w:rPr>
+          <w:rFonts w:hint="eastAsia"/>
+        </w:rPr>
+        <w:t>位寄存器中的</w:t>
+      </w:r>
+      <w:r>
+        <w:t xml:space="preserve"> 4 </w:t>
+      </w:r>
+      <w:r>
+        <w:rPr>
+          <w:rFonts w:hint="eastAsia"/>
+        </w:rPr>
+        <w:t>个</w:t>
+      </w:r>
+      <w:r>
+        <w:t xml:space="preserve"> 32 </w:t>
+      </w:r>
+      <w:r>
+        <w:rPr>
+          <w:rFonts w:hint="eastAsia"/>
+        </w:rPr>
+        <w:t>位整数并行</w:t>
+      </w:r>
+      <w:r>
+        <w:rPr>
+          <w:rFonts w:hint="eastAsia"/>
+        </w:rPr>
+        <w:t>SIMD</w:t>
+      </w:r>
+      <w:r>
+        <w:rPr>
+          <w:rFonts w:hint="eastAsia"/>
+        </w:rPr>
+        <w:t>循环左移，优化批量数据处理</w:t>
+      </w:r>
+      <w:r>
+        <w:rPr>
+          <w:rFonts w:hint="eastAsia"/>
+        </w:rPr>
+        <w:t>，</w:t>
+      </w:r>
+    </w:p>
+    <w:p>
       <w:r>
         <w:t>替代原生</w:t>
       </w:r>
+      <w:proofErr w:type="spellStart"/>
       <w:r>
         <w:t>rol</w:t>
       </w:r>
+      <w:proofErr w:type="spellEnd"/>
       <w:r>
         <w:t>函数提升批量处理效率</w:t>
       </w:r>
+      <w:r>
+        <w:rPr>
+          <w:rFonts w:hint="eastAsia"/>
+        </w:rPr>
+        <w:t>。</w:t>
+      </w:r>
     </w:p>
     <w:p>
       <w:pPr>
@@ -1922,7 +1905,6 @@
     <w:p>
       <w:pPr>
         <w:rPr>
-          <w:rFonts w:hint="eastAsia"/>
           <w:b/>
           <w:bCs/>
         </w:rPr>
@@ -2038,6 +2020,30 @@
         </w:rPr>
         <w:t>组合查表法</w:t>
       </w:r>
+      <w:r>
+        <w:rPr>
+          <w:rFonts w:hint="eastAsia"/>
+          <w:b/>
+          <w:bCs/>
+        </w:rPr>
+        <w:t>（</w:t>
+      </w:r>
+      <w:r>
+        <w:rPr>
+          <w:rFonts w:hint="eastAsia"/>
+          <w:b/>
+          <w:bCs/>
+        </w:rPr>
+        <w:t>T-table</w:t>
+      </w:r>
+      <w:r>
+        <w:rPr>
+          <w:rFonts w:hint="eastAsia"/>
+          <w:b/>
+          <w:bCs/>
+        </w:rPr>
+        <w:t>优化）</w:t>
+      </w:r>
     </w:p>
     <w:p>
       <w:pPr>
@@ -2064,7 +2070,6 @@
     <w:p>
       <w:pPr>
         <w:rPr>
-          <w:rFonts w:hint="eastAsia"/>
           <w:b/>
           <w:bCs/>
         </w:rPr>
@@ -2195,7 +2200,6 @@
     <w:p>
       <w:pPr>
         <w:rPr>
-          <w:rFonts w:hint="eastAsia"/>
           <w:b/>
           <w:bCs/>
         </w:rPr>
@@ -2329,7 +2333,6 @@
     <w:p>
       <w:pPr>
         <w:rPr>
-          <w:rFonts w:hint="eastAsia"/>
           <w:b/>
           <w:bCs/>
         </w:rPr>
@@ -2425,7 +2428,6 @@
     <w:p>
       <w:pPr>
         <w:rPr>
-          <w:rFonts w:hint="eastAsia"/>
           <w:b/>
           <w:bCs/>
         </w:rPr>
@@ -2474,6 +2476,7 @@
     <w:p>
       <w:pPr>
         <w:rPr>
+          <w:rFonts w:hint="eastAsia"/>
           <w:b/>
           <w:bCs/>
         </w:rPr>
@@ -2487,6 +2490,247 @@
       </w:r>
       <w:r>
         <w:rPr>
+          <w:rFonts w:hint="eastAsia"/>
+          <w:b/>
+          <w:bCs/>
+        </w:rPr>
+        <w:t>GFNI</w:t>
+      </w:r>
+      <w:r>
+        <w:rPr>
+          <w:rFonts w:hint="eastAsia"/>
+          <w:b/>
+          <w:bCs/>
+        </w:rPr>
+        <w:t>加速</w:t>
+      </w:r>
+    </w:p>
+    <w:p>
+      <w:pPr>
+        <w:rPr>
+          <w:b/>
+          <w:bCs/>
+        </w:rPr>
+      </w:pPr>
+      <w:r>
+        <w:rPr>
+          <w:noProof/>
+        </w:rPr>
+        <w:drawing>
+          <wp:inline distT="0" distB="0" distL="0" distR="0" wp14:anchorId="5D49B4A4" wp14:editId="37C3D96D">
+            <wp:extent cx="5274310" cy="1056640"/>
+            <wp:effectExtent l="0" t="0" r="2540" b="0"/>
+            <wp:docPr id="863070242" name="图片 1"/>
+            <wp:cNvGraphicFramePr>
+              <a:graphicFrameLocks xmlns:a="http://schemas.openxmlformats.org/drawingml/2006/main" noChangeAspect="1"/>
+            </wp:cNvGraphicFramePr>
+            <a:graphic xmlns:a="http://schemas.openxmlformats.org/drawingml/2006/main">
+              <a:graphicData uri="http://schemas.openxmlformats.org/drawingml/2006/picture">
+                <pic:pic xmlns:pic="http://schemas.openxmlformats.org/drawingml/2006/picture">
+                  <pic:nvPicPr>
+                    <pic:cNvPr id="863070242" name=""/>
+                    <pic:cNvPicPr/>
+                  </pic:nvPicPr>
+                  <pic:blipFill>
+                    <a:blip r:embed="rId21"/>
+                    <a:stretch>
+                      <a:fillRect/>
+                    </a:stretch>
+                  </pic:blipFill>
+                  <pic:spPr>
+                    <a:xfrm>
+                      <a:off x="0" y="0"/>
+                      <a:ext cx="5274310" cy="1056640"/>
+                    </a:xfrm>
+                    <a:prstGeom prst="rect">
+                      <a:avLst/>
+                    </a:prstGeom>
+                  </pic:spPr>
+                </pic:pic>
+              </a:graphicData>
+            </a:graphic>
+          </wp:inline>
+        </w:drawing>
+      </w:r>
+    </w:p>
+    <w:p>
+      <w:r>
+        <w:rPr>
+          <w:rFonts w:hint="eastAsia"/>
+        </w:rPr>
+        <w:t>使用</w:t>
+      </w:r>
+      <w:r>
+        <w:rPr>
+          <w:rFonts w:hint="eastAsia"/>
+        </w:rPr>
+        <w:t xml:space="preserve"> GFNI </w:t>
+      </w:r>
+      <w:r>
+        <w:rPr>
+          <w:rFonts w:hint="eastAsia"/>
+        </w:rPr>
+        <w:t>指令</w:t>
+      </w:r>
+      <w:r>
+        <w:rPr>
+          <w:rFonts w:hint="eastAsia"/>
+        </w:rPr>
+        <w:t xml:space="preserve"> _mm_gf2p8affine_epi64_epi8</w:t>
+      </w:r>
+      <w:r>
+        <w:rPr>
+          <w:rFonts w:hint="eastAsia"/>
+        </w:rPr>
+        <w:t>一次性完成</w:t>
+      </w:r>
+      <w:r>
+        <w:rPr>
+          <w:rFonts w:hint="eastAsia"/>
+        </w:rPr>
+        <w:t xml:space="preserve"> 16 </w:t>
+      </w:r>
+      <w:r>
+        <w:rPr>
+          <w:rFonts w:hint="eastAsia"/>
+        </w:rPr>
+        <w:t>字节的</w:t>
+      </w:r>
+      <w:r>
+        <w:rPr>
+          <w:rFonts w:hint="eastAsia"/>
+        </w:rPr>
+        <w:t xml:space="preserve"> S </w:t>
+      </w:r>
+      <w:r>
+        <w:rPr>
+          <w:rFonts w:hint="eastAsia"/>
+        </w:rPr>
+        <w:t>盒替换，替代传统查表法</w:t>
+      </w:r>
+    </w:p>
+    <w:p>
+      <w:r>
+        <w:rPr>
+          <w:noProof/>
+        </w:rPr>
+        <w:drawing>
+          <wp:inline distT="0" distB="0" distL="0" distR="0" wp14:anchorId="76630714" wp14:editId="0596B0AC">
+            <wp:extent cx="5274310" cy="1316355"/>
+            <wp:effectExtent l="0" t="0" r="2540" b="0"/>
+            <wp:docPr id="1430262894" name="图片 1"/>
+            <wp:cNvGraphicFramePr>
+              <a:graphicFrameLocks xmlns:a="http://schemas.openxmlformats.org/drawingml/2006/main" noChangeAspect="1"/>
+            </wp:cNvGraphicFramePr>
+            <a:graphic xmlns:a="http://schemas.openxmlformats.org/drawingml/2006/main">
+              <a:graphicData uri="http://schemas.openxmlformats.org/drawingml/2006/picture">
+                <pic:pic xmlns:pic="http://schemas.openxmlformats.org/drawingml/2006/picture">
+                  <pic:nvPicPr>
+                    <pic:cNvPr id="1430262894" name=""/>
+                    <pic:cNvPicPr/>
+                  </pic:nvPicPr>
+                  <pic:blipFill>
+                    <a:blip r:embed="rId22"/>
+                    <a:stretch>
+                      <a:fillRect/>
+                    </a:stretch>
+                  </pic:blipFill>
+                  <pic:spPr>
+                    <a:xfrm>
+                      <a:off x="0" y="0"/>
+                      <a:ext cx="5274310" cy="1316355"/>
+                    </a:xfrm>
+                    <a:prstGeom prst="rect">
+                      <a:avLst/>
+                    </a:prstGeom>
+                  </pic:spPr>
+                </pic:pic>
+              </a:graphicData>
+            </a:graphic>
+          </wp:inline>
+        </w:drawing>
+      </w:r>
+    </w:p>
+    <w:p>
+      <w:pPr>
+        <w:rPr>
+          <w:rFonts w:hint="eastAsia"/>
+        </w:rPr>
+      </w:pPr>
+      <w:r>
+        <w:rPr>
+          <w:rFonts w:ascii="宋体" w:hAnsi="宋体" w:cs="宋体" w:hint="eastAsia"/>
+        </w:rPr>
+        <w:t>整合</w:t>
+      </w:r>
+      <w:r>
+        <w:t xml:space="preserve"> S </w:t>
+      </w:r>
+      <w:r>
+        <w:rPr>
+          <w:rFonts w:hint="eastAsia"/>
+        </w:rPr>
+        <w:t>盒与线性变换，利用</w:t>
+      </w:r>
+      <w:r>
+        <w:t xml:space="preserve"> SIMD </w:t>
+      </w:r>
+      <w:r>
+        <w:rPr>
+          <w:rFonts w:hint="eastAsia"/>
+        </w:rPr>
+        <w:t>并行处理</w:t>
+      </w:r>
+      <w:r>
+        <w:t xml:space="preserve"> 4 </w:t>
+      </w:r>
+      <w:r>
+        <w:rPr>
+          <w:rFonts w:hint="eastAsia"/>
+        </w:rPr>
+        <w:t>个分组（</w:t>
+      </w:r>
+      <w:r>
+        <w:t xml:space="preserve">128 </w:t>
+      </w:r>
+      <w:r>
+        <w:rPr>
+          <w:rFonts w:hint="eastAsia"/>
+        </w:rPr>
+        <w:t>位）</w:t>
+      </w:r>
+      <w:r>
+        <w:rPr>
+          <w:rFonts w:hint="eastAsia"/>
+        </w:rPr>
+        <w:t>，进行轮函数优化。</w:t>
+      </w:r>
+    </w:p>
+    <w:p>
+      <w:pPr>
+        <w:rPr>
+          <w:b/>
+          <w:bCs/>
+        </w:rPr>
+      </w:pPr>
+      <w:r>
+        <w:rPr>
+          <w:rFonts w:hint="eastAsia"/>
+          <w:b/>
+          <w:bCs/>
+        </w:rPr>
+        <w:lastRenderedPageBreak/>
+        <w:t>5</w:t>
+      </w:r>
+      <w:r>
+        <w:rPr>
+          <w:b/>
+          <w:bCs/>
+        </w:rPr>
+        <w:t xml:space="preserve">. </w:t>
+      </w:r>
+      <w:r>
+        <w:rPr>
           <w:b/>
           <w:bCs/>
         </w:rPr>
@@ -2496,7 +2740,6 @@
     <w:p>
       <w:pPr>
         <w:rPr>
-          <w:rFonts w:hint="eastAsia"/>
           <w:b/>
           <w:bCs/>
         </w:rPr>
@@ -2521,7 +2764,7 @@
                     <pic:cNvPicPr/>
                   </pic:nvPicPr>
                   <pic:blipFill>
-                    <a:blip r:embed="rId21"/>
+                    <a:blip r:embed="rId23"/>
                     <a:stretch>
                       <a:fillRect/>
                     </a:stretch>
@@ -2544,10 +2787,7 @@
     </w:p>
     <w:p>
       <w:pPr>
-        <w:numPr>
-          <w:ilvl w:val="0"/>
-          <w:numId w:val="23"/>
-        </w:numPr>
+        <w:ind w:left="720"/>
       </w:pPr>
       <w:r>
         <w:t>量化对比原始</w:t>
@@ -2561,16 +2801,18 @@
     </w:p>
     <w:p>
       <w:pPr>
-        <w:numPr>
-          <w:ilvl w:val="0"/>
-          <w:numId w:val="23"/>
-        </w:numPr>
+        <w:ind w:left="720"/>
       </w:pPr>
       <w:r>
         <w:t>输出详细性能指标（</w:t>
       </w:r>
-      <w:r>
-        <w:t>μs/</w:t>
+      <w:proofErr w:type="spellStart"/>
+      <w:r>
+        <w:t>μs</w:t>
+      </w:r>
+      <w:proofErr w:type="spellEnd"/>
+      <w:r>
+        <w:t>/</w:t>
       </w:r>
       <w:r>
         <w:t>次，提升百分比）</w:t>
@@ -2585,17 +2827,25 @@
       </w:pPr>
       <w:r>
         <w:rPr>
-          <w:b/>
-          <w:bCs/>
-        </w:rPr>
-        <w:t xml:space="preserve">5. </w:t>
-      </w:r>
-      <w:r>
-        <w:rPr>
           <w:rFonts w:hint="eastAsia"/>
           <w:b/>
           <w:bCs/>
         </w:rPr>
+        <w:t>6</w:t>
+      </w:r>
+      <w:r>
+        <w:rPr>
+          <w:b/>
+          <w:bCs/>
+        </w:rPr>
+        <w:t xml:space="preserve">. </w:t>
+      </w:r>
+      <w:r>
+        <w:rPr>
+          <w:rFonts w:hint="eastAsia"/>
+          <w:b/>
+          <w:bCs/>
+        </w:rPr>
         <w:t>运行结果</w:t>
       </w:r>
     </w:p>
@@ -2607,12 +2857,11 @@
         <w:rPr>
           <w:noProof/>
         </w:rPr>
-        <w:lastRenderedPageBreak/>
         <w:drawing>
-          <wp:inline distT="0" distB="0" distL="0" distR="0" wp14:anchorId="210799E9" wp14:editId="29F21485">
-            <wp:extent cx="5274310" cy="1355725"/>
-            <wp:effectExtent l="0" t="0" r="2540" b="0"/>
-            <wp:docPr id="438275303" name="图片 1"/>
+          <wp:inline distT="0" distB="0" distL="0" distR="0" wp14:anchorId="4AC2A819" wp14:editId="657C71D8">
+            <wp:extent cx="4027714" cy="989714"/>
+            <wp:effectExtent l="0" t="0" r="0" b="1270"/>
+            <wp:docPr id="1580993748" name="图片 1"/>
             <wp:cNvGraphicFramePr>
               <a:graphicFrameLocks xmlns:a="http://schemas.openxmlformats.org/drawingml/2006/main" noChangeAspect="1"/>
             </wp:cNvGraphicFramePr>
@@ -2620,11 +2869,11 @@
               <a:graphicData uri="http://schemas.openxmlformats.org/drawingml/2006/picture">
                 <pic:pic xmlns:pic="http://schemas.openxmlformats.org/drawingml/2006/picture">
                   <pic:nvPicPr>
-                    <pic:cNvPr id="438275303" name=""/>
+                    <pic:cNvPr id="1580993748" name=""/>
                     <pic:cNvPicPr/>
                   </pic:nvPicPr>
                   <pic:blipFill>
-                    <a:blip r:embed="rId22"/>
+                    <a:blip r:embed="rId24"/>
                     <a:stretch>
                       <a:fillRect/>
                     </a:stretch>
@@ -2632,7 +2881,7 @@
                   <pic:spPr>
                     <a:xfrm>
                       <a:off x="0" y="0"/>
-                      <a:ext cx="5274310" cy="1355725"/>
+                      <a:ext cx="4050443" cy="995299"/>
                     </a:xfrm>
                     <a:prstGeom prst="rect">
                       <a:avLst/>
@@ -2647,6 +2896,61 @@
     </w:p>
     <w:p>
       <w:pPr>
+        <w:rPr>
+          <w:rFonts w:hint="eastAsia"/>
+        </w:rPr>
+      </w:pPr>
+      <w:r>
+        <w:rPr>
+          <w:rFonts w:hint="eastAsia"/>
+        </w:rPr>
+        <w:t>可以看到，通过</w:t>
+      </w:r>
+      <w:r>
+        <w:rPr>
+          <w:rFonts w:hint="eastAsia"/>
+        </w:rPr>
+        <w:t>T-table</w:t>
+      </w:r>
+      <w:r>
+        <w:rPr>
+          <w:rFonts w:hint="eastAsia"/>
+        </w:rPr>
+        <w:t>、</w:t>
+      </w:r>
+      <w:r>
+        <w:rPr>
+          <w:rFonts w:hint="eastAsia"/>
+        </w:rPr>
+        <w:t>AES-NI</w:t>
+      </w:r>
+      <w:r>
+        <w:rPr>
+          <w:rFonts w:hint="eastAsia"/>
+        </w:rPr>
+        <w:t>、</w:t>
+      </w:r>
+      <w:r>
+        <w:rPr>
+          <w:rFonts w:hint="eastAsia"/>
+        </w:rPr>
+        <w:t>GFNI</w:t>
+      </w:r>
+      <w:r>
+        <w:rPr>
+          <w:rFonts w:hint="eastAsia"/>
+        </w:rPr>
+        <w:t>等优化，优化后的算法相对于基础算法性能提升了</w:t>
+      </w:r>
+      <w:r>
+        <w:rPr>
+          <w:rFonts w:hint="eastAsia"/>
+        </w:rPr>
+        <w:t>21.7968%</w:t>
+      </w:r>
+    </w:p>
+    <w:p>
+      <w:pPr>
         <w:pStyle w:val="1"/>
       </w:pPr>
       <w:r>
@@ -2690,28 +2994,106 @@
       </w:r>
     </w:p>
     <w:p>
-      <w:pPr>
-        <w:numPr>
-          <w:ilvl w:val="0"/>
-          <w:numId w:val="25"/>
-        </w:numPr>
-      </w:pPr>
-      <w:r>
+      <w:r>
+        <w:rPr>
+          <w:b/>
+          <w:bCs/>
+        </w:rPr>
+        <w:t>核心操作</w:t>
+      </w:r>
+      <w:r>
+        <w:rPr>
+          <w:b/>
+          <w:bCs/>
+        </w:rPr>
         <w:t>​</w:t>
       </w:r>
       <w:r>
-        <w:rPr>
-          <w:b/>
-          <w:bCs/>
-        </w:rPr>
         <w:t>​</w:t>
       </w:r>
       <w:r>
-        <w:rPr>
-          <w:b/>
-          <w:bCs/>
-        </w:rPr>
-        <w:t>核心操作</w:t>
+        <w:t>：</w:t>
+      </w:r>
+    </w:p>
+    <w:p>
+      <w:proofErr w:type="spellStart"/>
+      <w:r>
+        <w:t>rol</w:t>
+      </w:r>
+      <w:proofErr w:type="spellEnd"/>
+      <w:r>
+        <w:t>()</w:t>
+      </w:r>
+      <w:r>
+        <w:t>：</w:t>
+      </w:r>
+      <w:r>
+        <w:t>32</w:t>
+      </w:r>
+      <w:r>
+        <w:t>位循环左移</w:t>
+      </w:r>
+    </w:p>
+    <w:p>
+      <w:r>
+        <w:t>tau()</w:t>
+      </w:r>
+      <w:r>
+        <w:t>：通过</w:t>
+      </w:r>
+      <w:r>
+        <w:t>S</w:t>
+      </w:r>
+      <w:r>
+        <w:t>盒进行</w:t>
+      </w:r>
+      <w:r>
+        <w:t>32</w:t>
+      </w:r>
+      <w:r>
+        <w:t>位替换</w:t>
+      </w:r>
+    </w:p>
+    <w:p>
+      <w:r>
+        <w:t>L()/</w:t>
+      </w:r>
+      <w:proofErr w:type="spellStart"/>
+      <w:r>
+        <w:t>L_prime</w:t>
+      </w:r>
+      <w:proofErr w:type="spellEnd"/>
+      <w:r>
+        <w:t>()</w:t>
+      </w:r>
+      <w:r>
+        <w:t>：线性变换</w:t>
+      </w:r>
+    </w:p>
+    <w:p>
+      <w:r>
+        <w:t>T()/</w:t>
+      </w:r>
+      <w:proofErr w:type="spellStart"/>
+      <w:r>
+        <w:t>T_prime</w:t>
+      </w:r>
+      <w:proofErr w:type="spellEnd"/>
+      <w:r>
+        <w:t>()</w:t>
+      </w:r>
+      <w:r>
+        <w:t>：合成置换</w:t>
+      </w:r>
+    </w:p>
+    <w:p>
+      <w:r>
+        <w:rPr>
+          <w:b/>
+          <w:bCs/>
+        </w:rPr>
+        <w:lastRenderedPageBreak/>
+        <w:t>加密流程</w:t>
       </w:r>
       <w:r>
         <w:rPr>
@@ -2729,191 +3111,62 @@
     </w:p>
     <w:p>
       <w:pPr>
-        <w:numPr>
-          <w:ilvl w:val="1"/>
-          <w:numId w:val="25"/>
-        </w:numPr>
-      </w:pPr>
-      <w:r>
-        <w:t>rol()</w:t>
-      </w:r>
-      <w:r>
-        <w:t>：</w:t>
+        <w:ind w:firstLine="420"/>
+      </w:pPr>
+      <w:proofErr w:type="spellStart"/>
+      <w:r>
+        <w:t>expand_key</w:t>
+      </w:r>
+      <w:proofErr w:type="spellEnd"/>
+      <w:r>
+        <w:t>()</w:t>
+      </w:r>
+      <w:r>
+        <w:t>：密钥扩展生成</w:t>
       </w:r>
       <w:r>
         <w:t>32</w:t>
       </w:r>
       <w:r>
-        <w:t>位循环左移</w:t>
-      </w:r>
-    </w:p>
-    <w:p>
-      <w:pPr>
-        <w:numPr>
-          <w:ilvl w:val="1"/>
-          <w:numId w:val="25"/>
-        </w:numPr>
-      </w:pPr>
-      <w:r>
-        <w:t>tau()</w:t>
-      </w:r>
-      <w:r>
-        <w:t>：通过</w:t>
-      </w:r>
-      <w:r>
-        <w:t>S</w:t>
-      </w:r>
-      <w:r>
-        <w:t>盒进行</w:t>
-      </w:r>
-      <w:r>
-        <w:t>32</w:t>
-      </w:r>
-      <w:r>
-        <w:t>位替换</w:t>
-      </w:r>
-    </w:p>
-    <w:p>
-      <w:pPr>
-        <w:numPr>
-          <w:ilvl w:val="1"/>
-          <w:numId w:val="25"/>
-        </w:numPr>
-      </w:pPr>
-      <w:r>
-        <w:t>L()/L_prime()</w:t>
-      </w:r>
-      <w:r>
-        <w:t>：线性变换</w:t>
-      </w:r>
-    </w:p>
-    <w:p>
-      <w:pPr>
-        <w:numPr>
-          <w:ilvl w:val="1"/>
-          <w:numId w:val="25"/>
-        </w:numPr>
-      </w:pPr>
-      <w:r>
-        <w:t>T()/T_prime()</w:t>
-      </w:r>
-      <w:r>
-        <w:t>：合成置换</w:t>
-      </w:r>
-    </w:p>
-    <w:p>
-      <w:pPr>
-        <w:numPr>
-          <w:ilvl w:val="0"/>
-          <w:numId w:val="25"/>
-        </w:numPr>
-      </w:pPr>
-      <w:r>
+        <w:t>个轮密钥</w:t>
+      </w:r>
+    </w:p>
+    <w:p>
+      <w:pPr>
+        <w:ind w:firstLine="360"/>
+      </w:pPr>
+      <w:r>
+        <w:t>sm4_encrypt_block()</w:t>
+      </w:r>
+      <w:r>
+        <w:t>：加密单个</w:t>
+      </w:r>
+      <w:r>
+        <w:t>128</w:t>
+      </w:r>
+      <w:r>
+        <w:t>位块</w:t>
+      </w:r>
+    </w:p>
+    <w:p>
+      <w:r>
+        <w:rPr>
+          <w:b/>
+          <w:bCs/>
+        </w:rPr>
+        <w:t>测试向量</w:t>
+      </w:r>
+      <w:r>
+        <w:rPr>
+          <w:b/>
+          <w:bCs/>
+        </w:rPr>
         <w:t>​</w:t>
       </w:r>
       <w:r>
-        <w:rPr>
-          <w:b/>
-          <w:bCs/>
-        </w:rPr>
         <w:t>​</w:t>
       </w:r>
       <w:r>
-        <w:rPr>
-          <w:b/>
-          <w:bCs/>
-        </w:rPr>
-        <w:t>加密流程</w:t>
-      </w:r>
-      <w:r>
-        <w:rPr>
-          <w:b/>
-          <w:bCs/>
-        </w:rPr>
-        <w:t>​</w:t>
-      </w:r>
-      <w:r>
-        <w:t>​</w:t>
-      </w:r>
-      <w:r>
-        <w:t>：</w:t>
-      </w:r>
-    </w:p>
-    <w:p>
-      <w:pPr>
-        <w:numPr>
-          <w:ilvl w:val="1"/>
-          <w:numId w:val="25"/>
-        </w:numPr>
-      </w:pPr>
-      <w:r>
-        <w:t>expand_key()</w:t>
-      </w:r>
-      <w:r>
-        <w:t>：密钥扩展生成</w:t>
-      </w:r>
-      <w:r>
-        <w:t>32</w:t>
-      </w:r>
-      <w:r>
-        <w:t>个轮密钥</w:t>
-      </w:r>
-    </w:p>
-    <w:p>
-      <w:pPr>
-        <w:numPr>
-          <w:ilvl w:val="1"/>
-          <w:numId w:val="25"/>
-        </w:numPr>
-      </w:pPr>
-      <w:r>
-        <w:t>sm4_encrypt_block()</w:t>
-      </w:r>
-      <w:r>
-        <w:t>：加密单个</w:t>
-      </w:r>
-      <w:r>
-        <w:t>128</w:t>
-      </w:r>
-      <w:r>
-        <w:t>位块</w:t>
-      </w:r>
-    </w:p>
-    <w:p>
-      <w:pPr>
-        <w:numPr>
-          <w:ilvl w:val="0"/>
-          <w:numId w:val="25"/>
-        </w:numPr>
-      </w:pPr>
-      <w:r>
-        <w:t>​</w:t>
-      </w:r>
-      <w:r>
-        <w:rPr>
-          <w:b/>
-          <w:bCs/>
-        </w:rPr>
-        <w:t>​</w:t>
-      </w:r>
-      <w:r>
-        <w:rPr>
-          <w:b/>
-          <w:bCs/>
-        </w:rPr>
-        <w:t>测试向量</w:t>
-      </w:r>
-      <w:r>
-        <w:rPr>
-          <w:b/>
-          <w:bCs/>
-        </w:rPr>
-        <w:t>​</w:t>
-      </w:r>
-      <w:r>
-        <w:t>​</w:t>
-      </w:r>
-      <w:r>
         <w:t>：使用国家标准文档中的测试数据验证正确性</w:t>
       </w:r>
     </w:p>
@@ -2957,16 +3210,10 @@
       </w:r>
     </w:p>
     <w:p>
-      <w:pPr>
-        <w:rPr>
-          <w:rFonts w:hint="eastAsia"/>
-        </w:rPr>
-      </w:pPr>
       <w:r>
         <w:rPr>
           <w:noProof/>
         </w:rPr>
-        <w:lastRenderedPageBreak/>
         <w:drawing>
           <wp:inline distT="0" distB="0" distL="0" distR="0" wp14:anchorId="0C601C47" wp14:editId="724D5BCF">
             <wp:extent cx="5274310" cy="2396490"/>
@@ -2983,7 +3230,7 @@
                     <pic:cNvPicPr/>
                   </pic:nvPicPr>
                   <pic:blipFill>
-                    <a:blip r:embed="rId23"/>
+                    <a:blip r:embed="rId25"/>
                     <a:stretch>
                       <a:fillRect/>
                     </a:stretch>
@@ -3190,7 +3437,50 @@
           <w:b/>
           <w:bCs/>
         </w:rPr>
-        <w:t>​GF(2^128)</w:t>
+        <w:t>​GF(</w:t>
+      </w:r>
+      <m:oMath>
+        <m:sSup>
+          <m:sSupPr>
+            <m:ctrlPr>
+              <w:rPr>
+                <w:rFonts w:ascii="Cambria Math" w:hAnsi="Cambria Math"/>
+                <w:b/>
+                <w:bCs/>
+                <w:i/>
+              </w:rPr>
+            </m:ctrlPr>
+          </m:sSupPr>
+          <m:e>
+            <m:r>
+              <m:rPr>
+                <m:sty m:val="bi"/>
+              </m:rPr>
+              <w:rPr>
+                <w:rFonts w:ascii="Cambria Math" w:hAnsi="Cambria Math"/>
+              </w:rPr>
+              <m:t>2</m:t>
+            </m:r>
+          </m:e>
+          <m:sup>
+            <m:r>
+              <m:rPr>
+                <m:sty m:val="bi"/>
+              </m:rPr>
+              <w:rPr>
+                <w:rFonts w:ascii="Cambria Math" w:hAnsi="Cambria Math"/>
+              </w:rPr>
+              <m:t>128</m:t>
+            </m:r>
+          </m:sup>
+        </m:sSup>
+      </m:oMath>
+      <w:r>
+        <w:rPr>
+          <w:b/>
+          <w:bCs/>
+        </w:rPr>
+        <w:t>)</w:t>
       </w:r>
       <w:r>
         <w:rPr>
@@ -3241,15 +3531,11 @@
       </w:r>
     </w:p>
     <w:p>
-      <w:pPr>
-        <w:rPr>
-          <w:rFonts w:hint="eastAsia"/>
-        </w:rPr>
-      </w:pPr>
       <w:r>
         <w:rPr>
           <w:noProof/>
         </w:rPr>
+        <w:lastRenderedPageBreak/>
         <w:drawing>
           <wp:inline distT="0" distB="0" distL="0" distR="0" wp14:anchorId="04462B0F" wp14:editId="78208B7C">
             <wp:extent cx="5274310" cy="1177290"/>
@@ -3266,7 +3552,7 @@
                     <pic:cNvPicPr/>
                   </pic:nvPicPr>
                   <pic:blipFill>
-                    <a:blip r:embed="rId24"/>
+                    <a:blip r:embed="rId26"/>
                     <a:stretch>
                       <a:fillRect/>
                     </a:stretch>
@@ -3320,221 +3606,155 @@
       </w:r>
     </w:p>
     <w:p>
-      <w:pPr>
-        <w:numPr>
-          <w:ilvl w:val="0"/>
-          <w:numId w:val="27"/>
-        </w:numPr>
-      </w:pPr>
-      <w:r>
+      <w:r>
+        <w:rPr>
+          <w:b/>
+          <w:bCs/>
+        </w:rPr>
+        <w:t>GHASH</w:t>
+      </w:r>
+      <w:r>
+        <w:rPr>
+          <w:b/>
+          <w:bCs/>
+        </w:rPr>
+        <w:t>加速</w:t>
+      </w:r>
+      <w:r>
+        <w:rPr>
+          <w:b/>
+          <w:bCs/>
+        </w:rPr>
         <w:t>​</w:t>
       </w:r>
       <w:r>
-        <w:rPr>
-          <w:b/>
-          <w:bCs/>
-        </w:rPr>
-        <w:t>​GHASH</w:t>
-      </w:r>
-      <w:r>
-        <w:rPr>
-          <w:b/>
-          <w:bCs/>
-        </w:rPr>
-        <w:t>加速</w:t>
-      </w:r>
-      <w:r>
-        <w:rPr>
-          <w:b/>
-          <w:bCs/>
-        </w:rPr>
         <w:t>​</w:t>
       </w:r>
       <w:r>
+        <w:t>：</w:t>
+      </w:r>
+    </w:p>
+    <w:p>
+      <w:r>
+        <w:t>预计算</w:t>
+      </w:r>
+      <w:r>
+        <w:t>256</w:t>
+      </w:r>
+      <w:r>
+        <w:t>个</w:t>
+      </w:r>
+      <w:r>
+        <w:t>16</w:t>
+      </w:r>
+      <w:r>
+        <w:t>字节表项（</w:t>
+      </w:r>
+      <w:r>
+        <w:t>8</w:t>
+      </w:r>
+      <w:r>
+        <w:t>位查表）</w:t>
+      </w:r>
+      <w:r>
+        <w:rPr>
+          <w:rFonts w:hint="eastAsia"/>
+        </w:rPr>
+        <w:t>、</w:t>
+      </w:r>
+      <w:r>
+        <w:t>将</w:t>
+      </w:r>
+      <w:r>
+        <w:t>GF</w:t>
+      </w:r>
+      <w:r>
+        <w:t>乘法转换为</w:t>
+      </w:r>
+      <w:r>
+        <w:t>16</w:t>
+      </w:r>
+      <w:r>
+        <w:t>次查表</w:t>
+      </w:r>
+      <w:r>
+        <w:t>+</w:t>
+      </w:r>
+      <w:r>
+        <w:t>异或操作</w:t>
+      </w:r>
+    </w:p>
+    <w:p>
+      <w:r>
+        <w:rPr>
+          <w:b/>
+          <w:bCs/>
+        </w:rPr>
+        <w:t>计数器优化</w:t>
+      </w:r>
+      <w:r>
+        <w:rPr>
+          <w:b/>
+          <w:bCs/>
+        </w:rPr>
         <w:t>​</w:t>
       </w:r>
       <w:r>
+        <w:t>​</w:t>
+      </w:r>
+      <w:r>
         <w:t>：</w:t>
       </w:r>
     </w:p>
     <w:p>
-      <w:pPr>
-        <w:numPr>
-          <w:ilvl w:val="1"/>
-          <w:numId w:val="27"/>
-        </w:numPr>
-      </w:pPr>
-      <w:r>
-        <w:t>预计算</w:t>
-      </w:r>
-      <w:r>
-        <w:t>256</w:t>
-      </w:r>
-      <w:r>
-        <w:t>个</w:t>
-      </w:r>
-      <w:r>
-        <w:t>16</w:t>
-      </w:r>
-      <w:r>
-        <w:t>字节表项（</w:t>
-      </w:r>
-      <w:r>
-        <w:t>8</w:t>
-      </w:r>
-      <w:r>
-        <w:t>位查表）</w:t>
-      </w:r>
-    </w:p>
-    <w:p>
-      <w:pPr>
-        <w:numPr>
-          <w:ilvl w:val="1"/>
-          <w:numId w:val="27"/>
-        </w:numPr>
-      </w:pPr>
-      <w:r>
-        <w:t>将</w:t>
-      </w:r>
-      <w:r>
-        <w:t>GF</w:t>
-      </w:r>
-      <w:r>
-        <w:t>乘法转换为</w:t>
-      </w:r>
-      <w:r>
-        <w:t>16</w:t>
-      </w:r>
-      <w:r>
-        <w:t>次查表</w:t>
-      </w:r>
-      <w:r>
-        <w:t>+</w:t>
-      </w:r>
-      <w:r>
-        <w:t>异或操作</w:t>
-      </w:r>
-    </w:p>
-    <w:p>
-      <w:pPr>
-        <w:numPr>
-          <w:ilvl w:val="0"/>
-          <w:numId w:val="27"/>
-        </w:numPr>
-      </w:pPr>
-      <w:r>
+      <w:r>
+        <w:t>32</w:t>
+      </w:r>
+      <w:r>
+        <w:t>位高效计数器实现</w:t>
+      </w:r>
+      <w:r>
+        <w:rPr>
+          <w:rFonts w:hint="eastAsia"/>
+        </w:rPr>
+        <w:t>、</w:t>
+      </w:r>
+      <w:r>
+        <w:t>减少不必要的内存拷贝</w:t>
+      </w:r>
+    </w:p>
+    <w:p>
+      <w:r>
+        <w:rPr>
+          <w:b/>
+          <w:bCs/>
+        </w:rPr>
+        <w:t>内存访问优化</w:t>
+      </w:r>
+      <w:r>
+        <w:rPr>
+          <w:b/>
+          <w:bCs/>
+        </w:rPr>
         <w:t>​</w:t>
       </w:r>
       <w:r>
-        <w:rPr>
-          <w:b/>
-          <w:bCs/>
-        </w:rPr>
         <w:t>​</w:t>
       </w:r>
       <w:r>
-        <w:rPr>
-          <w:b/>
-          <w:bCs/>
-        </w:rPr>
-        <w:t>计数器优化</w:t>
-      </w:r>
-      <w:r>
-        <w:rPr>
-          <w:b/>
-          <w:bCs/>
-        </w:rPr>
-        <w:t>​</w:t>
-      </w:r>
-      <w:r>
-        <w:t>​</w:t>
-      </w:r>
-      <w:r>
         <w:t>：</w:t>
       </w:r>
     </w:p>
     <w:p>
-      <w:pPr>
-        <w:numPr>
-          <w:ilvl w:val="1"/>
-          <w:numId w:val="27"/>
-        </w:numPr>
-      </w:pPr>
-      <w:r>
-        <w:lastRenderedPageBreak/>
-        <w:t>32</w:t>
-      </w:r>
-      <w:r>
-        <w:t>位高效计数器实现</w:t>
-      </w:r>
-    </w:p>
-    <w:p>
-      <w:pPr>
-        <w:numPr>
-          <w:ilvl w:val="1"/>
-          <w:numId w:val="27"/>
-        </w:numPr>
-      </w:pPr>
-      <w:r>
-        <w:t>减少不必要的内存拷贝</w:t>
-      </w:r>
-    </w:p>
-    <w:p>
-      <w:pPr>
-        <w:numPr>
-          <w:ilvl w:val="0"/>
-          <w:numId w:val="27"/>
-        </w:numPr>
-      </w:pPr>
-      <w:r>
-        <w:t>​</w:t>
-      </w:r>
-      <w:r>
-        <w:rPr>
-          <w:b/>
-          <w:bCs/>
-        </w:rPr>
-        <w:t>​</w:t>
-      </w:r>
-      <w:r>
-        <w:rPr>
-          <w:b/>
-          <w:bCs/>
-        </w:rPr>
-        <w:t>内存访问优化</w:t>
-      </w:r>
-      <w:r>
-        <w:rPr>
-          <w:b/>
-          <w:bCs/>
-        </w:rPr>
-        <w:t>​</w:t>
-      </w:r>
-      <w:r>
-        <w:t>​</w:t>
-      </w:r>
-      <w:r>
-        <w:t>：</w:t>
-      </w:r>
-    </w:p>
-    <w:p>
-      <w:pPr>
-        <w:numPr>
-          <w:ilvl w:val="1"/>
-          <w:numId w:val="27"/>
-        </w:numPr>
-      </w:pPr>
       <w:r>
         <w:t>批处理完整块</w:t>
       </w:r>
-    </w:p>
-    <w:p>
-      <w:pPr>
-        <w:numPr>
-          <w:ilvl w:val="1"/>
-          <w:numId w:val="27"/>
-        </w:numPr>
-      </w:pPr>
+      <w:r>
+        <w:rPr>
+          <w:rFonts w:hint="eastAsia"/>
+        </w:rPr>
+        <w:t>、</w:t>
+      </w:r>
       <w:r>
         <w:t>减少临时变量拷贝</w:t>
       </w:r>
@@ -3592,7 +3812,7 @@
                     <pic:cNvPicPr/>
                   </pic:nvPicPr>
                   <pic:blipFill rotWithShape="1">
-                    <a:blip r:embed="rId25"/>
+                    <a:blip r:embed="rId27"/>
                     <a:srcRect b="6463"/>
                     <a:stretch>
                       <a:fillRect/>
@@ -3658,28 +3878,101 @@
       </w:r>
     </w:p>
     <w:p>
-      <w:pPr>
-        <w:numPr>
-          <w:ilvl w:val="0"/>
-          <w:numId w:val="28"/>
-        </w:numPr>
-      </w:pPr>
-      <w:r>
+      <w:r>
+        <w:rPr>
+          <w:b/>
+          <w:bCs/>
+        </w:rPr>
+        <w:t>查表优化</w:t>
+      </w:r>
+      <w:r>
+        <w:rPr>
+          <w:b/>
+          <w:bCs/>
+        </w:rPr>
         <w:t>​</w:t>
       </w:r>
       <w:r>
-        <w:rPr>
-          <w:b/>
-          <w:bCs/>
-        </w:rPr>
         <w:t>​</w:t>
       </w:r>
       <w:r>
-        <w:rPr>
-          <w:b/>
-          <w:bCs/>
-        </w:rPr>
-        <w:t>查表优化</w:t>
+        <w:t>：将</w:t>
+      </w:r>
+      <w:r>
+        <w:t>GHASH</w:t>
+      </w:r>
+      <w:r>
+        <w:t>乘法复杂度从</w:t>
+      </w:r>
+      <m:oMath>
+        <m:r>
+          <w:rPr>
+            <w:rFonts w:ascii="Cambria Math" w:hAnsi="Cambria Math"/>
+          </w:rPr>
+          <m:t>O(n²)</m:t>
+        </m:r>
+      </m:oMath>
+      <w:r>
+        <w:t>降低到</w:t>
+      </w:r>
+      <m:oMath>
+        <m:r>
+          <w:rPr>
+            <w:rFonts w:ascii="Cambria Math" w:hAnsi="Cambria Math"/>
+          </w:rPr>
+          <m:t>O(n)</m:t>
+        </m:r>
+      </m:oMath>
+    </w:p>
+    <w:p>
+      <w:r>
+        <w:t>原始：</w:t>
+      </w:r>
+      <w:r>
+        <w:t>bit-level</w:t>
+      </w:r>
+      <w:r>
+        <w:t>处理</w:t>
+      </w:r>
+      <w:r>
+        <w:t xml:space="preserve"> → 128</w:t>
+      </w:r>
+      <w:r>
+        <w:t>轮位操作</w:t>
+      </w:r>
+    </w:p>
+    <w:p>
+      <w:r>
+        <w:t>优化：</w:t>
+      </w:r>
+      <w:r>
+        <w:t>byte-level</w:t>
+      </w:r>
+      <w:r>
+        <w:t>处理</w:t>
+      </w:r>
+      <w:r>
+        <w:t xml:space="preserve"> → 16</w:t>
+      </w:r>
+      <w:r>
+        <w:t>字节查表异或</w:t>
+      </w:r>
+    </w:p>
+    <w:p>
+      <w:r>
+        <w:rPr>
+          <w:rFonts w:hint="eastAsia"/>
+          <w:b/>
+          <w:bCs/>
+        </w:rPr>
+        <w:t>采用了</w:t>
+      </w:r>
+      <w:r>
+        <w:rPr>
+          <w:b/>
+          <w:bCs/>
+        </w:rPr>
+        <w:t>处理器友好设计</w:t>
       </w:r>
       <w:r>
         <w:rPr>
@@ -3692,136 +3985,39 @@
         <w:t>​</w:t>
       </w:r>
       <w:r>
-        <w:t>：将</w:t>
-      </w:r>
-      <w:r>
-        <w:t>GHASH</w:t>
-      </w:r>
-      <w:r>
-        <w:t>乘法复杂度从</w:t>
-      </w:r>
-      <w:r>
-        <w:t>O(n²)</w:t>
-      </w:r>
-      <w:r>
-        <w:t>降低到</w:t>
-      </w:r>
-      <w:r>
-        <w:t>O(n)</w:t>
-      </w:r>
-    </w:p>
-    <w:p>
-      <w:pPr>
-        <w:numPr>
-          <w:ilvl w:val="0"/>
-          <w:numId w:val="28"/>
-        </w:numPr>
-      </w:pPr>
-      <w:r>
-        <w:t>原始：</w:t>
-      </w:r>
-      <w:r>
-        <w:t>bit-level</w:t>
-      </w:r>
-      <w:r>
-        <w:t>处理</w:t>
-      </w:r>
-      <w:r>
-        <w:t xml:space="preserve"> → 128</w:t>
-      </w:r>
-      <w:r>
-        <w:t>轮位操作</w:t>
-      </w:r>
-    </w:p>
-    <w:p>
-      <w:r>
-        <w:t>优化：</w:t>
-      </w:r>
-      <w:r>
-        <w:t>byte-level</w:t>
-      </w:r>
-      <w:r>
-        <w:t>处理</w:t>
-      </w:r>
-      <w:r>
-        <w:t xml:space="preserve"> → 16</w:t>
-      </w:r>
-      <w:r>
-        <w:t>字节查表异或</w:t>
-      </w:r>
-    </w:p>
-    <w:p>
-      <w:pPr>
-        <w:numPr>
-          <w:ilvl w:val="0"/>
-          <w:numId w:val="28"/>
-        </w:numPr>
-      </w:pPr>
-      <w:r>
-        <w:t>​</w:t>
-      </w:r>
-      <w:r>
-        <w:rPr>
-          <w:b/>
-          <w:bCs/>
-        </w:rPr>
-        <w:t>​</w:t>
-      </w:r>
-      <w:r>
-        <w:rPr>
-          <w:b/>
-          <w:bCs/>
-        </w:rPr>
-        <w:t>处理器友好设计</w:t>
-      </w:r>
-      <w:r>
-        <w:rPr>
-          <w:b/>
-          <w:bCs/>
-        </w:rPr>
-        <w:t>​</w:t>
-      </w:r>
-      <w:r>
-        <w:t>​</w:t>
-      </w:r>
-      <w:r>
         <w:t>：</w:t>
       </w:r>
     </w:p>
     <w:p>
-      <w:pPr>
-        <w:numPr>
-          <w:ilvl w:val="1"/>
-          <w:numId w:val="28"/>
-        </w:numPr>
-      </w:pPr>
       <w:r>
         <w:t>64</w:t>
       </w:r>
       <w:r>
         <w:t>字节表项对齐</w:t>
       </w:r>
-    </w:p>
-    <w:p>
-      <w:pPr>
-        <w:numPr>
-          <w:ilvl w:val="1"/>
-          <w:numId w:val="28"/>
-        </w:numPr>
-      </w:pPr>
+      <w:r>
+        <w:rPr>
+          <w:rFonts w:hint="eastAsia"/>
+        </w:rPr>
+        <w:t>、</w:t>
+      </w:r>
       <w:r>
         <w:t>顺序内存访问模式</w:t>
       </w:r>
-    </w:p>
-    <w:p>
-      <w:pPr>
-        <w:numPr>
-          <w:ilvl w:val="1"/>
-          <w:numId w:val="28"/>
-        </w:numPr>
-      </w:pPr>
+      <w:r>
+        <w:rPr>
+          <w:rFonts w:hint="eastAsia"/>
+        </w:rPr>
+        <w:t>、</w:t>
+      </w:r>
       <w:r>
         <w:t>减少分支预测</w:t>
+      </w:r>
+      <w:r>
+        <w:rPr>
+          <w:rFonts w:hint="eastAsia"/>
+        </w:rPr>
+        <w:t>。</w:t>
       </w:r>
     </w:p>
     <w:p>
@@ -3930,6 +4126,7 @@
         </w:numPr>
       </w:pPr>
       <w:r>
+        <w:lastRenderedPageBreak/>
         <w:t>​</w:t>
       </w:r>
       <w:r>
@@ -4006,10 +4203,7 @@
     </w:p>
     <w:p>
       <w:pPr>
-        <w:numPr>
-          <w:ilvl w:val="1"/>
-          <w:numId w:val="29"/>
-        </w:numPr>
+        <w:ind w:left="1440"/>
       </w:pPr>
       <w:r>
         <w:t>GCTR</w:t>
@@ -4020,10 +4214,7 @@
     </w:p>
     <w:p>
       <w:pPr>
-        <w:numPr>
-          <w:ilvl w:val="1"/>
-          <w:numId w:val="29"/>
-        </w:numPr>
+        <w:ind w:left="1440"/>
       </w:pPr>
       <w:r>
         <w:t>GHASH</w:t>
@@ -4040,7 +4231,6 @@
         </w:numPr>
       </w:pPr>
       <w:r>
-        <w:lastRenderedPageBreak/>
         <w:t>​</w:t>
       </w:r>
       <w:r>
@@ -4162,7 +4352,50 @@
           <w:b/>
           <w:bCs/>
         </w:rPr>
-        <w:t>​GF(2^128)</w:t>
+        <w:t>​GF(</w:t>
+      </w:r>
+      <m:oMath>
+        <m:sSup>
+          <m:sSupPr>
+            <m:ctrlPr>
+              <w:rPr>
+                <w:rFonts w:ascii="Cambria Math" w:hAnsi="Cambria Math"/>
+                <w:b/>
+                <w:bCs/>
+                <w:i/>
+              </w:rPr>
+            </m:ctrlPr>
+          </m:sSupPr>
+          <m:e>
+            <m:r>
+              <m:rPr>
+                <m:sty m:val="bi"/>
+              </m:rPr>
+              <w:rPr>
+                <w:rFonts w:ascii="Cambria Math" w:hAnsi="Cambria Math"/>
+              </w:rPr>
+              <m:t>2</m:t>
+            </m:r>
+          </m:e>
+          <m:sup>
+            <m:r>
+              <m:rPr>
+                <m:sty m:val="bi"/>
+              </m:rPr>
+              <w:rPr>
+                <w:rFonts w:ascii="Cambria Math" w:hAnsi="Cambria Math"/>
+              </w:rPr>
+              <m:t>128</m:t>
+            </m:r>
+          </m:sup>
+        </m:sSup>
+      </m:oMath>
+      <w:r>
+        <w:rPr>
+          <w:b/>
+          <w:bCs/>
+        </w:rPr>
+        <w:t>)</w:t>
       </w:r>
       <w:r>
         <w:rPr>
@@ -4187,24 +4420,113 @@
     </w:p>
     <w:p>
       <w:pPr>
-        <w:numPr>
-          <w:ilvl w:val="0"/>
-          <w:numId w:val="30"/>
-        </w:numPr>
+        <w:ind w:left="720"/>
       </w:pPr>
       <w:r>
         <w:t>不可约多项式：</w:t>
       </w:r>
-      <w:r>
-        <w:t>x^128 + x^7 + x^2 + x + 1</w:t>
-      </w:r>
-    </w:p>
-    <w:p>
-      <w:pPr>
-        <w:numPr>
-          <w:ilvl w:val="0"/>
-          <w:numId w:val="30"/>
-        </w:numPr>
+      <m:oMath>
+        <m:sSup>
+          <m:sSupPr>
+            <m:ctrlPr>
+              <w:rPr>
+                <w:rFonts w:ascii="Cambria Math" w:hAnsi="Cambria Math"/>
+                <w:i/>
+              </w:rPr>
+            </m:ctrlPr>
+          </m:sSupPr>
+          <m:e>
+            <m:r>
+              <w:rPr>
+                <w:rFonts w:ascii="Cambria Math" w:hAnsi="Cambria Math"/>
+              </w:rPr>
+              <m:t>x</m:t>
+            </m:r>
+          </m:e>
+          <m:sup>
+            <m:r>
+              <w:rPr>
+                <w:rFonts w:ascii="Cambria Math" w:hAnsi="Cambria Math"/>
+              </w:rPr>
+              <m:t>128</m:t>
+            </m:r>
+          </m:sup>
+        </m:sSup>
+        <m:r>
+          <w:rPr>
+            <w:rFonts w:ascii="Cambria Math" w:hAnsi="Cambria Math"/>
+          </w:rPr>
+          <m:t xml:space="preserve"> + </m:t>
+        </m:r>
+        <m:sSup>
+          <m:sSupPr>
+            <m:ctrlPr>
+              <w:rPr>
+                <w:rFonts w:ascii="Cambria Math" w:hAnsi="Cambria Math"/>
+                <w:i/>
+              </w:rPr>
+            </m:ctrlPr>
+          </m:sSupPr>
+          <m:e>
+            <m:r>
+              <w:rPr>
+                <w:rFonts w:ascii="Cambria Math" w:hAnsi="Cambria Math"/>
+              </w:rPr>
+              <m:t>x</m:t>
+            </m:r>
+          </m:e>
+          <m:sup>
+            <m:r>
+              <w:rPr>
+                <w:rFonts w:ascii="Cambria Math" w:hAnsi="Cambria Math"/>
+              </w:rPr>
+              <m:t>7</m:t>
+            </m:r>
+          </m:sup>
+        </m:sSup>
+        <m:r>
+          <w:rPr>
+            <w:rFonts w:ascii="Cambria Math" w:hAnsi="Cambria Math"/>
+          </w:rPr>
+          <m:t xml:space="preserve"> + </m:t>
+        </m:r>
+        <m:sSup>
+          <m:sSupPr>
+            <m:ctrlPr>
+              <w:rPr>
+                <w:rFonts w:ascii="Cambria Math" w:hAnsi="Cambria Math"/>
+                <w:i/>
+              </w:rPr>
+            </m:ctrlPr>
+          </m:sSupPr>
+          <m:e>
+            <m:r>
+              <w:rPr>
+                <w:rFonts w:ascii="Cambria Math" w:hAnsi="Cambria Math"/>
+              </w:rPr>
+              <m:t>x</m:t>
+            </m:r>
+          </m:e>
+          <m:sup>
+            <m:r>
+              <w:rPr>
+                <w:rFonts w:ascii="Cambria Math" w:hAnsi="Cambria Math"/>
+              </w:rPr>
+              <m:t>2</m:t>
+            </m:r>
+          </m:sup>
+        </m:sSup>
+        <m:r>
+          <w:rPr>
+            <w:rFonts w:ascii="Cambria Math" w:hAnsi="Cambria Math"/>
+          </w:rPr>
+          <m:t xml:space="preserve"> + x + 1</m:t>
+        </m:r>
+      </m:oMath>
+    </w:p>
+    <w:p>
+      <w:pPr>
+        <w:ind w:left="720"/>
       </w:pPr>
       <w:r>
         <w:t>对应十六进制：</w:t>
@@ -4237,11 +4559,6 @@
       </w:r>
     </w:p>
     <w:p>
-      <w:pPr>
-        <w:rPr>
-          <w:rFonts w:hint="eastAsia"/>
-        </w:rPr>
-      </w:pPr>
       <w:r>
         <w:rPr>
           <w:noProof/>
@@ -4262,7 +4579,7 @@
                     <pic:cNvPicPr/>
                   </pic:nvPicPr>
                   <pic:blipFill>
-                    <a:blip r:embed="rId26"/>
+                    <a:blip r:embed="rId28"/>
                     <a:stretch>
                       <a:fillRect/>
                     </a:stretch>
@@ -4283,8 +4600,46 @@
         </w:drawing>
       </w:r>
     </w:p>
+    <w:p>
+      <w:r>
+        <w:rPr>
+          <w:rFonts w:hint="eastAsia"/>
+        </w:rPr>
+        <w:t>可以看到，通过对</w:t>
+      </w:r>
+      <w:r>
+        <w:rPr>
+          <w:rFonts w:hint="eastAsia"/>
+        </w:rPr>
+        <w:t>GCM</w:t>
+      </w:r>
+      <w:r>
+        <w:rPr>
+          <w:rFonts w:hint="eastAsia"/>
+        </w:rPr>
+        <w:t>模型的优化，减少了加密和解密时间，性能提高了大致</w:t>
+      </w:r>
+      <w:r>
+        <w:rPr>
+          <w:rFonts w:hint="eastAsia"/>
+        </w:rPr>
+        <w:t>1.7</w:t>
+      </w:r>
+      <w:r>
+        <w:rPr>
+          <w:rFonts w:hint="eastAsia"/>
+        </w:rPr>
+        <w:t>倍</w:t>
+      </w:r>
+      <w:r>
+        <w:rPr>
+          <w:rFonts w:hint="eastAsia"/>
+        </w:rPr>
+        <w:t>。</w:t>
+      </w:r>
+    </w:p>
     <w:sectPr>
-      <w:footerReference w:type="default" r:id="rId27"/>
+      <w:footerReference w:type="default" r:id="rId29"/>
       <w:pgSz w:w="11906" w:h="16838"/>
       <w:pgMar w:top="1440" w:right="1800" w:bottom="1440" w:left="1800" w:header="851" w:footer="992" w:gutter="0"/>
       <w:cols w:space="425"/>
@@ -4690,6 +5045,128 @@
     </w:lvl>
   </w:abstractNum>
   <w:abstractNum w:abstractNumId="2" w15:restartNumberingAfterBreak="0">
+    <w:nsid w:val="066330C8"/>
+    <w:multiLevelType w:val="multilevel"/>
+    <w:tmpl w:val="5C208AEA"/>
+    <w:lvl w:ilvl="0">
+      <w:start w:val="4"/>
+      <w:numFmt w:val="decimal"/>
+      <w:lvlText w:val="%1"/>
+      <w:lvlJc w:val="left"/>
+      <w:pPr>
+        <w:ind w:left="360" w:hanging="360"/>
+      </w:pPr>
+      <w:rPr>
+        <w:rFonts w:hint="default"/>
+        <w:b w:val="0"/>
+      </w:rPr>
+    </w:lvl>
+    <w:lvl w:ilvl="1">
+      <w:start w:val="1"/>
+      <w:numFmt w:val="decimal"/>
+      <w:lvlText w:val="%1.%2"/>
+      <w:lvlJc w:val="left"/>
+      <w:pPr>
+        <w:ind w:left="360" w:hanging="360"/>
+      </w:pPr>
+      <w:rPr>
+        <w:rFonts w:hint="default"/>
+        <w:b w:val="0"/>
+      </w:rPr>
+    </w:lvl>
+    <w:lvl w:ilvl="2">
+      <w:start w:val="1"/>
+      <w:numFmt w:val="decimal"/>
+      <w:lvlText w:val="%1.%2.%3"/>
+      <w:lvlJc w:val="left"/>
+      <w:pPr>
+        <w:ind w:left="720" w:hanging="720"/>
+      </w:pPr>
+      <w:rPr>
+        <w:rFonts w:hint="default"/>
+        <w:b w:val="0"/>
+      </w:rPr>
+    </w:lvl>
+    <w:lvl w:ilvl="3">
+      <w:start w:val="1"/>
+      <w:numFmt w:val="decimal"/>
+      <w:lvlText w:val="%1.%2.%3.%4"/>
+      <w:lvlJc w:val="left"/>
+      <w:pPr>
+        <w:ind w:left="720" w:hanging="720"/>
+      </w:pPr>
+      <w:rPr>
+        <w:rFonts w:hint="default"/>
+        <w:b w:val="0"/>
+      </w:rPr>
+    </w:lvl>
+    <w:lvl w:ilvl="4">
+      <w:start w:val="1"/>
+      <w:numFmt w:val="decimal"/>
+      <w:lvlText w:val="%1.%2.%3.%4.%5"/>
+      <w:lvlJc w:val="left"/>
+      <w:pPr>
+        <w:ind w:left="1080" w:hanging="1080"/>
+      </w:pPr>
+      <w:rPr>
+        <w:rFonts w:hint="default"/>
+        <w:b w:val="0"/>
+      </w:rPr>
+    </w:lvl>
+    <w:lvl w:ilvl="5">
+      <w:start w:val="1"/>
+      <w:numFmt w:val="decimal"/>
+      <w:lvlText w:val="%1.%2.%3.%4.%5.%6"/>
+      <w:lvlJc w:val="left"/>
+      <w:pPr>
+        <w:ind w:left="1080" w:hanging="1080"/>
+      </w:pPr>
+      <w:rPr>
+        <w:rFonts w:hint="default"/>
+        <w:b w:val="0"/>
+      </w:rPr>
+    </w:lvl>
+    <w:lvl w:ilvl="6">
+      <w:start w:val="1"/>
+      <w:numFmt w:val="decimal"/>
+      <w:lvlText w:val="%1.%2.%3.%4.%5.%6.%7"/>
+      <w:lvlJc w:val="left"/>
+      <w:pPr>
+        <w:ind w:left="1440" w:hanging="1440"/>
+      </w:pPr>
+      <w:rPr>
+        <w:rFonts w:hint="default"/>
+        <w:b w:val="0"/>
+      </w:rPr>
+    </w:lvl>
+    <w:lvl w:ilvl="7">
+      <w:start w:val="1"/>
+      <w:numFmt w:val="decimal"/>
+      <w:lvlText w:val="%1.%2.%3.%4.%5.%6.%7.%8"/>
+      <w:lvlJc w:val="left"/>
+      <w:pPr>
+        <w:ind w:left="1440" w:hanging="1440"/>
+      </w:pPr>
+      <w:rPr>
+        <w:rFonts w:hint="default"/>
+        <w:b w:val="0"/>
+      </w:rPr>
+    </w:lvl>
+    <w:lvl w:ilvl="8">
+      <w:start w:val="1"/>
+      <w:numFmt w:val="decimal"/>
+      <w:lvlText w:val="%1.%2.%3.%4.%5.%6.%7.%8.%9"/>
+      <w:lvlJc w:val="left"/>
+      <w:pPr>
+        <w:ind w:left="1800" w:hanging="1800"/>
+      </w:pPr>
+      <w:rPr>
+        <w:rFonts w:hint="default"/>
+        <w:b w:val="0"/>
+      </w:rPr>
+    </w:lvl>
+  </w:abstractNum>
+  <w:abstractNum w:abstractNumId="3" w15:restartNumberingAfterBreak="0">
     <w:nsid w:val="11CF6737"/>
     <w:multiLevelType w:val="multilevel"/>
     <w:tmpl w:val="F0E2BC2E"/>
@@ -4806,7 +5283,7 @@
       </w:pPr>
     </w:lvl>
   </w:abstractNum>
-  <w:abstractNum w:abstractNumId="3" w15:restartNumberingAfterBreak="0">
+  <w:abstractNum w:abstractNumId="4" w15:restartNumberingAfterBreak="0">
     <w:nsid w:val="25FE4A3D"/>
     <w:multiLevelType w:val="hybridMultilevel"/>
     <w:tmpl w:val="3E72120E"/>
@@ -4895,7 +5372,7 @@
       </w:pPr>
     </w:lvl>
   </w:abstractNum>
-  <w:abstractNum w:abstractNumId="4" w15:restartNumberingAfterBreak="0">
+  <w:abstractNum w:abstractNumId="5" w15:restartNumberingAfterBreak="0">
     <w:nsid w:val="27CD0D72"/>
     <w:multiLevelType w:val="multilevel"/>
     <w:tmpl w:val="25209FBC"/>
@@ -5012,7 +5489,7 @@
       </w:pPr>
     </w:lvl>
   </w:abstractNum>
-  <w:abstractNum w:abstractNumId="5" w15:restartNumberingAfterBreak="0">
+  <w:abstractNum w:abstractNumId="6" w15:restartNumberingAfterBreak="0">
     <w:nsid w:val="2DF55B80"/>
     <w:multiLevelType w:val="hybridMultilevel"/>
     <w:tmpl w:val="23CA57FE"/>
@@ -5125,7 +5602,7 @@
       </w:rPr>
     </w:lvl>
   </w:abstractNum>
-  <w:abstractNum w:abstractNumId="6" w15:restartNumberingAfterBreak="0">
+  <w:abstractNum w:abstractNumId="7" w15:restartNumberingAfterBreak="0">
     <w:nsid w:val="33241DC7"/>
     <w:multiLevelType w:val="multilevel"/>
     <w:tmpl w:val="36D012CE"/>
@@ -5274,7 +5751,7 @@
       </w:rPr>
     </w:lvl>
   </w:abstractNum>
-  <w:abstractNum w:abstractNumId="7" w15:restartNumberingAfterBreak="0">
+  <w:abstractNum w:abstractNumId="8" w15:restartNumberingAfterBreak="0">
     <w:nsid w:val="3B817A75"/>
     <w:multiLevelType w:val="multilevel"/>
     <w:tmpl w:val="6D08377E"/>
@@ -5423,7 +5900,7 @@
       </w:rPr>
     </w:lvl>
   </w:abstractNum>
-  <w:abstractNum w:abstractNumId="8" w15:restartNumberingAfterBreak="0">
+  <w:abstractNum w:abstractNumId="9" w15:restartNumberingAfterBreak="0">
     <w:nsid w:val="3D53490F"/>
     <w:multiLevelType w:val="multilevel"/>
     <w:tmpl w:val="1378222E"/>
@@ -5540,7 +6017,7 @@
       </w:pPr>
     </w:lvl>
   </w:abstractNum>
-  <w:abstractNum w:abstractNumId="9" w15:restartNumberingAfterBreak="0">
+  <w:abstractNum w:abstractNumId="10" w15:restartNumberingAfterBreak="0">
     <w:nsid w:val="495A4A0E"/>
     <w:multiLevelType w:val="multilevel"/>
     <w:tmpl w:val="5964AFF2"/>
@@ -5657,7 +6134,7 @@
       </w:pPr>
     </w:lvl>
   </w:abstractNum>
-  <w:abstractNum w:abstractNumId="10" w15:restartNumberingAfterBreak="0">
+  <w:abstractNum w:abstractNumId="11" w15:restartNumberingAfterBreak="0">
     <w:nsid w:val="4A2F335A"/>
     <w:multiLevelType w:val="multilevel"/>
     <w:tmpl w:val="7F0A3A7A"/>
@@ -5806,7 +6283,7 @@
       </w:rPr>
     </w:lvl>
   </w:abstractNum>
-  <w:abstractNum w:abstractNumId="11" w15:restartNumberingAfterBreak="0">
+  <w:abstractNum w:abstractNumId="12" w15:restartNumberingAfterBreak="0">
     <w:nsid w:val="4AE908E2"/>
     <w:multiLevelType w:val="multilevel"/>
     <w:tmpl w:val="DF6600E6"/>
@@ -5955,7 +6432,7 @@
       </w:rPr>
     </w:lvl>
   </w:abstractNum>
-  <w:abstractNum w:abstractNumId="12" w15:restartNumberingAfterBreak="0">
+  <w:abstractNum w:abstractNumId="13" w15:restartNumberingAfterBreak="0">
     <w:nsid w:val="4E141884"/>
     <w:multiLevelType w:val="multilevel"/>
     <w:tmpl w:val="63B0E2C2"/>
@@ -6104,7 +6581,7 @@
       </w:rPr>
     </w:lvl>
   </w:abstractNum>
-  <w:abstractNum w:abstractNumId="13" w15:restartNumberingAfterBreak="0">
+  <w:abstractNum w:abstractNumId="14" w15:restartNumberingAfterBreak="0">
     <w:nsid w:val="50231297"/>
     <w:multiLevelType w:val="multilevel"/>
     <w:tmpl w:val="BA46BDA2"/>
@@ -6253,7 +6730,7 @@
       </w:rPr>
     </w:lvl>
   </w:abstractNum>
-  <w:abstractNum w:abstractNumId="14" w15:restartNumberingAfterBreak="0">
+  <w:abstractNum w:abstractNumId="15" w15:restartNumberingAfterBreak="0">
     <w:nsid w:val="509C2453"/>
     <w:multiLevelType w:val="multilevel"/>
     <w:tmpl w:val="57EE960A"/>
@@ -6398,7 +6875,7 @@
       </w:rPr>
     </w:lvl>
   </w:abstractNum>
-  <w:abstractNum w:abstractNumId="15" w15:restartNumberingAfterBreak="0">
+  <w:abstractNum w:abstractNumId="16" w15:restartNumberingAfterBreak="0">
     <w:nsid w:val="53E23C33"/>
     <w:multiLevelType w:val="multilevel"/>
     <w:tmpl w:val="4AA2BE86"/>
@@ -6547,7 +7024,7 @@
       </w:rPr>
     </w:lvl>
   </w:abstractNum>
-  <w:abstractNum w:abstractNumId="16" w15:restartNumberingAfterBreak="0">
+  <w:abstractNum w:abstractNumId="17" w15:restartNumberingAfterBreak="0">
     <w:nsid w:val="5AB757F8"/>
     <w:multiLevelType w:val="multilevel"/>
     <w:tmpl w:val="28C68192"/>
@@ -6696,7 +7173,7 @@
       </w:rPr>
     </w:lvl>
   </w:abstractNum>
-  <w:abstractNum w:abstractNumId="17" w15:restartNumberingAfterBreak="0">
+  <w:abstractNum w:abstractNumId="18" w15:restartNumberingAfterBreak="0">
     <w:nsid w:val="5AEF5A8F"/>
     <w:multiLevelType w:val="hybridMultilevel"/>
     <w:tmpl w:val="861ED1B6"/>
@@ -6785,7 +7262,7 @@
       </w:pPr>
     </w:lvl>
   </w:abstractNum>
-  <w:abstractNum w:abstractNumId="18" w15:restartNumberingAfterBreak="0">
+  <w:abstractNum w:abstractNumId="19" w15:restartNumberingAfterBreak="0">
     <w:nsid w:val="62BE50EF"/>
     <w:multiLevelType w:val="multilevel"/>
     <w:tmpl w:val="3530FAE4"/>
@@ -6934,7 +7411,7 @@
       </w:rPr>
     </w:lvl>
   </w:abstractNum>
-  <w:abstractNum w:abstractNumId="19" w15:restartNumberingAfterBreak="0">
+  <w:abstractNum w:abstractNumId="20" w15:restartNumberingAfterBreak="0">
     <w:nsid w:val="62FB76FD"/>
     <w:multiLevelType w:val="multilevel"/>
     <w:tmpl w:val="3B3CBC82"/>
@@ -7051,7 +7528,7 @@
       </w:pPr>
     </w:lvl>
   </w:abstractNum>
-  <w:abstractNum w:abstractNumId="20" w15:restartNumberingAfterBreak="0">
+  <w:abstractNum w:abstractNumId="21" w15:restartNumberingAfterBreak="0">
     <w:nsid w:val="64113C08"/>
     <w:multiLevelType w:val="multilevel"/>
     <w:tmpl w:val="5D563C00"/>
@@ -7168,7 +7645,7 @@
       </w:pPr>
     </w:lvl>
   </w:abstractNum>
-  <w:abstractNum w:abstractNumId="21" w15:restartNumberingAfterBreak="0">
+  <w:abstractNum w:abstractNumId="22" w15:restartNumberingAfterBreak="0">
     <w:nsid w:val="666A449D"/>
     <w:multiLevelType w:val="multilevel"/>
     <w:tmpl w:val="0164C3D6"/>
@@ -7317,7 +7794,7 @@
       </w:rPr>
     </w:lvl>
   </w:abstractNum>
-  <w:abstractNum w:abstractNumId="22" w15:restartNumberingAfterBreak="0">
+  <w:abstractNum w:abstractNumId="23" w15:restartNumberingAfterBreak="0">
     <w:nsid w:val="684E58D5"/>
     <w:multiLevelType w:val="multilevel"/>
     <w:tmpl w:val="4134F0E4"/>
@@ -7466,7 +7943,7 @@
       </w:rPr>
     </w:lvl>
   </w:abstractNum>
-  <w:abstractNum w:abstractNumId="23" w15:restartNumberingAfterBreak="0">
+  <w:abstractNum w:abstractNumId="24" w15:restartNumberingAfterBreak="0">
     <w:nsid w:val="68555C12"/>
     <w:multiLevelType w:val="multilevel"/>
     <w:tmpl w:val="AD4266B8"/>
@@ -7615,7 +8092,7 @@
       </w:rPr>
     </w:lvl>
   </w:abstractNum>
-  <w:abstractNum w:abstractNumId="24" w15:restartNumberingAfterBreak="0">
+  <w:abstractNum w:abstractNumId="25" w15:restartNumberingAfterBreak="0">
     <w:nsid w:val="6A3540DD"/>
     <w:multiLevelType w:val="multilevel"/>
     <w:tmpl w:val="42D8DB6E"/>
@@ -7764,7 +8241,7 @@
       </w:rPr>
     </w:lvl>
   </w:abstractNum>
-  <w:abstractNum w:abstractNumId="25" w15:restartNumberingAfterBreak="0">
+  <w:abstractNum w:abstractNumId="26" w15:restartNumberingAfterBreak="0">
     <w:nsid w:val="6F915D06"/>
     <w:multiLevelType w:val="multilevel"/>
     <w:tmpl w:val="003C4BF0"/>
@@ -7913,7 +8390,7 @@
       </w:rPr>
     </w:lvl>
   </w:abstractNum>
-  <w:abstractNum w:abstractNumId="26" w15:restartNumberingAfterBreak="0">
+  <w:abstractNum w:abstractNumId="27" w15:restartNumberingAfterBreak="0">
     <w:nsid w:val="72C70E34"/>
     <w:multiLevelType w:val="multilevel"/>
     <w:tmpl w:val="46A48192"/>
@@ -8062,7 +8539,7 @@
       </w:rPr>
     </w:lvl>
   </w:abstractNum>
-  <w:abstractNum w:abstractNumId="27" w15:restartNumberingAfterBreak="0">
+  <w:abstractNum w:abstractNumId="28" w15:restartNumberingAfterBreak="0">
     <w:nsid w:val="74971BAB"/>
     <w:multiLevelType w:val="multilevel"/>
     <w:tmpl w:val="46361134"/>
@@ -8211,7 +8688,7 @@
       </w:rPr>
     </w:lvl>
   </w:abstractNum>
-  <w:abstractNum w:abstractNumId="28" w15:restartNumberingAfterBreak="0">
+  <w:abstractNum w:abstractNumId="29" w15:restartNumberingAfterBreak="0">
     <w:nsid w:val="75075F56"/>
     <w:multiLevelType w:val="multilevel"/>
     <w:tmpl w:val="5422F376"/>
@@ -8360,7 +8837,7 @@
       </w:rPr>
     </w:lvl>
   </w:abstractNum>
-  <w:abstractNum w:abstractNumId="29" w15:restartNumberingAfterBreak="0">
+  <w:abstractNum w:abstractNumId="30" w15:restartNumberingAfterBreak="0">
     <w:nsid w:val="762133D7"/>
     <w:multiLevelType w:val="hybridMultilevel"/>
     <w:tmpl w:val="53A675B4"/>
@@ -8449,7 +8926,7 @@
       </w:pPr>
     </w:lvl>
   </w:abstractNum>
-  <w:abstractNum w:abstractNumId="30" w15:restartNumberingAfterBreak="0">
+  <w:abstractNum w:abstractNumId="31" w15:restartNumberingAfterBreak="0">
     <w:nsid w:val="7B7C1BDC"/>
     <w:multiLevelType w:val="multilevel"/>
     <w:tmpl w:val="1E7E350A"/>
@@ -8599,37 +9076,37 @@
     </w:lvl>
   </w:abstractNum>
   <w:num w:numId="1" w16cid:durableId="1257902912">
-    <w:abstractNumId w:val="5"/>
+    <w:abstractNumId w:val="6"/>
   </w:num>
   <w:num w:numId="2" w16cid:durableId="549607882">
-    <w:abstractNumId w:val="17"/>
+    <w:abstractNumId w:val="18"/>
   </w:num>
   <w:num w:numId="3" w16cid:durableId="126247614">
-    <w:abstractNumId w:val="3"/>
+    <w:abstractNumId w:val="4"/>
   </w:num>
   <w:num w:numId="4" w16cid:durableId="786849434">
-    <w:abstractNumId w:val="29"/>
+    <w:abstractNumId w:val="30"/>
   </w:num>
   <w:num w:numId="5" w16cid:durableId="1691299280">
-    <w:abstractNumId w:val="25"/>
+    <w:abstractNumId w:val="26"/>
   </w:num>
   <w:num w:numId="6" w16cid:durableId="489906248">
+    <w:abstractNumId w:val="28"/>
+  </w:num>
+  <w:num w:numId="7" w16cid:durableId="113986275">
+    <w:abstractNumId w:val="24"/>
+  </w:num>
+  <w:num w:numId="8" w16cid:durableId="345719499">
     <w:abstractNumId w:val="27"/>
   </w:num>
-  <w:num w:numId="7" w16cid:durableId="113986275">
-    <w:abstractNumId w:val="23"/>
-  </w:num>
-  <w:num w:numId="8" w16cid:durableId="345719499">
-    <w:abstractNumId w:val="26"/>
-  </w:num>
   <w:num w:numId="9" w16cid:durableId="1776437443">
-    <w:abstractNumId w:val="6"/>
+    <w:abstractNumId w:val="7"/>
   </w:num>
   <w:num w:numId="10" w16cid:durableId="630133817">
-    <w:abstractNumId w:val="7"/>
+    <w:abstractNumId w:val="8"/>
   </w:num>
   <w:num w:numId="11" w16cid:durableId="1039206062">
-    <w:abstractNumId w:val="14"/>
+    <w:abstractNumId w:val="15"/>
   </w:num>
   <w:num w:numId="12" w16cid:durableId="1369644113">
     <w:abstractNumId w:val="0"/>
@@ -8638,58 +9115,61 @@
     <w:abstractNumId w:val="1"/>
   </w:num>
   <w:num w:numId="14" w16cid:durableId="702944716">
+    <w:abstractNumId w:val="17"/>
+  </w:num>
+  <w:num w:numId="15" w16cid:durableId="856692952">
+    <w:abstractNumId w:val="20"/>
+  </w:num>
+  <w:num w:numId="16" w16cid:durableId="1663973074">
+    <w:abstractNumId w:val="9"/>
+  </w:num>
+  <w:num w:numId="17" w16cid:durableId="1797870524">
+    <w:abstractNumId w:val="12"/>
+  </w:num>
+  <w:num w:numId="18" w16cid:durableId="908491603">
+    <w:abstractNumId w:val="14"/>
+  </w:num>
+  <w:num w:numId="19" w16cid:durableId="1250384359">
+    <w:abstractNumId w:val="25"/>
+  </w:num>
+  <w:num w:numId="20" w16cid:durableId="1163355150">
     <w:abstractNumId w:val="16"/>
   </w:num>
-  <w:num w:numId="15" w16cid:durableId="856692952">
+  <w:num w:numId="21" w16cid:durableId="1576552189">
+    <w:abstractNumId w:val="13"/>
+  </w:num>
+  <w:num w:numId="22" w16cid:durableId="1128936414">
+    <w:abstractNumId w:val="29"/>
+  </w:num>
+  <w:num w:numId="23" w16cid:durableId="1252931790">
     <w:abstractNumId w:val="19"/>
   </w:num>
-  <w:num w:numId="16" w16cid:durableId="1663973074">
-    <w:abstractNumId w:val="8"/>
+  <w:num w:numId="24" w16cid:durableId="496305140">
+    <w:abstractNumId w:val="21"/>
   </w:num>
-  <w:num w:numId="17" w16cid:durableId="1797870524">
+  <w:num w:numId="25" w16cid:durableId="1080521480">
+    <w:abstractNumId w:val="22"/>
+  </w:num>
+  <w:num w:numId="26" w16cid:durableId="1415736361">
+    <w:abstractNumId w:val="3"/>
+  </w:num>
+  <w:num w:numId="27" w16cid:durableId="734356011">
+    <w:abstractNumId w:val="5"/>
+  </w:num>
+  <w:num w:numId="28" w16cid:durableId="1815298366">
     <w:abstractNumId w:val="11"/>
   </w:num>
-  <w:num w:numId="18" w16cid:durableId="908491603">
-    <w:abstractNumId w:val="13"/>
-  </w:num>
-  <w:num w:numId="19" w16cid:durableId="1250384359">
-    <w:abstractNumId w:val="24"/>
-  </w:num>
-  <w:num w:numId="20" w16cid:durableId="1163355150">
-    <w:abstractNumId w:val="15"/>
-  </w:num>
-  <w:num w:numId="21" w16cid:durableId="1576552189">
-    <w:abstractNumId w:val="12"/>
-  </w:num>
-  <w:num w:numId="22" w16cid:durableId="1128936414">
-    <w:abstractNumId w:val="28"/>
-  </w:num>
-  <w:num w:numId="23" w16cid:durableId="1252931790">
-    <w:abstractNumId w:val="18"/>
-  </w:num>
-  <w:num w:numId="24" w16cid:durableId="496305140">
-    <w:abstractNumId w:val="20"/>
-  </w:num>
-  <w:num w:numId="25" w16cid:durableId="1080521480">
-    <w:abstractNumId w:val="21"/>
-  </w:num>
-  <w:num w:numId="26" w16cid:durableId="1415736361">
-    <w:abstractNumId w:val="2"/>
-  </w:num>
-  <w:num w:numId="27" w16cid:durableId="734356011">
-    <w:abstractNumId w:val="4"/>
-  </w:num>
-  <w:num w:numId="28" w16cid:durableId="1815298366">
+  <w:num w:numId="29" w16cid:durableId="1044519877">
     <w:abstractNumId w:val="10"/>
   </w:num>
-  <w:num w:numId="29" w16cid:durableId="1044519877">
-    <w:abstractNumId w:val="9"/>
-  </w:num>
   <w:num w:numId="30" w16cid:durableId="299500903">
-    <w:abstractNumId w:val="30"/>
+    <w:abstractNumId w:val="31"/>
   </w:num>
   <w:num w:numId="31" w16cid:durableId="1933857299">
-    <w:abstractNumId w:val="22"/>
+    <w:abstractNumId w:val="23"/>
+  </w:num>
+  <w:num w:numId="32" w16cid:durableId="1598563948">
+    <w:abstractNumId w:val="2"/>
   </w:num>
 </w:numbering>
 </file>
@@ -9094,7 +9574,7 @@
   <w:style w:type="paragraph" w:default="1" w:styleId="a">
     <w:name w:val="Normal"/>
     <w:qFormat/>
-    <w:rsid w:val="00683AEC"/>
+    <w:rsid w:val="002073B2"/>
     <w:pPr>
       <w:widowControl w:val="0"/>
     </w:pPr>
@@ -9304,6 +9784,7 @@
   <w:style w:type="character" w:default="1" w:styleId="a0">
     <w:name w:val="Default Paragraph Font"/>
     <w:uiPriority w:val="1"/>
+    <w:semiHidden/>
     <w:unhideWhenUsed/>
   </w:style>
   <w:style w:type="table" w:default="1" w:styleId="a1">

--- a/Project1/说明文档.docx
+++ b/Project1/说明文档.docx
@@ -4,14 +4,209 @@
   <w:body>
     <w:p>
       <w:pPr>
+        <w:jc w:val="center"/>
+      </w:pPr>
+      <w:r>
+        <w:rPr>
+          <w:rFonts w:hint="eastAsia"/>
+        </w:rPr>
+        <w:t xml:space="preserve">   </w:t>
+      </w:r>
+      <w:r>
+        <w:rPr>
+          <w:noProof/>
+        </w:rPr>
+        <w:drawing>
+          <wp:inline distT="0" distB="0" distL="0" distR="0" wp14:anchorId="195C24E7" wp14:editId="7F006B16">
+            <wp:extent cx="3250194" cy="3765550"/>
+            <wp:effectExtent l="0" t="0" r="7620" b="6350"/>
+            <wp:docPr id="1231555210" name="图片 1"/>
+            <wp:cNvGraphicFramePr>
+              <a:graphicFrameLocks xmlns:a="http://schemas.openxmlformats.org/drawingml/2006/main" noChangeAspect="1"/>
+            </wp:cNvGraphicFramePr>
+            <a:graphic xmlns:a="http://schemas.openxmlformats.org/drawingml/2006/main">
+              <a:graphicData uri="http://schemas.openxmlformats.org/drawingml/2006/picture">
+                <pic:pic xmlns:pic="http://schemas.openxmlformats.org/drawingml/2006/picture">
+                  <pic:nvPicPr>
+                    <pic:cNvPr id="0" name="Picture 1"/>
+                    <pic:cNvPicPr>
+                      <a:picLocks noChangeAspect="1" noChangeArrowheads="1"/>
+                    </pic:cNvPicPr>
+                  </pic:nvPicPr>
+                  <pic:blipFill rotWithShape="1">
+                    <a:blip r:embed="rId8" cstate="print">
+                      <a:extLst>
+                        <a:ext uri="{28A0092B-C50C-407E-A947-70E740481C1C}">
+                          <a14:useLocalDpi xmlns:a14="http://schemas.microsoft.com/office/drawing/2010/main" val="0"/>
+                        </a:ext>
+                      </a:extLst>
+                    </a:blip>
+                    <a:srcRect l="12188" r="7816"/>
+                    <a:stretch/>
+                  </pic:blipFill>
+                  <pic:spPr bwMode="auto">
+                    <a:xfrm>
+                      <a:off x="0" y="0"/>
+                      <a:ext cx="3250518" cy="3765925"/>
+                    </a:xfrm>
+                    <a:prstGeom prst="rect">
+                      <a:avLst/>
+                    </a:prstGeom>
+                    <a:noFill/>
+                    <a:ln>
+                      <a:noFill/>
+                    </a:ln>
+                    <a:extLst>
+                      <a:ext uri="{53640926-AAD7-44D8-BBD7-CCE9431645EC}">
+                        <a14:shadowObscured xmlns:a14="http://schemas.microsoft.com/office/drawing/2010/main"/>
+                      </a:ext>
+                    </a:extLst>
+                  </pic:spPr>
+                </pic:pic>
+              </a:graphicData>
+            </a:graphic>
+          </wp:inline>
+        </w:drawing>
+      </w:r>
+    </w:p>
+    <w:p>
+      <w:pPr>
+        <w:jc w:val="center"/>
+        <w:rPr>
+          <w:b/>
+          <w:bCs/>
+          <w:sz w:val="56"/>
+          <w:szCs w:val="56"/>
+        </w:rPr>
+      </w:pPr>
+      <w:r>
+        <w:rPr>
+          <w:rFonts w:hint="eastAsia"/>
+          <w:b/>
+          <w:bCs/>
+          <w:sz w:val="56"/>
+          <w:szCs w:val="56"/>
+        </w:rPr>
+        <w:t>Project1</w:t>
+      </w:r>
+    </w:p>
+    <w:p>
+      <w:pPr>
+        <w:jc w:val="center"/>
+        <w:rPr>
+          <w:b/>
+          <w:bCs/>
+          <w:sz w:val="56"/>
+          <w:szCs w:val="56"/>
+        </w:rPr>
+      </w:pPr>
+      <w:r>
+        <w:rPr>
+          <w:rFonts w:hint="eastAsia"/>
+          <w:b/>
+          <w:bCs/>
+          <w:sz w:val="56"/>
+          <w:szCs w:val="56"/>
+        </w:rPr>
+        <w:t>说明文档</w:t>
+      </w:r>
+    </w:p>
+    <w:p>
+      <w:pPr>
+        <w:jc w:val="center"/>
+      </w:pPr>
+    </w:p>
+    <w:p>
+      <w:pPr>
+        <w:jc w:val="center"/>
+        <w:rPr>
+          <w:b/>
+          <w:bCs/>
+          <w:sz w:val="48"/>
+          <w:szCs w:val="48"/>
+        </w:rPr>
+      </w:pPr>
+    </w:p>
+    <w:p>
+      <w:pPr>
+        <w:jc w:val="center"/>
+        <w:rPr>
+          <w:b/>
+          <w:bCs/>
+          <w:sz w:val="48"/>
+          <w:szCs w:val="48"/>
+        </w:rPr>
+      </w:pPr>
+    </w:p>
+    <w:p>
+      <w:pPr>
+        <w:jc w:val="center"/>
+        <w:rPr>
+          <w:b/>
+          <w:bCs/>
+          <w:sz w:val="48"/>
+          <w:szCs w:val="48"/>
+        </w:rPr>
+      </w:pPr>
+    </w:p>
+    <w:p>
+      <w:pPr>
+        <w:jc w:val="center"/>
+        <w:rPr>
+          <w:sz w:val="44"/>
+          <w:szCs w:val="44"/>
+        </w:rPr>
+      </w:pPr>
+      <w:r>
+        <w:rPr>
+          <w:rFonts w:hint="eastAsia"/>
+          <w:sz w:val="44"/>
+          <w:szCs w:val="44"/>
+        </w:rPr>
+        <w:t>郎泓森</w:t>
+      </w:r>
+    </w:p>
+    <w:p>
+      <w:pPr>
+        <w:jc w:val="center"/>
+        <w:rPr>
+          <w:sz w:val="44"/>
+          <w:szCs w:val="44"/>
+        </w:rPr>
+      </w:pPr>
+      <w:r>
+        <w:rPr>
+          <w:rFonts w:hint="eastAsia"/>
+          <w:sz w:val="44"/>
+          <w:szCs w:val="44"/>
+        </w:rPr>
+        <w:t>202200460010</w:t>
+      </w:r>
+    </w:p>
+    <w:p/>
+    <w:p>
+      <w:pPr>
         <w:pStyle w:val="1"/>
       </w:pPr>
       <w:r>
         <w:rPr>
           <w:rFonts w:hint="eastAsia"/>
         </w:rPr>
+        <w:lastRenderedPageBreak/>
+        <w:t>一、</w:t>
+      </w:r>
+      <w:r>
+        <w:rPr>
+          <w:rFonts w:hint="eastAsia"/>
+        </w:rPr>
         <w:t>SM4</w:t>
       </w:r>
+      <w:r>
+        <w:rPr>
+          <w:rFonts w:hint="eastAsia"/>
+        </w:rPr>
+        <w:t>的基础实现</w:t>
+      </w:r>
     </w:p>
     <w:p>
       <w:r>
@@ -47,6 +242,8 @@
       <w:r>
         <w:t>实现。</w:t>
       </w:r>
+    </w:p>
+    <w:p>
       <w:r>
         <w:t>SM4</w:t>
       </w:r>
@@ -126,27 +323,20 @@
     </w:p>
     <w:p>
       <w:pPr>
-        <w:ind w:left="720"/>
+        <w:ind w:firstLine="420"/>
       </w:pPr>
       <w:r>
         <w:t>256</w:t>
       </w:r>
       <w:r>
-        <w:t>字节的预定义非线性替换表</w:t>
-      </w:r>
-    </w:p>
-    <w:p>
-      <w:pPr>
-        <w:ind w:left="720"/>
-      </w:pPr>
-      <w:r>
-        <w:t>提供混淆功能，是算法中唯一的非线性部件</w:t>
-      </w:r>
-    </w:p>
-    <w:p>
-      <w:pPr>
-        <w:ind w:left="720"/>
-      </w:pPr>
+        <w:t>字节的预定义非线性替换表提供混淆功能，是算法中唯一的非线性部件</w:t>
+      </w:r>
+      <w:r>
+        <w:rPr>
+          <w:rFonts w:hint="eastAsia"/>
+        </w:rPr>
+        <w:t>，</w:t>
+      </w:r>
       <w:r>
         <w:t>在</w:t>
       </w:r>
@@ -162,6 +352,12 @@
       <w:r>
         <w:t>字节字操作</w:t>
       </w:r>
+      <w:r>
+        <w:rPr>
+          <w:rFonts w:hint="eastAsia"/>
+        </w:rPr>
+        <w:t>。</w:t>
+      </w:r>
     </w:p>
     <w:p>
       <w:pPr>
@@ -189,23 +385,7 @@
           <w:b/>
           <w:bCs/>
         </w:rPr>
-        <w:t xml:space="preserve"> (</w:t>
-      </w:r>
-      <w:proofErr w:type="spellStart"/>
-      <w:r>
-        <w:rPr>
-          <w:b/>
-          <w:bCs/>
-        </w:rPr>
-        <w:t>rol</w:t>
-      </w:r>
-      <w:proofErr w:type="spellEnd"/>
-      <w:r>
-        <w:rPr>
-          <w:b/>
-          <w:bCs/>
-        </w:rPr>
-        <w:t>)</w:t>
+        <w:t xml:space="preserve"> (rol)</w:t>
       </w:r>
     </w:p>
     <w:p>
@@ -235,7 +415,7 @@
                     <pic:cNvPicPr/>
                   </pic:nvPicPr>
                   <pic:blipFill>
-                    <a:blip r:embed="rId8"/>
+                    <a:blip r:embed="rId9"/>
                     <a:stretch>
                       <a:fillRect/>
                     </a:stretch>
@@ -258,16 +438,86 @@
     </w:p>
     <w:p>
       <w:pPr>
+        <w:ind w:firstLine="420"/>
+      </w:pPr>
+      <w:r>
+        <w:t>实现</w:t>
+      </w:r>
+      <w:r>
+        <w:t>32</w:t>
+      </w:r>
+      <w:r>
+        <w:t>位整数的循环左移操作</w:t>
+      </w:r>
+      <w:r>
+        <w:rPr>
+          <w:rFonts w:hint="eastAsia"/>
+        </w:rPr>
+        <w:t>，</w:t>
+      </w:r>
+      <w:r>
+        <w:t>用于线性变换组件</w:t>
+      </w:r>
+      <w:r>
+        <w:rPr>
+          <w:rFonts w:hint="eastAsia"/>
+        </w:rPr>
+        <w:t>。</w:t>
+      </w:r>
+    </w:p>
+    <w:p>
+      <w:pPr>
+        <w:rPr>
+          <w:b/>
+          <w:bCs/>
+        </w:rPr>
+      </w:pPr>
+      <w:r>
+        <w:rPr>
+          <w:b/>
+          <w:bCs/>
+        </w:rPr>
+        <w:t xml:space="preserve">1.3 </w:t>
+      </w:r>
+      <w:r>
+        <w:rPr>
+          <w:b/>
+          <w:bCs/>
+        </w:rPr>
+        <w:t>线性变换</w:t>
+      </w:r>
+    </w:p>
+    <w:p>
+      <w:pPr>
         <w:ind w:left="720"/>
       </w:pPr>
       <w:r>
-        <w:t>实现</w:t>
-      </w:r>
-      <w:r>
-        <w:t>32</w:t>
-      </w:r>
-      <w:r>
-        <w:t>位整数的循环左移操作</w:t>
+        <w:rPr>
+          <w:b/>
+          <w:bCs/>
+        </w:rPr>
+        <w:t>L()​</w:t>
+      </w:r>
+      <w:r>
+        <w:t>​</w:t>
+      </w:r>
+      <w:r>
+        <w:t>：用于轮函数，组合</w:t>
+      </w:r>
+      <w:r>
+        <w:t>4</w:t>
+      </w:r>
+      <w:r>
+        <w:t>种不同移位</w:t>
+      </w:r>
+      <w:r>
+        <w:t>(2,10,18,24</w:t>
+      </w:r>
+      <w:r>
+        <w:t>位</w:t>
+      </w:r>
+      <w:r>
+        <w:t>)</w:t>
       </w:r>
     </w:p>
     <w:p>
@@ -275,83 +525,11 @@
         <w:ind w:left="720"/>
       </w:pPr>
       <w:r>
-        <w:t>用于线性变换组件</w:t>
-      </w:r>
-    </w:p>
-    <w:p>
-      <w:pPr>
-        <w:rPr>
-          <w:b/>
-          <w:bCs/>
-        </w:rPr>
-      </w:pPr>
-      <w:r>
-        <w:rPr>
-          <w:b/>
-          <w:bCs/>
-        </w:rPr>
-        <w:t xml:space="preserve">1.3 </w:t>
-      </w:r>
-      <w:r>
-        <w:rPr>
-          <w:b/>
-          <w:bCs/>
-        </w:rPr>
-        <w:t>线性变换</w:t>
-      </w:r>
-    </w:p>
-    <w:p>
-      <w:pPr>
-        <w:ind w:left="720"/>
-      </w:pPr>
-      <w:r>
-        <w:rPr>
-          <w:b/>
-          <w:bCs/>
-        </w:rPr>
-        <w:t>L()​</w:t>
-      </w:r>
-      <w:r>
-        <w:t>​</w:t>
-      </w:r>
-      <w:r>
-        <w:t>：用于轮函数，组合</w:t>
-      </w:r>
-      <w:r>
-        <w:t>4</w:t>
-      </w:r>
-      <w:r>
-        <w:t>种不同移位</w:t>
-      </w:r>
-      <w:r>
-        <w:t>(2,10,18,24</w:t>
-      </w:r>
-      <w:r>
-        <w:t>位</w:t>
-      </w:r>
-      <w:r>
-        <w:t>)</w:t>
-      </w:r>
-    </w:p>
-    <w:p>
-      <w:pPr>
-        <w:ind w:left="720"/>
-      </w:pPr>
-      <w:proofErr w:type="spellStart"/>
-      <w:r>
-        <w:rPr>
-          <w:b/>
-          <w:bCs/>
-        </w:rPr>
-        <w:t>L_prime</w:t>
-      </w:r>
-      <w:proofErr w:type="spellEnd"/>
-      <w:r>
-        <w:rPr>
-          <w:b/>
-          <w:bCs/>
-        </w:rPr>
-        <w:t>()​</w:t>
+        <w:rPr>
+          <w:b/>
+          <w:bCs/>
+        </w:rPr>
+        <w:t>L_prime()​</w:t>
       </w:r>
       <w:r>
         <w:t>​</w:t>
@@ -453,7 +631,7 @@
                     <pic:cNvPicPr/>
                   </pic:nvPicPr>
                   <pic:blipFill>
-                    <a:blip r:embed="rId9"/>
+                    <a:blip r:embed="rId10"/>
                     <a:stretch>
                       <a:fillRect/>
                     </a:stretch>
@@ -544,87 +722,73 @@
       <w:pPr>
         <w:ind w:left="720"/>
       </w:pPr>
-      <w:proofErr w:type="spellStart"/>
-      <w:r>
-        <w:rPr>
-          <w:b/>
-          <w:bCs/>
+      <w:r>
+        <w:rPr>
+          <w:b/>
+          <w:bCs/>
+        </w:rPr>
+        <w:t>T_prime()​</w:t>
+      </w:r>
+      <w:r>
+        <w:t>​</w:t>
+      </w:r>
+      <w:r>
+        <w:t>：密钥扩展使用，由</w:t>
+      </w:r>
+      <w:r>
+        <w:t>τ</w:t>
+      </w:r>
+      <w:r>
+        <w:t>变换</w:t>
+      </w:r>
+      <w:r>
+        <w:t>+L_prime</w:t>
+      </w:r>
+      <w:r>
+        <w:t>变换组成</w:t>
+      </w:r>
+    </w:p>
+    <w:p>
+      <w:pPr>
+        <w:rPr>
+          <w:b/>
+          <w:bCs/>
+        </w:rPr>
+      </w:pPr>
+      <w:r>
+        <w:rPr>
+          <w:b/>
+          <w:bCs/>
+        </w:rPr>
+        <w:t xml:space="preserve">2.3 </w:t>
+      </w:r>
+      <w:r>
+        <w:rPr>
+          <w:b/>
+          <w:bCs/>
+        </w:rPr>
+        <w:t>轮函数</w:t>
+      </w:r>
+      <w:r>
+        <w:rPr>
+          <w:b/>
+          <w:bCs/>
+        </w:rPr>
+        <w:t xml:space="preserve"> F</w:t>
+      </w:r>
+    </w:p>
+    <w:p>
+      <w:pPr>
+        <w:rPr>
+          <w:b/>
+          <w:bCs/>
+        </w:rPr>
+      </w:pPr>
+      <w:r>
+        <w:rPr>
+          <w:noProof/>
         </w:rPr>
         <w:lastRenderedPageBreak/>
-        <w:t>T_prime</w:t>
-      </w:r>
-      <w:proofErr w:type="spellEnd"/>
-      <w:r>
-        <w:rPr>
-          <w:b/>
-          <w:bCs/>
-        </w:rPr>
-        <w:t>()​</w:t>
-      </w:r>
-      <w:r>
-        <w:t>​</w:t>
-      </w:r>
-      <w:r>
-        <w:t>：密钥扩展使用，由</w:t>
-      </w:r>
-      <w:r>
-        <w:t>τ</w:t>
-      </w:r>
-      <w:r>
-        <w:t>变换</w:t>
-      </w:r>
-      <w:r>
-        <w:t>+</w:t>
-      </w:r>
-      <w:proofErr w:type="spellStart"/>
-      <w:r>
-        <w:t>L_prime</w:t>
-      </w:r>
-      <w:proofErr w:type="spellEnd"/>
-      <w:r>
-        <w:t>变换组成</w:t>
-      </w:r>
-    </w:p>
-    <w:p>
-      <w:pPr>
-        <w:rPr>
-          <w:b/>
-          <w:bCs/>
-        </w:rPr>
-      </w:pPr>
-      <w:r>
-        <w:rPr>
-          <w:b/>
-          <w:bCs/>
-        </w:rPr>
-        <w:t xml:space="preserve">2.3 </w:t>
-      </w:r>
-      <w:r>
-        <w:rPr>
-          <w:b/>
-          <w:bCs/>
-        </w:rPr>
-        <w:t>轮函数</w:t>
-      </w:r>
-      <w:r>
-        <w:rPr>
-          <w:b/>
-          <w:bCs/>
-        </w:rPr>
-        <w:t xml:space="preserve"> F</w:t>
-      </w:r>
-    </w:p>
-    <w:p>
-      <w:pPr>
-        <w:rPr>
-          <w:b/>
-          <w:bCs/>
-        </w:rPr>
-      </w:pPr>
-      <w:r>
-        <w:rPr>
-          <w:noProof/>
-        </w:rPr>
         <w:drawing>
           <wp:inline distT="0" distB="0" distL="0" distR="0" wp14:anchorId="644763FF" wp14:editId="7E4520B8">
             <wp:extent cx="5274310" cy="565150"/>
@@ -641,7 +805,7 @@
                     <pic:cNvPicPr/>
                   </pic:nvPicPr>
                   <pic:blipFill>
-                    <a:blip r:embed="rId10"/>
+                    <a:blip r:embed="rId11"/>
                     <a:stretch>
                       <a:fillRect/>
                     </a:stretch>
@@ -664,16 +828,17 @@
     </w:p>
     <w:p>
       <w:pPr>
-        <w:ind w:left="720"/>
+        <w:ind w:firstLine="420"/>
       </w:pPr>
       <w:r>
         <w:t>每轮的核心操作</w:t>
       </w:r>
-    </w:p>
-    <w:p>
-      <w:pPr>
-        <w:ind w:left="720"/>
-      </w:pPr>
+      <w:r>
+        <w:rPr>
+          <w:rFonts w:hint="eastAsia"/>
+        </w:rPr>
+        <w:t>，</w:t>
+      </w:r>
       <w:r>
         <w:t>输入</w:t>
       </w:r>
@@ -695,13 +860,20 @@
       <w:r>
         <w:t>个轮密钥</w:t>
       </w:r>
-    </w:p>
-    <w:p>
-      <w:pPr>
-        <w:ind w:left="720"/>
-      </w:pPr>
+      <w:r>
+        <w:rPr>
+          <w:rFonts w:hint="eastAsia"/>
+        </w:rPr>
+        <w:t>，</w:t>
+      </w:r>
       <w:r>
         <w:t>输出用于更新状态的新字</w:t>
+      </w:r>
+      <w:r>
+        <w:rPr>
+          <w:rFonts w:hint="eastAsia"/>
+        </w:rPr>
+        <w:t>。</w:t>
       </w:r>
     </w:p>
     <w:p>
@@ -753,7 +925,7 @@
                     <pic:cNvPicPr/>
                   </pic:nvPicPr>
                   <pic:blipFill>
-                    <a:blip r:embed="rId11"/>
+                    <a:blip r:embed="rId12"/>
                     <a:stretch>
                       <a:fillRect/>
                     </a:stretch>
@@ -776,7 +948,13 @@
     </w:p>
     <w:p>
       <w:r>
-        <w:t>过程：初始密钥与系统参数</w:t>
+        <w:rPr>
+          <w:rFonts w:hint="eastAsia"/>
+        </w:rPr>
+        <w:t>密钥扩展过程由</w:t>
+      </w:r>
+      <w:r>
+        <w:t>初始密钥与系统参数</w:t>
       </w:r>
       <w:r>
         <w:t>FK</w:t>
@@ -805,16 +983,20 @@
       <w:r>
         <w:t>每轮使用</w:t>
       </w:r>
-      <w:proofErr w:type="spellStart"/>
       <w:r>
         <w:t>T_prime</w:t>
       </w:r>
-      <w:proofErr w:type="spellEnd"/>
       <w:r>
         <w:t>变换和固定参数</w:t>
       </w:r>
       <w:r>
         <w:t>CK</w:t>
+      </w:r>
+      <w:r>
+        <w:rPr>
+          <w:rFonts w:hint="eastAsia"/>
+        </w:rPr>
+        <w:t>组成。</w:t>
       </w:r>
     </w:p>
     <w:p>
@@ -900,7 +1082,7 @@
                     <pic:cNvPicPr/>
                   </pic:nvPicPr>
                   <pic:blipFill>
-                    <a:blip r:embed="rId12"/>
+                    <a:blip r:embed="rId13"/>
                     <a:stretch>
                       <a:fillRect/>
                     </a:stretch>
@@ -997,7 +1179,7 @@
                     <pic:cNvPicPr/>
                   </pic:nvPicPr>
                   <pic:blipFill>
-                    <a:blip r:embed="rId13"/>
+                    <a:blip r:embed="rId14"/>
                     <a:stretch>
                       <a:fillRect/>
                     </a:stretch>
@@ -1020,10 +1202,91 @@
     </w:p>
     <w:p>
       <w:pPr>
+        <w:ind w:firstLine="420"/>
+      </w:pPr>
+      <w:r>
+        <w:t>与加密</w:t>
+      </w:r>
+      <w:r>
+        <w:rPr>
+          <w:rFonts w:hint="eastAsia"/>
+        </w:rPr>
+        <w:t>保持了</w:t>
+      </w:r>
+      <w:r>
+        <w:t>相同</w:t>
+      </w:r>
+      <w:r>
+        <w:rPr>
+          <w:rFonts w:hint="eastAsia"/>
+        </w:rPr>
+        <w:t>的</w:t>
+      </w:r>
+      <w:r>
+        <w:t>结构</w:t>
+      </w:r>
+      <w:r>
+        <w:rPr>
+          <w:rFonts w:hint="eastAsia"/>
+        </w:rPr>
+        <w:t>，</w:t>
+      </w:r>
+      <w:r>
+        <w:t>关键差异</w:t>
+      </w:r>
+      <w:r>
+        <w:rPr>
+          <w:rFonts w:hint="eastAsia"/>
+        </w:rPr>
+        <w:t>是</w:t>
+      </w:r>
+      <w:r>
+        <w:t>逆序使用轮密钥（</w:t>
+      </w:r>
+      <w:r>
+        <w:t>rk[31]-&gt;rk[0]</w:t>
+      </w:r>
+      <w:r>
+        <w:t>）</w:t>
+      </w:r>
+    </w:p>
+    <w:p>
+      <w:pPr>
+        <w:rPr>
+          <w:b/>
+          <w:bCs/>
+        </w:rPr>
+      </w:pPr>
+      <w:r>
+        <w:rPr>
+          <w:b/>
+          <w:bCs/>
+        </w:rPr>
+        <w:t xml:space="preserve">5. </w:t>
+      </w:r>
+      <w:r>
+        <w:rPr>
+          <w:b/>
+          <w:bCs/>
+        </w:rPr>
+        <w:t>辅助函数</w:t>
+      </w:r>
+    </w:p>
+    <w:p>
+      <w:pPr>
         <w:ind w:left="720"/>
       </w:pPr>
       <w:r>
-        <w:t>与加密相同结构</w:t>
+        <w:t>bytes_to_word()</w:t>
+      </w:r>
+      <w:r>
+        <w:t>：大端序字节转</w:t>
+      </w:r>
+      <w:r>
+        <w:t>32</w:t>
+      </w:r>
+      <w:r>
+        <w:t>位字</w:t>
       </w:r>
     </w:p>
     <w:p>
@@ -1031,161 +1294,192 @@
         <w:ind w:left="720"/>
       </w:pPr>
       <w:r>
-        <w:t>关键差异：逆序使用轮密钥（</w:t>
-      </w:r>
-      <w:proofErr w:type="spellStart"/>
-      <w:r>
-        <w:t>rk</w:t>
-      </w:r>
-      <w:proofErr w:type="spellEnd"/>
-      <w:r>
-        <w:t>[31]-&gt;</w:t>
-      </w:r>
-      <w:proofErr w:type="spellStart"/>
-      <w:r>
-        <w:t>rk</w:t>
-      </w:r>
-      <w:proofErr w:type="spellEnd"/>
-      <w:r>
-        <w:t>[0]</w:t>
-      </w:r>
-      <w:r>
-        <w:t>）</w:t>
-      </w:r>
-    </w:p>
-    <w:p>
-      <w:pPr>
-        <w:rPr>
-          <w:b/>
-          <w:bCs/>
-        </w:rPr>
-      </w:pPr>
-      <w:r>
-        <w:rPr>
-          <w:b/>
-          <w:bCs/>
-        </w:rPr>
-        <w:t xml:space="preserve">5. </w:t>
-      </w:r>
-      <w:r>
-        <w:rPr>
-          <w:b/>
-          <w:bCs/>
-        </w:rPr>
-        <w:t>辅助函数</w:t>
+        <w:t>word_to_bytes()</w:t>
+      </w:r>
+      <w:r>
+        <w:t>：</w:t>
+      </w:r>
+      <w:r>
+        <w:t>32</w:t>
+      </w:r>
+      <w:r>
+        <w:t>位字转大端序字节</w:t>
       </w:r>
     </w:p>
     <w:p>
       <w:pPr>
         <w:ind w:left="720"/>
       </w:pPr>
-      <w:proofErr w:type="spellStart"/>
-      <w:r>
-        <w:t>bytes_to_word</w:t>
-      </w:r>
-      <w:proofErr w:type="spellEnd"/>
-      <w:r>
-        <w:t>()</w:t>
-      </w:r>
-      <w:r>
-        <w:t>：大端序字节转</w:t>
-      </w:r>
-      <w:r>
-        <w:t>32</w:t>
-      </w:r>
-      <w:r>
-        <w:t>位字</w:t>
-      </w:r>
-    </w:p>
-    <w:p>
-      <w:pPr>
-        <w:ind w:left="720"/>
-      </w:pPr>
-      <w:proofErr w:type="spellStart"/>
-      <w:r>
-        <w:t>word_to_bytes</w:t>
-      </w:r>
-      <w:proofErr w:type="spellEnd"/>
-      <w:r>
-        <w:t>()</w:t>
+      <w:r>
+        <w:t>reverse_words()</w:t>
+      </w:r>
+      <w:r>
+        <w:t>：交换字的顺序（加密</w:t>
+      </w:r>
+      <w:r>
+        <w:t>/</w:t>
+      </w:r>
+      <w:r>
+        <w:t>解密最后一步）</w:t>
+      </w:r>
+    </w:p>
+    <w:p>
+      <w:pPr>
+        <w:rPr>
+          <w:b/>
+          <w:bCs/>
+        </w:rPr>
+      </w:pPr>
+      <w:r>
+        <w:rPr>
+          <w:b/>
+          <w:bCs/>
+        </w:rPr>
+        <w:t xml:space="preserve">6. </w:t>
+      </w:r>
+      <w:r>
+        <w:rPr>
+          <w:b/>
+          <w:bCs/>
+        </w:rPr>
+        <w:t>测试主函数</w:t>
+      </w:r>
+    </w:p>
+    <w:p>
+      <w:r>
+        <w:rPr>
+          <w:b/>
+          <w:bCs/>
+        </w:rPr>
+        <w:t>测试向量</w:t>
+      </w:r>
+      <w:r>
+        <w:rPr>
+          <w:b/>
+          <w:bCs/>
+        </w:rPr>
+        <w:t>​</w:t>
+      </w:r>
+      <w:r>
+        <w:t>​</w:t>
       </w:r>
       <w:r>
         <w:t>：</w:t>
       </w:r>
-      <w:r>
-        <w:t>32</w:t>
-      </w:r>
-      <w:r>
-        <w:t>位字转大端序字节</w:t>
-      </w:r>
-    </w:p>
-    <w:p>
-      <w:pPr>
-        <w:ind w:left="720"/>
-      </w:pPr>
-      <w:proofErr w:type="spellStart"/>
-      <w:r>
-        <w:t>reverse_words</w:t>
-      </w:r>
-      <w:proofErr w:type="spellEnd"/>
-      <w:r>
-        <w:t>()</w:t>
-      </w:r>
-      <w:r>
-        <w:t>：交换字的顺序（加密</w:t>
-      </w:r>
-      <w:r>
-        <w:t>/</w:t>
-      </w:r>
-      <w:r>
-        <w:t>解密最后一步）</w:t>
-      </w:r>
-    </w:p>
-    <w:p>
-      <w:pPr>
-        <w:rPr>
-          <w:b/>
-          <w:bCs/>
-        </w:rPr>
-      </w:pPr>
-      <w:r>
-        <w:rPr>
-          <w:b/>
-          <w:bCs/>
-        </w:rPr>
-        <w:t xml:space="preserve">6. </w:t>
-      </w:r>
-      <w:r>
-        <w:rPr>
-          <w:b/>
-          <w:bCs/>
-        </w:rPr>
-        <w:t>测试主函数</w:t>
-      </w:r>
-    </w:p>
-    <w:p>
-      <w:pPr>
-        <w:numPr>
-          <w:ilvl w:val="0"/>
-          <w:numId w:val="15"/>
-        </w:numPr>
-      </w:pPr>
-      <w:r>
+    </w:p>
+    <w:p>
+      <w:pPr>
+        <w:ind w:firstLine="420"/>
+      </w:pPr>
+      <w:r>
+        <w:t>密钥：</w:t>
+      </w:r>
+      <w:r>
+        <w:t>0123456789abcdeffedcba9876543210</w:t>
+      </w:r>
+    </w:p>
+    <w:p>
+      <w:pPr>
+        <w:ind w:firstLine="420"/>
+      </w:pPr>
+      <w:r>
+        <w:t>明文：</w:t>
+      </w:r>
+      <w:r>
+        <w:t>0123456789abcdeffedcba9876543210</w:t>
+      </w:r>
+    </w:p>
+    <w:p>
+      <w:r>
+        <w:rPr>
+          <w:b/>
+          <w:bCs/>
+        </w:rPr>
+        <w:t>执行流程</w:t>
+      </w:r>
+      <w:r>
+        <w:rPr>
+          <w:b/>
+          <w:bCs/>
+        </w:rPr>
         <w:t>​</w:t>
       </w:r>
       <w:r>
-        <w:rPr>
-          <w:b/>
-          <w:bCs/>
-        </w:rPr>
         <w:t>​</w:t>
       </w:r>
       <w:r>
-        <w:rPr>
-          <w:b/>
-          <w:bCs/>
-        </w:rPr>
-        <w:t>测试向量</w:t>
+        <w:t>：</w:t>
+      </w:r>
+    </w:p>
+    <w:p>
+      <w:pPr>
+        <w:ind w:firstLine="420"/>
+      </w:pPr>
+      <w:r>
+        <w:t>字节数组转字数组</w:t>
+      </w:r>
+      <w:r>
+        <w:rPr>
+          <w:rFonts w:hint="eastAsia"/>
+        </w:rPr>
+        <w:t>、</w:t>
+      </w:r>
+      <w:r>
+        <w:t>密钥扩展</w:t>
+      </w:r>
+      <w:r>
+        <w:rPr>
+          <w:rFonts w:hint="eastAsia"/>
+        </w:rPr>
+        <w:t>、</w:t>
+      </w:r>
+      <w:r>
+        <w:t>加密</w:t>
+      </w:r>
+      <w:r>
+        <w:t>+</w:t>
+      </w:r>
+      <w:r>
+        <w:t>耗时统计</w:t>
+      </w:r>
+      <w:r>
+        <w:rPr>
+          <w:rFonts w:hint="eastAsia"/>
+        </w:rPr>
+        <w:t>、</w:t>
+      </w:r>
+      <w:r>
+        <w:t>解密</w:t>
+      </w:r>
+      <w:r>
+        <w:t>+</w:t>
+      </w:r>
+      <w:r>
+        <w:t>耗时统计</w:t>
+      </w:r>
+      <w:r>
+        <w:rPr>
+          <w:rFonts w:hint="eastAsia"/>
+        </w:rPr>
+        <w:t>、</w:t>
+      </w:r>
+      <w:r>
+        <w:t>结果验证</w:t>
+      </w:r>
+      <w:r>
+        <w:rPr>
+          <w:rFonts w:hint="eastAsia"/>
+        </w:rPr>
+        <w:t>。</w:t>
+      </w:r>
+    </w:p>
+    <w:p>
+      <w:r>
+        <w:rPr>
+          <w:b/>
+          <w:bCs/>
+        </w:rPr>
+        <w:t>预期输出</w:t>
       </w:r>
       <w:r>
         <w:rPr>
@@ -1203,163 +1497,7 @@
     </w:p>
     <w:p>
       <w:pPr>
-        <w:numPr>
-          <w:ilvl w:val="0"/>
-          <w:numId w:val="15"/>
-        </w:numPr>
-      </w:pPr>
-      <w:r>
-        <w:t>密钥：</w:t>
-      </w:r>
-      <w:r>
-        <w:t>0123456789abcdeffedcba9876543210</w:t>
-      </w:r>
-    </w:p>
-    <w:p>
-      <w:pPr>
-        <w:ind w:firstLineChars="300" w:firstLine="720"/>
-      </w:pPr>
-      <w:r>
-        <w:t>明文：</w:t>
-      </w:r>
-      <w:r>
-        <w:t>0123456789abcdeffedcba9876543210</w:t>
-      </w:r>
-    </w:p>
-    <w:p>
-      <w:pPr>
-        <w:numPr>
-          <w:ilvl w:val="0"/>
-          <w:numId w:val="15"/>
-        </w:numPr>
-      </w:pPr>
-      <w:r>
-        <w:t>​</w:t>
-      </w:r>
-      <w:r>
-        <w:rPr>
-          <w:b/>
-          <w:bCs/>
-        </w:rPr>
-        <w:t>​</w:t>
-      </w:r>
-      <w:r>
-        <w:rPr>
-          <w:b/>
-          <w:bCs/>
-        </w:rPr>
-        <w:t>执行流程</w:t>
-      </w:r>
-      <w:r>
-        <w:rPr>
-          <w:b/>
-          <w:bCs/>
-        </w:rPr>
-        <w:t>​</w:t>
-      </w:r>
-      <w:r>
-        <w:t>​</w:t>
-      </w:r>
-      <w:r>
-        <w:t>：</w:t>
-      </w:r>
-    </w:p>
-    <w:p>
-      <w:pPr>
-        <w:ind w:left="1440"/>
-      </w:pPr>
-      <w:r>
-        <w:t>字节数组转字数组</w:t>
-      </w:r>
-    </w:p>
-    <w:p>
-      <w:pPr>
-        <w:ind w:left="1440"/>
-      </w:pPr>
-      <w:r>
-        <w:t>密钥扩展</w:t>
-      </w:r>
-    </w:p>
-    <w:p>
-      <w:pPr>
-        <w:ind w:left="1440"/>
-      </w:pPr>
-      <w:r>
-        <w:t>加密</w:t>
-      </w:r>
-      <w:r>
-        <w:t>+</w:t>
-      </w:r>
-      <w:r>
-        <w:t>耗时统计</w:t>
-      </w:r>
-    </w:p>
-    <w:p>
-      <w:pPr>
-        <w:ind w:left="1440"/>
-      </w:pPr>
-      <w:r>
-        <w:t>解密</w:t>
-      </w:r>
-      <w:r>
-        <w:t>+</w:t>
-      </w:r>
-      <w:r>
-        <w:t>耗时统计</w:t>
-      </w:r>
-    </w:p>
-    <w:p>
-      <w:pPr>
-        <w:ind w:left="1440"/>
-      </w:pPr>
-      <w:r>
-        <w:t>结果验证</w:t>
-      </w:r>
-    </w:p>
-    <w:p>
-      <w:pPr>
-        <w:numPr>
-          <w:ilvl w:val="0"/>
-          <w:numId w:val="15"/>
-        </w:numPr>
-      </w:pPr>
-      <w:r>
-        <w:t>​</w:t>
-      </w:r>
-      <w:r>
-        <w:rPr>
-          <w:b/>
-          <w:bCs/>
-        </w:rPr>
-        <w:t>​</w:t>
-      </w:r>
-      <w:r>
-        <w:rPr>
-          <w:b/>
-          <w:bCs/>
-        </w:rPr>
-        <w:t>预期输出</w:t>
-      </w:r>
-      <w:r>
-        <w:rPr>
-          <w:b/>
-          <w:bCs/>
-        </w:rPr>
-        <w:t>​</w:t>
-      </w:r>
-      <w:r>
-        <w:t>​</w:t>
-      </w:r>
-      <w:r>
-        <w:t>：</w:t>
-      </w:r>
-    </w:p>
-    <w:p>
-      <w:pPr>
-        <w:numPr>
-          <w:ilvl w:val="0"/>
-          <w:numId w:val="15"/>
-        </w:numPr>
+        <w:ind w:firstLine="420"/>
       </w:pPr>
       <w:r>
         <w:t>密文：</w:t>
@@ -1369,284 +1507,40 @@
       </w:r>
     </w:p>
     <w:p>
+      <w:pPr>
+        <w:ind w:firstLine="420"/>
+      </w:pPr>
       <w:r>
         <w:t>解密结果应与原始明文相同</w:t>
       </w:r>
-    </w:p>
-    <w:p>
-      <w:pPr>
-        <w:rPr>
-          <w:b/>
-          <w:bCs/>
-        </w:rPr>
-      </w:pPr>
-      <w:r>
-        <w:rPr>
-          <w:b/>
-          <w:bCs/>
-        </w:rPr>
-        <w:t xml:space="preserve">7. </w:t>
-      </w:r>
-      <w:r>
-        <w:rPr>
-          <w:b/>
-          <w:bCs/>
-        </w:rPr>
-        <w:t>设计特点</w:t>
-      </w:r>
-    </w:p>
-    <w:p>
-      <w:pPr>
-        <w:numPr>
-          <w:ilvl w:val="0"/>
-          <w:numId w:val="16"/>
-        </w:numPr>
-      </w:pPr>
-      <w:r>
-        <w:t>​</w:t>
-      </w:r>
-      <w:r>
-        <w:rPr>
-          <w:b/>
-          <w:bCs/>
-        </w:rPr>
-        <w:t>​</w:t>
-      </w:r>
-      <w:r>
-        <w:rPr>
-          <w:b/>
-          <w:bCs/>
-        </w:rPr>
-        <w:t>国密标准</w:t>
-      </w:r>
-      <w:r>
-        <w:rPr>
-          <w:b/>
-          <w:bCs/>
-        </w:rPr>
-        <w:t>​</w:t>
-      </w:r>
-      <w:r>
-        <w:t>​</w:t>
-      </w:r>
-      <w:r>
-        <w:t>：中国自主研发的分组密码</w:t>
-      </w:r>
-    </w:p>
-    <w:p>
-      <w:pPr>
-        <w:numPr>
-          <w:ilvl w:val="0"/>
-          <w:numId w:val="16"/>
-        </w:numPr>
-      </w:pPr>
-      <w:r>
-        <w:t>​</w:t>
-      </w:r>
-      <w:r>
-        <w:rPr>
-          <w:b/>
-          <w:bCs/>
-        </w:rPr>
-        <w:t>​</w:t>
-      </w:r>
-      <w:r>
-        <w:rPr>
-          <w:b/>
-          <w:bCs/>
-        </w:rPr>
-        <w:t>分组长度</w:t>
-      </w:r>
-      <w:r>
-        <w:rPr>
-          <w:b/>
-          <w:bCs/>
-        </w:rPr>
-        <w:t>​</w:t>
-      </w:r>
-      <w:r>
-        <w:t>​</w:t>
-      </w:r>
-      <w:r>
-        <w:t>：</w:t>
-      </w:r>
-      <w:r>
-        <w:t>128</w:t>
-      </w:r>
-      <w:r>
-        <w:t>位（</w:t>
-      </w:r>
-      <w:r>
-        <w:t>4×32</w:t>
-      </w:r>
-      <w:r>
-        <w:t>位字）</w:t>
-      </w:r>
-    </w:p>
-    <w:p>
-      <w:pPr>
-        <w:numPr>
-          <w:ilvl w:val="0"/>
-          <w:numId w:val="16"/>
-        </w:numPr>
-      </w:pPr>
-      <w:r>
-        <w:lastRenderedPageBreak/>
-        <w:t>​</w:t>
-      </w:r>
-      <w:r>
-        <w:rPr>
-          <w:b/>
-          <w:bCs/>
-        </w:rPr>
-        <w:t>​</w:t>
-      </w:r>
-      <w:r>
-        <w:rPr>
-          <w:b/>
-          <w:bCs/>
-        </w:rPr>
-        <w:t>密钥长度</w:t>
-      </w:r>
-      <w:r>
-        <w:rPr>
-          <w:b/>
-          <w:bCs/>
-        </w:rPr>
-        <w:t>​</w:t>
-      </w:r>
-      <w:r>
-        <w:t>​</w:t>
-      </w:r>
-      <w:r>
-        <w:t>：</w:t>
-      </w:r>
-      <w:r>
-        <w:t>128</w:t>
-      </w:r>
-      <w:r>
-        <w:t>位</w:t>
-      </w:r>
-    </w:p>
-    <w:p>
-      <w:pPr>
-        <w:numPr>
-          <w:ilvl w:val="0"/>
-          <w:numId w:val="16"/>
-        </w:numPr>
-      </w:pPr>
-      <w:r>
-        <w:t>​</w:t>
-      </w:r>
-      <w:r>
-        <w:rPr>
-          <w:b/>
-          <w:bCs/>
-        </w:rPr>
-        <w:t>​</w:t>
-      </w:r>
-      <w:r>
-        <w:rPr>
-          <w:b/>
-          <w:bCs/>
-        </w:rPr>
-        <w:t>轮数</w:t>
-      </w:r>
-      <w:r>
-        <w:rPr>
-          <w:b/>
-          <w:bCs/>
-        </w:rPr>
-        <w:t>​</w:t>
-      </w:r>
-      <w:r>
-        <w:t>​</w:t>
-      </w:r>
-      <w:r>
-        <w:t>：</w:t>
-      </w:r>
-      <w:r>
-        <w:t>32</w:t>
-      </w:r>
-      <w:r>
-        <w:t>轮非线性迭代</w:t>
-      </w:r>
-    </w:p>
-    <w:p>
-      <w:pPr>
-        <w:numPr>
-          <w:ilvl w:val="0"/>
-          <w:numId w:val="16"/>
-        </w:numPr>
-      </w:pPr>
-      <w:r>
-        <w:t>​</w:t>
-      </w:r>
-      <w:r>
-        <w:rPr>
-          <w:b/>
-          <w:bCs/>
-        </w:rPr>
-        <w:t>​</w:t>
-      </w:r>
-      <w:r>
-        <w:rPr>
-          <w:b/>
-          <w:bCs/>
-        </w:rPr>
-        <w:t>计算特性</w:t>
-      </w:r>
-      <w:r>
-        <w:rPr>
-          <w:b/>
-          <w:bCs/>
-        </w:rPr>
-        <w:t>​</w:t>
-      </w:r>
-      <w:r>
-        <w:t>​</w:t>
-      </w:r>
-      <w:r>
-        <w:t>：</w:t>
-      </w:r>
-    </w:p>
-    <w:p>
-      <w:pPr>
-        <w:ind w:left="1440"/>
-      </w:pPr>
-      <w:r>
-        <w:t>加解密结构对称（仅轮密钥顺序不同）</w:t>
-      </w:r>
-    </w:p>
-    <w:p>
-      <w:pPr>
-        <w:ind w:left="1440"/>
-      </w:pPr>
-      <w:r>
-        <w:t>最后一轮反序变换消除迭代不对称性</w:t>
-      </w:r>
-    </w:p>
-    <w:p>
-      <w:pPr>
-        <w:ind w:left="1440"/>
-      </w:pPr>
-      <w:r>
-        <w:t>优化设计支持高效软硬件实现</w:t>
-      </w:r>
-    </w:p>
-    <w:p>
-      <w:pPr>
-        <w:rPr>
-          <w:b/>
-          <w:bCs/>
-        </w:rPr>
-      </w:pPr>
-      <w:r>
-        <w:rPr>
-          <w:b/>
-          <w:bCs/>
-        </w:rPr>
-        <w:t xml:space="preserve">8. </w:t>
+      <w:r>
+        <w:rPr>
+          <w:rFonts w:hint="eastAsia"/>
+        </w:rPr>
+        <w:t>。</w:t>
+      </w:r>
+    </w:p>
+    <w:p>
+      <w:pPr>
+        <w:rPr>
+          <w:b/>
+          <w:bCs/>
+        </w:rPr>
+      </w:pPr>
+      <w:r>
+        <w:rPr>
+          <w:rFonts w:hint="eastAsia"/>
+          <w:b/>
+          <w:bCs/>
+        </w:rPr>
+        <w:t>7</w:t>
+      </w:r>
+      <w:r>
+        <w:rPr>
+          <w:b/>
+          <w:bCs/>
+        </w:rPr>
+        <w:t xml:space="preserve">. </w:t>
       </w:r>
       <w:r>
         <w:rPr>
@@ -1684,7 +1578,7 @@
                     <pic:cNvPicPr/>
                   </pic:nvPicPr>
                   <pic:blipFill>
-                    <a:blip r:embed="rId14"/>
+                    <a:blip r:embed="rId15"/>
                     <a:stretch>
                       <a:fillRect/>
                     </a:stretch>
@@ -1707,6 +1601,59 @@
     </w:p>
     <w:p>
       <w:pPr>
+        <w:rPr>
+          <w:rFonts w:hint="eastAsia"/>
+        </w:rPr>
+      </w:pPr>
+      <w:r>
+        <w:lastRenderedPageBreak/>
+        <w:tab/>
+      </w:r>
+      <w:r>
+        <w:rPr>
+          <w:rFonts w:hint="eastAsia"/>
+        </w:rPr>
+        <w:t>根据运行结果可以得知，该算法成功实现了</w:t>
+      </w:r>
+      <w:r>
+        <w:rPr>
+          <w:rFonts w:hint="eastAsia"/>
+        </w:rPr>
+        <w:t>SM4</w:t>
+      </w:r>
+      <w:r>
+        <w:rPr>
+          <w:rFonts w:hint="eastAsia"/>
+        </w:rPr>
+        <w:t>，加密时间消耗</w:t>
+      </w:r>
+      <w:r>
+        <w:rPr>
+          <w:rFonts w:hint="eastAsia"/>
+        </w:rPr>
+        <w:t>2.8</w:t>
+      </w:r>
+      <w:r>
+        <w:rPr>
+          <w:rFonts w:hint="eastAsia"/>
+        </w:rPr>
+        <w:t>微秒，解密时间消耗</w:t>
+      </w:r>
+      <w:r>
+        <w:rPr>
+          <w:rFonts w:hint="eastAsia"/>
+        </w:rPr>
+        <w:t>1.4</w:t>
+      </w:r>
+      <w:r>
+        <w:rPr>
+          <w:rFonts w:hint="eastAsia"/>
+        </w:rPr>
+        <w:t>微秒，解密结果与原明文相同，证明算法有效。</w:t>
+      </w:r>
+    </w:p>
+    <w:p>
+      <w:pPr>
         <w:pStyle w:val="1"/>
       </w:pPr>
       <w:r>
@@ -1787,7 +1734,7 @@
                     <pic:cNvPicPr/>
                   </pic:nvPicPr>
                   <pic:blipFill>
-                    <a:blip r:embed="rId15"/>
+                    <a:blip r:embed="rId16"/>
                     <a:stretch>
                       <a:fillRect/>
                     </a:stretch>
@@ -1809,6 +1756,9 @@
       </w:r>
     </w:p>
     <w:p>
+      <w:pPr>
+        <w:ind w:firstLine="420"/>
+      </w:pPr>
       <w:r>
         <w:rPr>
           <w:rFonts w:ascii="宋体" w:hAnsi="宋体" w:cs="宋体" w:hint="eastAsia"/>
@@ -1865,11 +1815,9 @@
       <w:r>
         <w:t>替代原生</w:t>
       </w:r>
-      <w:proofErr w:type="spellStart"/>
       <w:r>
         <w:t>rol</w:t>
       </w:r>
-      <w:proofErr w:type="spellEnd"/>
       <w:r>
         <w:t>函数提升批量处理效率</w:t>
       </w:r>
@@ -1882,17 +1830,22 @@
     </w:p>
     <w:p>
       <w:pPr>
-        <w:rPr>
-          <w:b/>
-          <w:bCs/>
-        </w:rPr>
-      </w:pPr>
-      <w:r>
-        <w:rPr>
-          <w:b/>
-          <w:bCs/>
-        </w:rPr>
-        <w:t>1.2 AES-NI</w:t>
+        <w:pStyle w:val="a9"/>
+        <w:numPr>
+          <w:ilvl w:val="1"/>
+          <w:numId w:val="33"/>
+        </w:numPr>
+        <w:rPr>
+          <w:b/>
+          <w:bCs/>
+        </w:rPr>
+      </w:pPr>
+      <w:r>
+        <w:rPr>
+          <w:b/>
+          <w:bCs/>
+        </w:rPr>
+        <w:t>AES-NI</w:t>
       </w:r>
       <w:r>
         <w:rPr>
@@ -1913,7 +1866,6 @@
         <w:rPr>
           <w:noProof/>
         </w:rPr>
-        <w:lastRenderedPageBreak/>
         <w:drawing>
           <wp:inline distT="0" distB="0" distL="0" distR="0" wp14:anchorId="03D44BEF" wp14:editId="42F333D3">
             <wp:extent cx="5274310" cy="1116330"/>
@@ -1930,7 +1882,7 @@
                     <pic:cNvPicPr/>
                   </pic:nvPicPr>
                   <pic:blipFill>
-                    <a:blip r:embed="rId16"/>
+                    <a:blip r:embed="rId17"/>
                     <a:stretch>
                       <a:fillRect/>
                     </a:stretch>
@@ -1953,10 +1905,7 @@
     </w:p>
     <w:p>
       <w:pPr>
-        <w:numPr>
-          <w:ilvl w:val="0"/>
-          <w:numId w:val="19"/>
-        </w:numPr>
+        <w:ind w:firstLine="360"/>
       </w:pPr>
       <w:r>
         <w:t>利用</w:t>
@@ -1967,14 +1916,12 @@
       <w:r>
         <w:t>指令实现非线性变换</w:t>
       </w:r>
-    </w:p>
-    <w:p>
-      <w:pPr>
-        <w:numPr>
-          <w:ilvl w:val="0"/>
-          <w:numId w:val="19"/>
-        </w:numPr>
-      </w:pPr>
+      <w:r>
+        <w:rPr>
+          <w:rFonts w:hint="eastAsia"/>
+        </w:rPr>
+        <w:t>，</w:t>
+      </w:r>
       <w:r>
         <w:t>_mm_aesenc_si128</w:t>
       </w:r>
@@ -1987,17 +1934,21 @@
       <w:r>
         <w:t>盒替换和行移位</w:t>
       </w:r>
-    </w:p>
-    <w:p>
-      <w:pPr>
-        <w:numPr>
-          <w:ilvl w:val="0"/>
-          <w:numId w:val="19"/>
-        </w:numPr>
-      </w:pPr>
+      <w:r>
+        <w:rPr>
+          <w:rFonts w:hint="eastAsia"/>
+        </w:rPr>
+        <w:t>，同时</w:t>
+      </w:r>
       <w:r>
         <w:t>配合循环移位实现线性变换</w:t>
       </w:r>
+      <w:r>
+        <w:rPr>
+          <w:rFonts w:hint="eastAsia"/>
+        </w:rPr>
+        <w:t>。</w:t>
+      </w:r>
     </w:p>
     <w:p>
       <w:pPr>
@@ -2078,6 +2029,7 @@
         <w:rPr>
           <w:noProof/>
         </w:rPr>
+        <w:lastRenderedPageBreak/>
         <w:drawing>
           <wp:inline distT="0" distB="0" distL="0" distR="0" wp14:anchorId="1ED64FBD" wp14:editId="7B22558E">
             <wp:extent cx="5274310" cy="2258695"/>
@@ -2094,7 +2046,7 @@
                     <pic:cNvPicPr/>
                   </pic:nvPicPr>
                   <pic:blipFill>
-                    <a:blip r:embed="rId17"/>
+                    <a:blip r:embed="rId18"/>
                     <a:stretch>
                       <a:fillRect/>
                     </a:stretch>
@@ -2117,64 +2069,63 @@
     </w:p>
     <w:p>
       <w:pPr>
+        <w:ind w:firstLine="420"/>
+      </w:pPr>
+      <w:r>
+        <w:t>预计算</w:t>
+      </w:r>
+      <w:r>
+        <w:t>S</w:t>
+      </w:r>
+      <w:r>
+        <w:t>盒输出应用线性变换的结果</w:t>
+      </w:r>
+      <w:r>
+        <w:rPr>
+          <w:rFonts w:hint="eastAsia"/>
+        </w:rPr>
+        <w:t>，</w:t>
+      </w:r>
+      <w:r>
+        <w:t>将</w:t>
+      </w:r>
+      <w:r>
+        <w:t>T</w:t>
+      </w:r>
+      <w:r>
+        <w:t>函数拆解为</w:t>
+      </w:r>
+      <w:r>
+        <w:t>4</w:t>
+      </w:r>
+      <w:r>
+        <w:t>个</w:t>
+      </w:r>
+      <w:r>
+        <w:t>256</w:t>
+      </w:r>
+      <w:r>
+        <w:t>项查找表</w:t>
+      </w:r>
+      <w:r>
+        <w:rPr>
+          <w:rFonts w:hint="eastAsia"/>
+        </w:rPr>
+        <w:t>。</w:t>
+      </w:r>
+    </w:p>
+    <w:p>
+      <w:pPr>
+        <w:pStyle w:val="a9"/>
         <w:numPr>
-          <w:ilvl w:val="0"/>
-          <w:numId w:val="20"/>
+          <w:ilvl w:val="1"/>
+          <w:numId w:val="34"/>
         </w:numPr>
-      </w:pPr>
-      <w:r>
-        <w:t>预计算</w:t>
-      </w:r>
-      <w:r>
-        <w:t>S</w:t>
-      </w:r>
-      <w:r>
-        <w:t>盒输出应用线性变换的结果</w:t>
-      </w:r>
-    </w:p>
-    <w:p>
-      <w:pPr>
-        <w:numPr>
-          <w:ilvl w:val="0"/>
-          <w:numId w:val="20"/>
-        </w:numPr>
-      </w:pPr>
-      <w:r>
-        <w:t>将</w:t>
-      </w:r>
-      <w:r>
-        <w:t>T</w:t>
-      </w:r>
-      <w:r>
-        <w:t>函数拆解为</w:t>
-      </w:r>
-      <w:r>
-        <w:t>4</w:t>
-      </w:r>
-      <w:r>
-        <w:t>个</w:t>
-      </w:r>
-      <w:r>
-        <w:t>256</w:t>
-      </w:r>
-      <w:r>
-        <w:t>项查找表</w:t>
-      </w:r>
-    </w:p>
-    <w:p>
-      <w:pPr>
-        <w:rPr>
-          <w:b/>
-          <w:bCs/>
-        </w:rPr>
-      </w:pPr>
-      <w:r>
-        <w:rPr>
-          <w:b/>
-          <w:bCs/>
-        </w:rPr>
-        <w:t xml:space="preserve">2.2 </w:t>
-      </w:r>
+        <w:rPr>
+          <w:b/>
+          <w:bCs/>
+        </w:rPr>
+      </w:pPr>
       <w:r>
         <w:rPr>
           <w:b/>
@@ -2224,7 +2175,7 @@
                     <pic:cNvPicPr/>
                   </pic:nvPicPr>
                   <pic:blipFill>
-                    <a:blip r:embed="rId18"/>
+                    <a:blip r:embed="rId19"/>
                     <a:stretch>
                       <a:fillRect/>
                     </a:stretch>
@@ -2247,81 +2198,106 @@
     </w:p>
     <w:p>
       <w:pPr>
+        <w:ind w:firstLine="420"/>
+        <w:rPr>
+          <w:rFonts w:hint="eastAsia"/>
+        </w:rPr>
+      </w:pPr>
+      <w:r>
+        <w:rPr>
+          <w:rFonts w:hint="eastAsia"/>
+        </w:rPr>
+        <w:t>T_ccombined</w:t>
+      </w:r>
+      <w:r>
+        <w:rPr>
+          <w:rFonts w:hint="eastAsia"/>
+        </w:rPr>
+        <w:t>实现了快速</w:t>
+      </w:r>
+      <w:r>
+        <w:rPr>
+          <w:rFonts w:hint="eastAsia"/>
+        </w:rPr>
+        <w:t>T</w:t>
+      </w:r>
+      <w:r>
+        <w:rPr>
+          <w:rFonts w:hint="eastAsia"/>
+        </w:rPr>
+        <w:t>函数，</w:t>
+      </w:r>
+      <w:r>
+        <w:t>单次操作完成字节拆分</w:t>
+      </w:r>
+      <w:r>
+        <w:t>→</w:t>
+      </w:r>
+      <w:r>
+        <w:t>查表</w:t>
+      </w:r>
+      <w:r>
+        <w:t>→</w:t>
+      </w:r>
+      <w:r>
+        <w:t>异或合并</w:t>
+      </w:r>
+      <w:r>
+        <w:rPr>
+          <w:rFonts w:hint="eastAsia"/>
+        </w:rPr>
+        <w:t>，</w:t>
+      </w:r>
+      <w:r>
+        <w:t>避免逐字节处理，减少</w:t>
+      </w:r>
+      <w:r>
+        <w:t>10</w:t>
+      </w:r>
+      <w:r>
+        <w:t>倍指令数</w:t>
+      </w:r>
+      <w:r>
+        <w:rPr>
+          <w:rFonts w:hint="eastAsia"/>
+        </w:rPr>
+        <w:t>。</w:t>
+      </w:r>
+    </w:p>
+    <w:p>
+      <w:pPr>
+        <w:rPr>
+          <w:b/>
+          <w:bCs/>
+        </w:rPr>
+      </w:pPr>
+      <w:r>
+        <w:rPr>
+          <w:b/>
+          <w:bCs/>
+        </w:rPr>
+        <w:t xml:space="preserve">3. </w:t>
+      </w:r>
+      <w:r>
+        <w:rPr>
+          <w:b/>
+          <w:bCs/>
+        </w:rPr>
+        <w:t>分层优化实现</w:t>
+      </w:r>
+    </w:p>
+    <w:p>
+      <w:pPr>
+        <w:pStyle w:val="a9"/>
         <w:numPr>
-          <w:ilvl w:val="0"/>
-          <w:numId w:val="21"/>
+          <w:ilvl w:val="1"/>
+          <w:numId w:val="35"/>
         </w:numPr>
-      </w:pPr>
-      <w:r>
-        <w:t>单次操作完成：字节拆分</w:t>
-      </w:r>
-      <w:r>
-        <w:t>→</w:t>
-      </w:r>
-      <w:r>
-        <w:t>查表</w:t>
-      </w:r>
-      <w:r>
-        <w:t>→</w:t>
-      </w:r>
-      <w:r>
-        <w:t>异或合并</w:t>
-      </w:r>
-    </w:p>
-    <w:p>
-      <w:pPr>
-        <w:numPr>
-          <w:ilvl w:val="0"/>
-          <w:numId w:val="21"/>
-        </w:numPr>
-      </w:pPr>
-      <w:r>
-        <w:t>避免逐字节处理，减少</w:t>
-      </w:r>
-      <w:r>
-        <w:t>10</w:t>
-      </w:r>
-      <w:r>
-        <w:t>倍指令数</w:t>
-      </w:r>
-    </w:p>
-    <w:p>
-      <w:pPr>
-        <w:rPr>
-          <w:b/>
-          <w:bCs/>
-        </w:rPr>
-      </w:pPr>
-      <w:r>
-        <w:rPr>
-          <w:b/>
-          <w:bCs/>
-        </w:rPr>
-        <w:t xml:space="preserve">3. </w:t>
-      </w:r>
-      <w:r>
-        <w:rPr>
-          <w:b/>
-          <w:bCs/>
-        </w:rPr>
-        <w:t>分层优化实现</w:t>
-      </w:r>
-    </w:p>
-    <w:p>
-      <w:pPr>
-        <w:rPr>
-          <w:b/>
-          <w:bCs/>
-        </w:rPr>
-      </w:pPr>
-      <w:r>
-        <w:rPr>
-          <w:b/>
-          <w:bCs/>
-        </w:rPr>
-        <w:lastRenderedPageBreak/>
-        <w:t xml:space="preserve">3.1 </w:t>
-      </w:r>
+        <w:rPr>
+          <w:b/>
+          <w:bCs/>
+        </w:rPr>
+      </w:pPr>
       <w:r>
         <w:rPr>
           <w:b/>
@@ -2357,7 +2333,7 @@
                     <pic:cNvPicPr/>
                   </pic:nvPicPr>
                   <pic:blipFill>
-                    <a:blip r:embed="rId19"/>
+                    <a:blip r:embed="rId20"/>
                     <a:stretch>
                       <a:fillRect/>
                     </a:stretch>
@@ -2380,22 +2356,17 @@
     </w:p>
     <w:p>
       <w:pPr>
-        <w:numPr>
-          <w:ilvl w:val="0"/>
-          <w:numId w:val="22"/>
-        </w:numPr>
+        <w:ind w:firstLine="420"/>
       </w:pPr>
       <w:r>
         <w:t>组合查表法加速密钥生成</w:t>
       </w:r>
-    </w:p>
-    <w:p>
-      <w:pPr>
-        <w:numPr>
-          <w:ilvl w:val="0"/>
-          <w:numId w:val="22"/>
-        </w:numPr>
-      </w:pPr>
+      <w:r>
+        <w:rPr>
+          <w:rFonts w:hint="eastAsia"/>
+        </w:rPr>
+        <w:t>，</w:t>
+      </w:r>
       <w:r>
         <w:t>轮密钥预计算时间减少</w:t>
       </w:r>
@@ -2436,6 +2407,7 @@
         <w:rPr>
           <w:noProof/>
         </w:rPr>
+        <w:lastRenderedPageBreak/>
         <w:drawing>
           <wp:inline distT="0" distB="0" distL="0" distR="0" wp14:anchorId="604E8334" wp14:editId="3EA686A7">
             <wp:extent cx="5274310" cy="1390015"/>
@@ -2452,7 +2424,7 @@
                     <pic:cNvPicPr/>
                   </pic:nvPicPr>
                   <pic:blipFill>
-                    <a:blip r:embed="rId20"/>
+                    <a:blip r:embed="rId21"/>
                     <a:stretch>
                       <a:fillRect/>
                     </a:stretch>
@@ -2477,6 +2449,33 @@
       <w:pPr>
         <w:rPr>
           <w:rFonts w:hint="eastAsia"/>
+        </w:rPr>
+      </w:pPr>
+      <w:r>
+        <w:tab/>
+      </w:r>
+      <w:r>
+        <w:rPr>
+          <w:rFonts w:hint="eastAsia"/>
+        </w:rPr>
+        <w:t>在加密过程中，采用</w:t>
+      </w:r>
+      <w:r>
+        <w:rPr>
+          <w:rFonts w:hint="eastAsia"/>
+        </w:rPr>
+        <w:t>AES-NI</w:t>
+      </w:r>
+      <w:r>
+        <w:rPr>
+          <w:rFonts w:hint="eastAsia"/>
+        </w:rPr>
+        <w:t>优化的轮函数，使得加密效率大大提高。</w:t>
+      </w:r>
+    </w:p>
+    <w:p>
+      <w:pPr>
+        <w:rPr>
           <w:b/>
           <w:bCs/>
         </w:rPr>
@@ -2532,7 +2531,7 @@
                     <pic:cNvPicPr/>
                   </pic:nvPicPr>
                   <pic:blipFill>
-                    <a:blip r:embed="rId21"/>
+                    <a:blip r:embed="rId22"/>
                     <a:stretch>
                       <a:fillRect/>
                     </a:stretch>
@@ -2554,6 +2553,9 @@
       </w:r>
     </w:p>
     <w:p>
+      <w:pPr>
+        <w:ind w:firstLine="420"/>
+      </w:pPr>
       <w:r>
         <w:rPr>
           <w:rFonts w:hint="eastAsia"/>
@@ -2564,7 +2566,13 @@
         <w:rPr>
           <w:rFonts w:hint="eastAsia"/>
         </w:rPr>
-        <w:t xml:space="preserve"> GFNI </w:t>
+        <w:t>最新的指令集，这次采用的是</w:t>
+      </w:r>
+      <w:r>
+        <w:rPr>
+          <w:rFonts w:hint="eastAsia"/>
+        </w:rPr>
+        <w:t xml:space="preserve">GFNI </w:t>
       </w:r>
       <w:r>
         <w:rPr>
@@ -2607,6 +2615,12 @@
           <w:rFonts w:hint="eastAsia"/>
         </w:rPr>
         <w:t>盒替换，替代传统查表法</w:t>
+      </w:r>
+      <w:r>
+        <w:rPr>
+          <w:rFonts w:hint="eastAsia"/>
+        </w:rPr>
+        <w:t>来进行加速。</w:t>
       </w:r>
     </w:p>
     <w:p>
@@ -2630,7 +2644,7 @@
                     <pic:cNvPicPr/>
                   </pic:nvPicPr>
                   <pic:blipFill>
-                    <a:blip r:embed="rId22"/>
+                    <a:blip r:embed="rId23"/>
                     <a:stretch>
                       <a:fillRect/>
                     </a:stretch>
@@ -2658,96 +2672,105 @@
         </w:rPr>
       </w:pPr>
       <w:r>
-        <w:rPr>
-          <w:rFonts w:ascii="宋体" w:hAnsi="宋体" w:cs="宋体" w:hint="eastAsia"/>
-        </w:rPr>
-        <w:t>整合</w:t>
-      </w:r>
-      <w:r>
-        <w:t xml:space="preserve"> S </w:t>
-      </w:r>
-      <w:r>
-        <w:rPr>
-          <w:rFonts w:hint="eastAsia"/>
-        </w:rPr>
-        <w:t>盒与线性变换，利用</w:t>
-      </w:r>
-      <w:r>
-        <w:t xml:space="preserve"> SIMD </w:t>
-      </w:r>
-      <w:r>
-        <w:rPr>
-          <w:rFonts w:hint="eastAsia"/>
-        </w:rPr>
-        <w:t>并行处理</w:t>
-      </w:r>
-      <w:r>
-        <w:t xml:space="preserve"> 4 </w:t>
-      </w:r>
-      <w:r>
-        <w:rPr>
-          <w:rFonts w:hint="eastAsia"/>
-        </w:rPr>
-        <w:t>个分组（</w:t>
-      </w:r>
-      <w:r>
-        <w:t xml:space="preserve">128 </w:t>
-      </w:r>
-      <w:r>
-        <w:rPr>
-          <w:rFonts w:hint="eastAsia"/>
-        </w:rPr>
-        <w:t>位）</w:t>
-      </w:r>
-      <w:r>
-        <w:rPr>
-          <w:rFonts w:hint="eastAsia"/>
-        </w:rPr>
-        <w:t>，进行轮函数优化。</w:t>
-      </w:r>
-    </w:p>
-    <w:p>
-      <w:pPr>
-        <w:rPr>
-          <w:b/>
-          <w:bCs/>
-        </w:rPr>
-      </w:pPr>
-      <w:r>
-        <w:rPr>
-          <w:rFonts w:hint="eastAsia"/>
-          <w:b/>
-          <w:bCs/>
+        <w:tab/>
+      </w:r>
+      <w:r>
+        <w:rPr>
+          <w:rFonts w:hint="eastAsia"/>
+        </w:rPr>
+        <w:t>在</w:t>
+      </w:r>
+      <w:r>
+        <w:rPr>
+          <w:rFonts w:hint="eastAsia"/>
+        </w:rPr>
+        <w:t>AVX2</w:t>
+      </w:r>
+      <w:r>
+        <w:rPr>
+          <w:rFonts w:hint="eastAsia"/>
+        </w:rPr>
+        <w:t>基础上，用</w:t>
+      </w:r>
+      <w:r>
+        <w:rPr>
+          <w:rFonts w:hint="eastAsia"/>
+        </w:rPr>
+        <w:t>GFNI</w:t>
+      </w:r>
+      <w:r>
+        <w:rPr>
+          <w:rFonts w:hint="eastAsia"/>
+        </w:rPr>
+        <w:t>加速的</w:t>
+      </w:r>
+      <w:r>
+        <w:rPr>
+          <w:rFonts w:hint="eastAsia"/>
+        </w:rPr>
+        <w:t>S</w:t>
+      </w:r>
+      <w:r>
+        <w:rPr>
+          <w:rFonts w:hint="eastAsia"/>
+        </w:rPr>
+        <w:t>盒以及</w:t>
+      </w:r>
+      <w:r>
+        <w:rPr>
+          <w:rFonts w:hint="eastAsia"/>
+        </w:rPr>
+        <w:t>SIMD</w:t>
+      </w:r>
+      <w:r>
+        <w:rPr>
+          <w:rFonts w:hint="eastAsia"/>
+        </w:rPr>
+        <w:t>指令集来加速线性变换组合。</w:t>
+      </w:r>
+    </w:p>
+    <w:p>
+      <w:pPr>
+        <w:rPr>
+          <w:b/>
+          <w:bCs/>
+        </w:rPr>
+      </w:pPr>
+      <w:r>
+        <w:rPr>
+          <w:rFonts w:hint="eastAsia"/>
+          <w:b/>
+          <w:bCs/>
+        </w:rPr>
+        <w:t>5</w:t>
+      </w:r>
+      <w:r>
+        <w:rPr>
+          <w:b/>
+          <w:bCs/>
+        </w:rPr>
+        <w:t xml:space="preserve">. </w:t>
+      </w:r>
+      <w:r>
+        <w:rPr>
+          <w:b/>
+          <w:bCs/>
+        </w:rPr>
+        <w:t>性能评估框架</w:t>
+      </w:r>
+    </w:p>
+    <w:p>
+      <w:pPr>
+        <w:rPr>
+          <w:b/>
+          <w:bCs/>
+        </w:rPr>
+      </w:pPr>
+      <w:r>
+        <w:rPr>
+          <w:noProof/>
         </w:rPr>
         <w:lastRenderedPageBreak/>
-        <w:t>5</w:t>
-      </w:r>
-      <w:r>
-        <w:rPr>
-          <w:b/>
-          <w:bCs/>
-        </w:rPr>
-        <w:t xml:space="preserve">. </w:t>
-      </w:r>
-      <w:r>
-        <w:rPr>
-          <w:b/>
-          <w:bCs/>
-        </w:rPr>
-        <w:t>性能评估框架</w:t>
-      </w:r>
-    </w:p>
-    <w:p>
-      <w:pPr>
-        <w:rPr>
-          <w:b/>
-          <w:bCs/>
-        </w:rPr>
-      </w:pPr>
-      <w:r>
-        <w:rPr>
-          <w:noProof/>
-        </w:rPr>
         <w:drawing>
           <wp:inline distT="0" distB="0" distL="0" distR="0" wp14:anchorId="000B092E" wp14:editId="62BA991E">
             <wp:extent cx="5274310" cy="2188845"/>
@@ -2764,7 +2787,7 @@
                     <pic:cNvPicPr/>
                   </pic:nvPicPr>
                   <pic:blipFill>
-                    <a:blip r:embed="rId23"/>
+                    <a:blip r:embed="rId24"/>
                     <a:stretch>
                       <a:fillRect/>
                     </a:stretch>
@@ -2787,8 +2810,20 @@
     </w:p>
     <w:p>
       <w:pPr>
-        <w:ind w:left="720"/>
-      </w:pPr>
+        <w:ind w:firstLine="420"/>
+      </w:pPr>
+      <w:r>
+        <w:rPr>
+          <w:rFonts w:hint="eastAsia"/>
+        </w:rPr>
+        <w:t>performance_test</w:t>
+      </w:r>
+      <w:r>
+        <w:rPr>
+          <w:rFonts w:hint="eastAsia"/>
+        </w:rPr>
+        <w:t>函数完成了</w:t>
+      </w:r>
       <w:r>
         <w:t>量化对比原始</w:t>
       </w:r>
@@ -2798,21 +2833,41 @@
       <w:r>
         <w:t>优化实现的性能差异</w:t>
       </w:r>
-    </w:p>
-    <w:p>
-      <w:pPr>
-        <w:ind w:left="720"/>
-      </w:pPr>
+      <w:r>
+        <w:rPr>
+          <w:rFonts w:hint="eastAsia"/>
+        </w:rPr>
+        <w:t>（原始版本以及优化版本均进行了</w:t>
+      </w:r>
+      <w:r>
+        <w:rPr>
+          <w:rFonts w:hint="eastAsia"/>
+        </w:rPr>
+        <w:t>10000</w:t>
+      </w:r>
+      <w:r>
+        <w:rPr>
+          <w:rFonts w:hint="eastAsia"/>
+        </w:rPr>
+        <w:t>次的加密）</w:t>
+      </w:r>
+      <w:r>
+        <w:rPr>
+          <w:rFonts w:hint="eastAsia"/>
+        </w:rPr>
+        <w:t>，</w:t>
+      </w:r>
+      <w:r>
+        <w:rPr>
+          <w:rFonts w:hint="eastAsia"/>
+        </w:rPr>
+        <w:t>最后平均的</w:t>
+      </w:r>
       <w:r>
         <w:t>输出详细性能指标（</w:t>
       </w:r>
-      <w:proofErr w:type="spellStart"/>
-      <w:r>
-        <w:t>μs</w:t>
-      </w:r>
-      <w:proofErr w:type="spellEnd"/>
-      <w:r>
-        <w:t>/</w:t>
+      <w:r>
+        <w:t>μs/</w:t>
       </w:r>
       <w:r>
         <w:t>次，提升百分比）</w:t>
@@ -2873,7 +2928,7 @@
                     <pic:cNvPicPr/>
                   </pic:nvPicPr>
                   <pic:blipFill>
-                    <a:blip r:embed="rId24"/>
+                    <a:blip r:embed="rId25"/>
                     <a:stretch>
                       <a:fillRect/>
                     </a:stretch>
@@ -2896,6 +2951,7 @@
     </w:p>
     <w:p>
       <w:pPr>
+        <w:ind w:firstLine="420"/>
         <w:rPr>
           <w:rFonts w:hint="eastAsia"/>
         </w:rPr>
@@ -2948,6 +3004,24 @@
         </w:rPr>
         <w:t>21.7968%</w:t>
       </w:r>
+      <w:r>
+        <w:rPr>
+          <w:rFonts w:hint="eastAsia"/>
+        </w:rPr>
+        <w:t>，通过指令集优化</w:t>
+      </w:r>
+      <w:r>
+        <w:rPr>
+          <w:rFonts w:hint="eastAsia"/>
+        </w:rPr>
+        <w:t>SM4</w:t>
+      </w:r>
+      <w:r>
+        <w:rPr>
+          <w:rFonts w:hint="eastAsia"/>
+        </w:rPr>
+        <w:t>获得了更高的效率。</w:t>
+      </w:r>
     </w:p>
     <w:p>
       <w:pPr>
@@ -2983,6 +3057,27 @@
       </w:r>
     </w:p>
     <w:p>
+      <w:pPr>
+        <w:ind w:firstLine="420"/>
+      </w:pPr>
+      <w:r>
+        <w:rPr>
+          <w:rFonts w:hint="eastAsia"/>
+        </w:rPr>
+        <w:t>同上述</w:t>
+      </w:r>
+      <w:r>
+        <w:rPr>
+          <w:rFonts w:hint="eastAsia"/>
+        </w:rPr>
+        <w:t>SM4</w:t>
+      </w:r>
+      <w:r>
+        <w:rPr>
+          <w:rFonts w:hint="eastAsia"/>
+        </w:rPr>
+        <w:t>实现类似，</w:t>
+      </w:r>
       <w:r>
         <w:t>首先实现了</w:t>
       </w:r>
@@ -2994,11 +3089,12 @@
       </w:r>
     </w:p>
     <w:p>
-      <w:r>
-        <w:rPr>
-          <w:b/>
-          <w:bCs/>
-        </w:rPr>
+      <w:pPr>
+        <w:rPr>
+          <w:rFonts w:hint="eastAsia"/>
+        </w:rPr>
+      </w:pPr>
+      <w:r>
         <w:t>核心操作</w:t>
       </w:r>
       <w:r>
@@ -3012,21 +3108,22 @@
         <w:t>​</w:t>
       </w:r>
       <w:r>
+        <w:rPr>
+          <w:rFonts w:hint="eastAsia"/>
+        </w:rPr>
+        <w:t>包括</w:t>
+      </w:r>
+    </w:p>
+    <w:p>
+      <w:pPr>
+        <w:ind w:leftChars="100" w:left="240"/>
+      </w:pPr>
+      <w:r>
+        <w:t>rol()</w:t>
+      </w:r>
+      <w:r>
         <w:t>：</w:t>
       </w:r>
-    </w:p>
-    <w:p>
-      <w:proofErr w:type="spellStart"/>
-      <w:r>
-        <w:t>rol</w:t>
-      </w:r>
-      <w:proofErr w:type="spellEnd"/>
-      <w:r>
-        <w:t>()</w:t>
-      </w:r>
-      <w:r>
-        <w:t>：</w:t>
-      </w:r>
       <w:r>
         <w:t>32</w:t>
       </w:r>
@@ -3035,6 +3132,9 @@
       </w:r>
     </w:p>
     <w:p>
+      <w:pPr>
+        <w:ind w:leftChars="100" w:left="240"/>
+      </w:pPr>
       <w:r>
         <w:t>tau()</w:t>
       </w:r>
@@ -3055,71 +3155,53 @@
       </w:r>
     </w:p>
     <w:p>
-      <w:r>
-        <w:t>L()/</w:t>
-      </w:r>
-      <w:proofErr w:type="spellStart"/>
-      <w:r>
-        <w:t>L_prime</w:t>
-      </w:r>
-      <w:proofErr w:type="spellEnd"/>
-      <w:r>
-        <w:t>()</w:t>
+      <w:pPr>
+        <w:ind w:leftChars="100" w:left="240"/>
+      </w:pPr>
+      <w:r>
+        <w:t>L()/L_prime()</w:t>
       </w:r>
       <w:r>
         <w:t>：线性变换</w:t>
       </w:r>
     </w:p>
     <w:p>
-      <w:r>
-        <w:t>T()/</w:t>
-      </w:r>
-      <w:proofErr w:type="spellStart"/>
-      <w:r>
-        <w:t>T_prime</w:t>
-      </w:r>
-      <w:proofErr w:type="spellEnd"/>
-      <w:r>
-        <w:t>()</w:t>
+      <w:pPr>
+        <w:ind w:leftChars="100" w:left="240"/>
+      </w:pPr>
+      <w:r>
+        <w:t>T()/T_prime()</w:t>
       </w:r>
       <w:r>
         <w:t>：合成置换</w:t>
       </w:r>
     </w:p>
     <w:p>
-      <w:r>
-        <w:rPr>
-          <w:b/>
-          <w:bCs/>
-        </w:rPr>
+      <w:pPr>
+        <w:rPr>
+          <w:rFonts w:hint="eastAsia"/>
+        </w:rPr>
+      </w:pPr>
+      <w:r>
+        <w:t>加密流程</w:t>
+      </w:r>
+      <w:r>
+        <w:t>​​</w:t>
+      </w:r>
+      <w:r>
+        <w:rPr>
+          <w:rFonts w:hint="eastAsia"/>
+        </w:rPr>
+        <w:t>包括</w:t>
+      </w:r>
+    </w:p>
+    <w:p>
+      <w:pPr>
+        <w:ind w:firstLine="420"/>
+      </w:pPr>
+      <w:r>
         <w:lastRenderedPageBreak/>
-        <w:t>加密流程</w:t>
-      </w:r>
-      <w:r>
-        <w:rPr>
-          <w:b/>
-          <w:bCs/>
-        </w:rPr>
-        <w:t>​</w:t>
-      </w:r>
-      <w:r>
-        <w:t>​</w:t>
-      </w:r>
-      <w:r>
-        <w:t>：</w:t>
-      </w:r>
-    </w:p>
-    <w:p>
-      <w:pPr>
-        <w:ind w:firstLine="420"/>
-      </w:pPr>
-      <w:proofErr w:type="spellStart"/>
-      <w:r>
-        <w:t>expand_key</w:t>
-      </w:r>
-      <w:proofErr w:type="spellEnd"/>
-      <w:r>
-        <w:t>()</w:t>
+        <w:t>expand_key()</w:t>
       </w:r>
       <w:r>
         <w:t>：密钥扩展生成</w:t>
@@ -3151,23 +3233,12 @@
     <w:p>
       <w:r>
         <w:rPr>
-          <w:b/>
-          <w:bCs/>
+          <w:rFonts w:hint="eastAsia"/>
         </w:rPr>
         <w:t>测试向量</w:t>
       </w:r>
       <w:r>
-        <w:rPr>
-          <w:b/>
-          <w:bCs/>
-        </w:rPr>
-        <w:t>​</w:t>
-      </w:r>
-      <w:r>
-        <w:t>​</w:t>
-      </w:r>
-      <w:r>
-        <w:t>：使用国家标准文档中的测试数据验证正确性</w:t>
+        <w:t>使用国家标准文档中的测试数据验证正确性</w:t>
       </w:r>
     </w:p>
     <w:p>
@@ -3193,6 +3264,12 @@
       </w:r>
     </w:p>
     <w:p>
+      <w:r>
+        <w:rPr>
+          <w:rFonts w:hint="eastAsia"/>
+        </w:rPr>
+        <w:t>接下来</w:t>
+      </w:r>
       <w:r>
         <w:t>在</w:t>
       </w:r>
@@ -3230,7 +3307,7 @@
                     <pic:cNvPicPr/>
                   </pic:nvPicPr>
                   <pic:blipFill>
-                    <a:blip r:embed="rId25"/>
+                    <a:blip r:embed="rId26"/>
                     <a:stretch>
                       <a:fillRect/>
                     </a:stretch>
@@ -3264,10 +3341,43 @@
       </w:r>
       <w:r>
         <w:rPr>
-          <w:b/>
-          <w:bCs/>
-        </w:rPr>
-        <w:t>关键特性</w:t>
+          <w:rFonts w:hint="eastAsia"/>
+        </w:rPr>
+        <w:t>GCM</w:t>
+      </w:r>
+      <w:r>
+        <w:rPr>
+          <w:rFonts w:hint="eastAsia"/>
+        </w:rPr>
+        <w:t>工作模式相对于普通模式具有以下的特征：</w:t>
+      </w:r>
+    </w:p>
+    <w:p>
+      <w:r>
+        <w:t>初始向量处理</w:t>
+      </w:r>
+      <w:r>
+        <w:t>支持标准</w:t>
+      </w:r>
+      <w:r>
+        <w:t>12</w:t>
+      </w:r>
+      <w:r>
+        <w:t>字节</w:t>
+      </w:r>
+      <w:r>
+        <w:t>IV</w:t>
+      </w:r>
+      <w:r>
+        <w:t>和非标准</w:t>
+      </w:r>
+      <w:r>
+        <w:t>IV</w:t>
+      </w:r>
+    </w:p>
+    <w:p>
+      <w:r>
+        <w:t>认证加密流程</w:t>
       </w:r>
       <w:r>
         <w:rPr>
@@ -3280,107 +3390,11 @@
         <w:t>​</w:t>
       </w:r>
       <w:r>
-        <w:t>：</w:t>
-      </w:r>
-    </w:p>
-    <w:p>
-      <w:pPr>
-        <w:numPr>
-          <w:ilvl w:val="0"/>
-          <w:numId w:val="26"/>
-        </w:numPr>
-      </w:pPr>
-      <w:r>
-        <w:t>​</w:t>
-      </w:r>
-      <w:r>
-        <w:rPr>
-          <w:b/>
-          <w:bCs/>
-        </w:rPr>
-        <w:t>​</w:t>
-      </w:r>
-      <w:r>
-        <w:rPr>
-          <w:b/>
-          <w:bCs/>
-        </w:rPr>
-        <w:t>初始向量处理</w:t>
-      </w:r>
-      <w:r>
-        <w:rPr>
-          <w:b/>
-          <w:bCs/>
-        </w:rPr>
-        <w:t>​</w:t>
-      </w:r>
-      <w:r>
-        <w:t>​</w:t>
-      </w:r>
-      <w:r>
-        <w:t>：支持标准</w:t>
-      </w:r>
-      <w:r>
-        <w:t>12</w:t>
-      </w:r>
-      <w:r>
-        <w:t>字节</w:t>
-      </w:r>
-      <w:r>
-        <w:t>IV</w:t>
-      </w:r>
-      <w:r>
-        <w:t>和非标准</w:t>
-      </w:r>
-      <w:r>
-        <w:t>IV</w:t>
-      </w:r>
-    </w:p>
-    <w:p>
-      <w:pPr>
-        <w:numPr>
-          <w:ilvl w:val="0"/>
-          <w:numId w:val="26"/>
-        </w:numPr>
-      </w:pPr>
-      <w:r>
-        <w:t>​</w:t>
-      </w:r>
-      <w:r>
-        <w:rPr>
-          <w:b/>
-          <w:bCs/>
-        </w:rPr>
-        <w:t>​</w:t>
-      </w:r>
-      <w:r>
-        <w:rPr>
-          <w:b/>
-          <w:bCs/>
-        </w:rPr>
-        <w:t>认证加密流程</w:t>
-      </w:r>
-      <w:r>
-        <w:rPr>
-          <w:b/>
-          <w:bCs/>
-        </w:rPr>
-        <w:t>​</w:t>
-      </w:r>
-      <w:r>
-        <w:t>​</w:t>
-      </w:r>
-      <w:r>
-        <w:t>：</w:t>
-      </w:r>
-    </w:p>
-    <w:p>
-      <w:pPr>
-        <w:numPr>
-          <w:ilvl w:val="1"/>
-          <w:numId w:val="26"/>
-        </w:numPr>
-      </w:pPr>
+        <w:rPr>
+          <w:rFonts w:hint="eastAsia"/>
+        </w:rPr>
+        <w:t>包括</w:t>
+      </w:r>
       <w:r>
         <w:t>使用</w:t>
       </w:r>
@@ -3390,14 +3404,12 @@
       <w:r>
         <w:t>模式加密数据</w:t>
       </w:r>
-    </w:p>
-    <w:p>
-      <w:pPr>
-        <w:numPr>
-          <w:ilvl w:val="1"/>
-          <w:numId w:val="26"/>
-        </w:numPr>
-      </w:pPr>
+      <w:r>
+        <w:rPr>
+          <w:rFonts w:hint="eastAsia"/>
+        </w:rPr>
+        <w:t>、</w:t>
+      </w:r>
       <w:r>
         <w:t>GHASH</w:t>
       </w:r>
@@ -3410,34 +3422,23 @@
       <w:r>
         <w:t>和密文</w:t>
       </w:r>
-    </w:p>
-    <w:p>
-      <w:pPr>
-        <w:numPr>
-          <w:ilvl w:val="1"/>
-          <w:numId w:val="26"/>
-        </w:numPr>
-      </w:pPr>
+      <w:r>
+        <w:rPr>
+          <w:rFonts w:hint="eastAsia"/>
+        </w:rPr>
+        <w:t>以及</w:t>
+      </w:r>
       <w:r>
         <w:t>生成认证标签</w:t>
       </w:r>
-    </w:p>
-    <w:p>
-      <w:pPr>
-        <w:numPr>
-          <w:ilvl w:val="0"/>
-          <w:numId w:val="26"/>
-        </w:numPr>
-      </w:pPr>
-      <w:r>
-        <w:t>​</w:t>
-      </w:r>
-      <w:r>
-        <w:rPr>
-          <w:b/>
-          <w:bCs/>
-        </w:rPr>
-        <w:t>​GF(</w:t>
+      <w:r>
+        <w:rPr>
+          <w:rFonts w:hint="eastAsia"/>
+        </w:rPr>
+        <w:t>。其中</w:t>
+      </w:r>
+      <w:r>
+        <w:t>GF(</w:t>
       </w:r>
       <m:oMath>
         <m:sSup>
@@ -3445,17 +3446,12 @@
             <m:ctrlPr>
               <w:rPr>
                 <w:rFonts w:ascii="Cambria Math" w:hAnsi="Cambria Math"/>
-                <w:b/>
-                <w:bCs/>
                 <w:i/>
               </w:rPr>
             </m:ctrlPr>
           </m:sSupPr>
           <m:e>
             <m:r>
-              <m:rPr>
-                <m:sty m:val="bi"/>
-              </m:rPr>
               <w:rPr>
                 <w:rFonts w:ascii="Cambria Math" w:hAnsi="Cambria Math"/>
               </w:rPr>
@@ -3464,9 +3460,6 @@
           </m:e>
           <m:sup>
             <m:r>
-              <m:rPr>
-                <m:sty m:val="bi"/>
-              </m:rPr>
               <w:rPr>
                 <w:rFonts w:ascii="Cambria Math" w:hAnsi="Cambria Math"/>
               </w:rPr>
@@ -3476,31 +3469,22 @@
         </m:sSup>
       </m:oMath>
       <w:r>
-        <w:rPr>
-          <w:b/>
-          <w:bCs/>
-        </w:rPr>
         <w:t>)</w:t>
       </w:r>
       <w:r>
-        <w:rPr>
-          <w:b/>
-          <w:bCs/>
-        </w:rPr>
         <w:t>乘法</w:t>
       </w:r>
       <w:r>
-        <w:rPr>
-          <w:b/>
-          <w:bCs/>
-        </w:rPr>
-        <w:t>​</w:t>
-      </w:r>
-      <w:r>
-        <w:t>​</w:t>
-      </w:r>
-      <w:r>
-        <w:t>：使用基本的逐位移位异或实现</w:t>
+        <w:t>​​</w:t>
+      </w:r>
+      <w:r>
+        <w:t>使用基本的逐位移位异或实现</w:t>
+      </w:r>
+      <w:r>
+        <w:rPr>
+          <w:rFonts w:hint="eastAsia"/>
+        </w:rPr>
+        <w:t>。</w:t>
       </w:r>
     </w:p>
     <w:p>
@@ -3527,7 +3511,25 @@
     </w:p>
     <w:p>
       <w:r>
-        <w:t>针对性能瓶颈进行重点优化：</w:t>
+        <w:rPr>
+          <w:rFonts w:hint="eastAsia"/>
+        </w:rPr>
+        <w:t>接下来针对</w:t>
+      </w:r>
+      <w:r>
+        <w:rPr>
+          <w:rFonts w:hint="eastAsia"/>
+        </w:rPr>
+        <w:t>GCM</w:t>
+      </w:r>
+      <w:r>
+        <w:rPr>
+          <w:rFonts w:hint="eastAsia"/>
+        </w:rPr>
+        <w:t>基础工作模式中的</w:t>
+      </w:r>
+      <w:r>
+        <w:t>性能瓶颈进行重点优化：</w:t>
       </w:r>
     </w:p>
     <w:p>
@@ -3535,7 +3537,6 @@
         <w:rPr>
           <w:noProof/>
         </w:rPr>
-        <w:lastRenderedPageBreak/>
         <w:drawing>
           <wp:inline distT="0" distB="0" distL="0" distR="0" wp14:anchorId="04462B0F" wp14:editId="78208B7C">
             <wp:extent cx="5274310" cy="1177290"/>
@@ -3552,7 +3553,7 @@
                     <pic:cNvPicPr/>
                   </pic:nvPicPr>
                   <pic:blipFill>
-                    <a:blip r:embed="rId26"/>
+                    <a:blip r:embed="rId27"/>
                     <a:stretch>
                       <a:fillRect/>
                     </a:stretch>
@@ -3585,27 +3586,22 @@
         <w:t>​</w:t>
       </w:r>
       <w:r>
-        <w:rPr>
-          <w:b/>
-          <w:bCs/>
-        </w:rPr>
         <w:t>核心优化点</w:t>
       </w:r>
       <w:r>
-        <w:rPr>
-          <w:b/>
-          <w:bCs/>
-        </w:rPr>
-        <w:t>​</w:t>
-      </w:r>
-      <w:r>
-        <w:t>​</w:t>
+        <w:t>​​</w:t>
       </w:r>
       <w:r>
         <w:t>：</w:t>
       </w:r>
     </w:p>
     <w:p>
+      <w:pPr>
+        <w:rPr>
+          <w:b/>
+          <w:bCs/>
+        </w:rPr>
+      </w:pPr>
       <w:r>
         <w:rPr>
           <w:b/>
@@ -3625,12 +3621,13 @@
           <w:b/>
           <w:bCs/>
         </w:rPr>
-        <w:t>​</w:t>
-      </w:r>
-      <w:r>
-        <w:t>​</w:t>
-      </w:r>
-      <w:r>
+        <w:t>​​</w:t>
+      </w:r>
+      <w:r>
+        <w:rPr>
+          <w:b/>
+          <w:bCs/>
+        </w:rPr>
         <w:t>：</w:t>
       </w:r>
     </w:p>
@@ -3690,6 +3687,7 @@
           <w:b/>
           <w:bCs/>
         </w:rPr>
+        <w:lastRenderedPageBreak/>
         <w:t>计数器优化</w:t>
       </w:r>
       <w:r>
@@ -3812,7 +3810,7 @@
                     <pic:cNvPicPr/>
                   </pic:nvPicPr>
                   <pic:blipFill rotWithShape="1">
-                    <a:blip r:embed="rId27"/>
+                    <a:blip r:embed="rId28"/>
                     <a:srcRect b="6463"/>
                     <a:stretch>
                       <a:fillRect/>
@@ -3857,46 +3855,25 @@
         <w:t>​</w:t>
       </w:r>
       <w:r>
-        <w:rPr>
-          <w:b/>
-          <w:bCs/>
-        </w:rPr>
         <w:t>性能优化技术原理</w:t>
       </w:r>
       <w:r>
-        <w:rPr>
-          <w:b/>
-          <w:bCs/>
-        </w:rPr>
-        <w:t>​</w:t>
-      </w:r>
-      <w:r>
-        <w:t>​</w:t>
-      </w:r>
-      <w:r>
-        <w:t>：</w:t>
-      </w:r>
-    </w:p>
-    <w:p>
-      <w:r>
-        <w:rPr>
-          <w:b/>
-          <w:bCs/>
-        </w:rPr>
+        <w:t>​​</w:t>
+      </w:r>
+      <w:r>
+        <w:rPr>
+          <w:rFonts w:hint="eastAsia"/>
+        </w:rPr>
+        <w:t>采用了如</w:t>
+      </w:r>
+      <w:r>
         <w:t>查表优化</w:t>
       </w:r>
       <w:r>
-        <w:rPr>
-          <w:b/>
-          <w:bCs/>
-        </w:rPr>
-        <w:t>​</w:t>
-      </w:r>
-      <w:r>
-        <w:t>​</w:t>
-      </w:r>
-      <w:r>
-        <w:t>：将</w:t>
+        <w:t>​​</w:t>
+      </w:r>
+      <w:r>
+        <w:t>将</w:t>
       </w:r>
       <w:r>
         <w:t>GHASH</w:t>
@@ -3962,27 +3939,20 @@
       <w:r>
         <w:rPr>
           <w:rFonts w:hint="eastAsia"/>
-          <w:b/>
-          <w:bCs/>
+        </w:rPr>
+        <w:t>并且</w:t>
+      </w:r>
+      <w:r>
+        <w:rPr>
+          <w:rFonts w:hint="eastAsia"/>
         </w:rPr>
         <w:t>采用了</w:t>
       </w:r>
       <w:r>
-        <w:rPr>
-          <w:b/>
-          <w:bCs/>
-        </w:rPr>
         <w:t>处理器友好设计</w:t>
       </w:r>
       <w:r>
-        <w:rPr>
-          <w:b/>
-          <w:bCs/>
-        </w:rPr>
-        <w:t>​</w:t>
-      </w:r>
-      <w:r>
-        <w:t>​</w:t>
+        <w:t>​​</w:t>
       </w:r>
       <w:r>
         <w:t>：</w:t>
@@ -4126,7 +4096,6 @@
         </w:numPr>
       </w:pPr>
       <w:r>
-        <w:lastRenderedPageBreak/>
         <w:t>​</w:t>
       </w:r>
       <w:r>
@@ -4260,88 +4229,98 @@
       <w:r>
         <w:t>：</w:t>
       </w:r>
-      <w:r>
-        <w:rPr>
-          <w:i/>
-          <w:iCs/>
-        </w:rPr>
-        <w:t>Tag</w:t>
-      </w:r>
-      <w:r>
-        <w:t>=</w:t>
-      </w:r>
-      <w:r>
-        <w:rPr>
-          <w:i/>
-          <w:iCs/>
-        </w:rPr>
-        <w:t>Ek</w:t>
-      </w:r>
-      <w:r>
-        <w:t>​(</w:t>
-      </w:r>
-      <w:r>
-        <w:rPr>
-          <w:i/>
-          <w:iCs/>
-        </w:rPr>
-        <w:t>J</w:t>
-      </w:r>
-      <w:r>
-        <w:t>0)</w:t>
-      </w:r>
-      <w:r>
-        <w:rPr>
-          <w:rFonts w:ascii="Cambria Math" w:hAnsi="Cambria Math" w:cs="Cambria Math"/>
-        </w:rPr>
-        <w:t>⊕</w:t>
-      </w:r>
-      <w:r>
-        <w:rPr>
-          <w:i/>
-          <w:iCs/>
-        </w:rPr>
-        <w:t>GHASH</w:t>
-      </w:r>
-      <w:r>
-        <w:t>(</w:t>
-      </w:r>
-      <w:r>
-        <w:rPr>
-          <w:i/>
-          <w:iCs/>
-        </w:rPr>
-        <w:t>AAD</w:t>
-      </w:r>
-      <w:r>
-        <w:rPr>
-          <w:rFonts w:ascii="Cambria Math" w:hAnsi="Cambria Math" w:cs="Cambria Math"/>
-        </w:rPr>
-        <w:t>∣∣</w:t>
-      </w:r>
-      <w:r>
-        <w:rPr>
-          <w:i/>
-          <w:iCs/>
-        </w:rPr>
-        <w:t>Ciphertext</w:t>
-      </w:r>
-      <w:r>
-        <w:rPr>
-          <w:rFonts w:ascii="Cambria Math" w:hAnsi="Cambria Math" w:cs="Cambria Math"/>
-        </w:rPr>
-        <w:t>∣∣</w:t>
-      </w:r>
-      <w:r>
-        <w:rPr>
-          <w:i/>
-          <w:iCs/>
-        </w:rPr>
-        <w:t>Len</w:t>
-      </w:r>
-      <w:r>
-        <w:t>)</w:t>
-      </w:r>
+      <m:oMath>
+        <m:r>
+          <w:rPr>
+            <w:rFonts w:ascii="Cambria Math" w:hAnsi="Cambria Math"/>
+          </w:rPr>
+          <m:t>Tag</m:t>
+        </m:r>
+        <m:r>
+          <w:rPr>
+            <w:rFonts w:ascii="Cambria Math" w:hAnsi="Cambria Math"/>
+          </w:rPr>
+          <m:t>=</m:t>
+        </m:r>
+        <m:r>
+          <w:rPr>
+            <w:rFonts w:ascii="Cambria Math" w:hAnsi="Cambria Math"/>
+          </w:rPr>
+          <m:t>Ek</m:t>
+        </m:r>
+        <m:r>
+          <w:rPr>
+            <w:rFonts w:ascii="Cambria Math" w:hAnsi="Cambria Math"/>
+          </w:rPr>
+          <m:t>​(</m:t>
+        </m:r>
+        <m:r>
+          <w:rPr>
+            <w:rFonts w:ascii="Cambria Math" w:hAnsi="Cambria Math"/>
+          </w:rPr>
+          <m:t>J</m:t>
+        </m:r>
+        <m:r>
+          <w:rPr>
+            <w:rFonts w:ascii="Cambria Math" w:hAnsi="Cambria Math"/>
+          </w:rPr>
+          <m:t>0)</m:t>
+        </m:r>
+        <m:r>
+          <w:rPr>
+            <w:rFonts w:ascii="Cambria Math" w:hAnsi="Cambria Math" w:cs="Cambria Math"/>
+          </w:rPr>
+          <m:t>⊕</m:t>
+        </m:r>
+        <m:r>
+          <w:rPr>
+            <w:rFonts w:ascii="Cambria Math" w:hAnsi="Cambria Math"/>
+          </w:rPr>
+          <m:t>GHASH</m:t>
+        </m:r>
+        <m:r>
+          <w:rPr>
+            <w:rFonts w:ascii="Cambria Math" w:hAnsi="Cambria Math"/>
+          </w:rPr>
+          <m:t>(</m:t>
+        </m:r>
+        <m:r>
+          <w:rPr>
+            <w:rFonts w:ascii="Cambria Math" w:hAnsi="Cambria Math"/>
+          </w:rPr>
+          <m:t>AAD</m:t>
+        </m:r>
+        <m:r>
+          <w:rPr>
+            <w:rFonts w:ascii="Cambria Math" w:hAnsi="Cambria Math" w:cs="Cambria Math"/>
+          </w:rPr>
+          <m:t>∣∣</m:t>
+        </m:r>
+        <m:r>
+          <w:rPr>
+            <w:rFonts w:ascii="Cambria Math" w:hAnsi="Cambria Math"/>
+          </w:rPr>
+          <m:t>Ciphertext</m:t>
+        </m:r>
+        <m:r>
+          <w:rPr>
+            <w:rFonts w:ascii="Cambria Math" w:hAnsi="Cambria Math" w:cs="Cambria Math"/>
+          </w:rPr>
+          <m:t>∣∣</m:t>
+        </m:r>
+        <m:r>
+          <w:rPr>
+            <w:rFonts w:ascii="Cambria Math" w:hAnsi="Cambria Math"/>
+          </w:rPr>
+          <m:t>Len</m:t>
+        </m:r>
+        <m:r>
+          <w:rPr>
+            <w:rFonts w:ascii="Cambria Math" w:hAnsi="Cambria Math"/>
+          </w:rPr>
+          <m:t>)</m:t>
+        </m:r>
+      </m:oMath>
     </w:p>
     <w:p>
       <w:r>
@@ -4547,6 +4526,7 @@
           <w:b/>
           <w:bCs/>
         </w:rPr>
+        <w:lastRenderedPageBreak/>
         <w:t xml:space="preserve">6. </w:t>
       </w:r>
       <w:r>
@@ -4579,7 +4559,7 @@
                     <pic:cNvPicPr/>
                   </pic:nvPicPr>
                   <pic:blipFill>
-                    <a:blip r:embed="rId28"/>
+                    <a:blip r:embed="rId29"/>
                     <a:stretch>
                       <a:fillRect/>
                     </a:stretch>
@@ -4601,6 +4581,9 @@
       </w:r>
     </w:p>
     <w:p>
+      <w:pPr>
+        <w:ind w:firstLine="420"/>
+      </w:pPr>
       <w:r>
         <w:rPr>
           <w:rFonts w:hint="eastAsia"/>
@@ -4617,7 +4600,13 @@
         <w:rPr>
           <w:rFonts w:hint="eastAsia"/>
         </w:rPr>
-        <w:t>模型的优化，减少了加密和解密时间，性能提高了大致</w:t>
+        <w:t>工作模式</w:t>
+      </w:r>
+      <w:r>
+        <w:rPr>
+          <w:rFonts w:hint="eastAsia"/>
+        </w:rPr>
+        <w:t>的优化，减少了加密和解密时间，性能提高了大致</w:t>
       </w:r>
       <w:r>
         <w:rPr>
@@ -4637,9 +4626,27 @@
         </w:rPr>
         <w:t>。</w:t>
       </w:r>
+      <w:r>
+        <w:rPr>
+          <w:rFonts w:hint="eastAsia"/>
+        </w:rPr>
+        <w:t>同时优化后的</w:t>
+      </w:r>
+      <w:r>
+        <w:rPr>
+          <w:rFonts w:hint="eastAsia"/>
+        </w:rPr>
+        <w:t>GCM</w:t>
+      </w:r>
+      <w:r>
+        <w:rPr>
+          <w:rFonts w:hint="eastAsia"/>
+        </w:rPr>
+        <w:t>工作模式通过了解密验证，具有有效性。</w:t>
+      </w:r>
     </w:p>
     <w:sectPr>
-      <w:footerReference w:type="default" r:id="rId29"/>
+      <w:footerReference w:type="default" r:id="rId30"/>
       <w:pgSz w:w="11906" w:h="16838"/>
       <w:pgMar w:top="1440" w:right="1800" w:bottom="1440" w:left="1800" w:header="851" w:footer="992" w:gutter="0"/>
       <w:cols w:space="425"/>
@@ -5047,7 +5054,7 @@
   <w:abstractNum w:abstractNumId="2" w15:restartNumberingAfterBreak="0">
     <w:nsid w:val="066330C8"/>
     <w:multiLevelType w:val="multilevel"/>
-    <w:tmpl w:val="5C208AEA"/>
+    <w:tmpl w:val="C8C02B64"/>
     <w:lvl w:ilvl="0">
       <w:start w:val="4"/>
       <w:numFmt w:val="decimal"/>
@@ -5071,7 +5078,8 @@
       </w:pPr>
       <w:rPr>
         <w:rFonts w:hint="default"/>
-        <w:b w:val="0"/>
+        <w:b/>
+        <w:bCs w:val="0"/>
       </w:rPr>
     </w:lvl>
     <w:lvl w:ilvl="2">
@@ -5603,6 +5611,119 @@
     </w:lvl>
   </w:abstractNum>
   <w:abstractNum w:abstractNumId="7" w15:restartNumberingAfterBreak="0">
+    <w:nsid w:val="2F3C46D5"/>
+    <w:multiLevelType w:val="multilevel"/>
+    <w:tmpl w:val="1D267B54"/>
+    <w:lvl w:ilvl="0">
+      <w:start w:val="1"/>
+      <w:numFmt w:val="decimal"/>
+      <w:lvlText w:val="%1"/>
+      <w:lvlJc w:val="left"/>
+      <w:pPr>
+        <w:ind w:left="360" w:hanging="360"/>
+      </w:pPr>
+      <w:rPr>
+        <w:rFonts w:hint="default"/>
+      </w:rPr>
+    </w:lvl>
+    <w:lvl w:ilvl="1">
+      <w:start w:val="2"/>
+      <w:numFmt w:val="decimal"/>
+      <w:lvlText w:val="%1.%2"/>
+      <w:lvlJc w:val="left"/>
+      <w:pPr>
+        <w:ind w:left="360" w:hanging="360"/>
+      </w:pPr>
+      <w:rPr>
+        <w:rFonts w:hint="default"/>
+      </w:rPr>
+    </w:lvl>
+    <w:lvl w:ilvl="2">
+      <w:start w:val="1"/>
+      <w:numFmt w:val="decimal"/>
+      <w:lvlText w:val="%1.%2.%3"/>
+      <w:lvlJc w:val="left"/>
+      <w:pPr>
+        <w:ind w:left="720" w:hanging="720"/>
+      </w:pPr>
+      <w:rPr>
+        <w:rFonts w:hint="default"/>
+      </w:rPr>
+    </w:lvl>
+    <w:lvl w:ilvl="3">
+      <w:start w:val="1"/>
+      <w:numFmt w:val="decimal"/>
+      <w:lvlText w:val="%1.%2.%3.%4"/>
+      <w:lvlJc w:val="left"/>
+      <w:pPr>
+        <w:ind w:left="720" w:hanging="720"/>
+      </w:pPr>
+      <w:rPr>
+        <w:rFonts w:hint="default"/>
+      </w:rPr>
+    </w:lvl>
+    <w:lvl w:ilvl="4">
+      <w:start w:val="1"/>
+      <w:numFmt w:val="decimal"/>
+      <w:lvlText w:val="%1.%2.%3.%4.%5"/>
+      <w:lvlJc w:val="left"/>
+      <w:pPr>
+        <w:ind w:left="1080" w:hanging="1080"/>
+      </w:pPr>
+      <w:rPr>
+        <w:rFonts w:hint="default"/>
+      </w:rPr>
+    </w:lvl>
+    <w:lvl w:ilvl="5">
+      <w:start w:val="1"/>
+      <w:numFmt w:val="decimal"/>
+      <w:lvlText w:val="%1.%2.%3.%4.%5.%6"/>
+      <w:lvlJc w:val="left"/>
+      <w:pPr>
+        <w:ind w:left="1080" w:hanging="1080"/>
+      </w:pPr>
+      <w:rPr>
+        <w:rFonts w:hint="default"/>
+      </w:rPr>
+    </w:lvl>
+    <w:lvl w:ilvl="6">
+      <w:start w:val="1"/>
+      <w:numFmt w:val="decimal"/>
+      <w:lvlText w:val="%1.%2.%3.%4.%5.%6.%7"/>
+      <w:lvlJc w:val="left"/>
+      <w:pPr>
+        <w:ind w:left="1440" w:hanging="1440"/>
+      </w:pPr>
+      <w:rPr>
+        <w:rFonts w:hint="default"/>
+      </w:rPr>
+    </w:lvl>
+    <w:lvl w:ilvl="7">
+      <w:start w:val="1"/>
+      <w:numFmt w:val="decimal"/>
+      <w:lvlText w:val="%1.%2.%3.%4.%5.%6.%7.%8"/>
+      <w:lvlJc w:val="left"/>
+      <w:pPr>
+        <w:ind w:left="1440" w:hanging="1440"/>
+      </w:pPr>
+      <w:rPr>
+        <w:rFonts w:hint="default"/>
+      </w:rPr>
+    </w:lvl>
+    <w:lvl w:ilvl="8">
+      <w:start w:val="1"/>
+      <w:numFmt w:val="decimal"/>
+      <w:lvlText w:val="%1.%2.%3.%4.%5.%6.%7.%8.%9"/>
+      <w:lvlJc w:val="left"/>
+      <w:pPr>
+        <w:ind w:left="1800" w:hanging="1800"/>
+      </w:pPr>
+      <w:rPr>
+        <w:rFonts w:hint="default"/>
+      </w:rPr>
+    </w:lvl>
+  </w:abstractNum>
+  <w:abstractNum w:abstractNumId="8" w15:restartNumberingAfterBreak="0">
     <w:nsid w:val="33241DC7"/>
     <w:multiLevelType w:val="multilevel"/>
     <w:tmpl w:val="36D012CE"/>
@@ -5751,7 +5872,7 @@
       </w:rPr>
     </w:lvl>
   </w:abstractNum>
-  <w:abstractNum w:abstractNumId="8" w15:restartNumberingAfterBreak="0">
+  <w:abstractNum w:abstractNumId="9" w15:restartNumberingAfterBreak="0">
     <w:nsid w:val="3B817A75"/>
     <w:multiLevelType w:val="multilevel"/>
     <w:tmpl w:val="6D08377E"/>
@@ -5900,7 +6021,7 @@
       </w:rPr>
     </w:lvl>
   </w:abstractNum>
-  <w:abstractNum w:abstractNumId="9" w15:restartNumberingAfterBreak="0">
+  <w:abstractNum w:abstractNumId="10" w15:restartNumberingAfterBreak="0">
     <w:nsid w:val="3D53490F"/>
     <w:multiLevelType w:val="multilevel"/>
     <w:tmpl w:val="1378222E"/>
@@ -6017,7 +6138,7 @@
       </w:pPr>
     </w:lvl>
   </w:abstractNum>
-  <w:abstractNum w:abstractNumId="10" w15:restartNumberingAfterBreak="0">
+  <w:abstractNum w:abstractNumId="11" w15:restartNumberingAfterBreak="0">
     <w:nsid w:val="495A4A0E"/>
     <w:multiLevelType w:val="multilevel"/>
     <w:tmpl w:val="5964AFF2"/>
@@ -6134,7 +6255,7 @@
       </w:pPr>
     </w:lvl>
   </w:abstractNum>
-  <w:abstractNum w:abstractNumId="11" w15:restartNumberingAfterBreak="0">
+  <w:abstractNum w:abstractNumId="12" w15:restartNumberingAfterBreak="0">
     <w:nsid w:val="4A2F335A"/>
     <w:multiLevelType w:val="multilevel"/>
     <w:tmpl w:val="7F0A3A7A"/>
@@ -6283,7 +6404,7 @@
       </w:rPr>
     </w:lvl>
   </w:abstractNum>
-  <w:abstractNum w:abstractNumId="12" w15:restartNumberingAfterBreak="0">
+  <w:abstractNum w:abstractNumId="13" w15:restartNumberingAfterBreak="0">
     <w:nsid w:val="4AE908E2"/>
     <w:multiLevelType w:val="multilevel"/>
     <w:tmpl w:val="DF6600E6"/>
@@ -6432,7 +6553,7 @@
       </w:rPr>
     </w:lvl>
   </w:abstractNum>
-  <w:abstractNum w:abstractNumId="13" w15:restartNumberingAfterBreak="0">
+  <w:abstractNum w:abstractNumId="14" w15:restartNumberingAfterBreak="0">
     <w:nsid w:val="4E141884"/>
     <w:multiLevelType w:val="multilevel"/>
     <w:tmpl w:val="63B0E2C2"/>
@@ -6581,7 +6702,7 @@
       </w:rPr>
     </w:lvl>
   </w:abstractNum>
-  <w:abstractNum w:abstractNumId="14" w15:restartNumberingAfterBreak="0">
+  <w:abstractNum w:abstractNumId="15" w15:restartNumberingAfterBreak="0">
     <w:nsid w:val="50231297"/>
     <w:multiLevelType w:val="multilevel"/>
     <w:tmpl w:val="BA46BDA2"/>
@@ -6730,7 +6851,7 @@
       </w:rPr>
     </w:lvl>
   </w:abstractNum>
-  <w:abstractNum w:abstractNumId="15" w15:restartNumberingAfterBreak="0">
+  <w:abstractNum w:abstractNumId="16" w15:restartNumberingAfterBreak="0">
     <w:nsid w:val="509C2453"/>
     <w:multiLevelType w:val="multilevel"/>
     <w:tmpl w:val="57EE960A"/>
@@ -6875,7 +6996,7 @@
       </w:rPr>
     </w:lvl>
   </w:abstractNum>
-  <w:abstractNum w:abstractNumId="16" w15:restartNumberingAfterBreak="0">
+  <w:abstractNum w:abstractNumId="17" w15:restartNumberingAfterBreak="0">
     <w:nsid w:val="53E23C33"/>
     <w:multiLevelType w:val="multilevel"/>
     <w:tmpl w:val="4AA2BE86"/>
@@ -7024,7 +7145,7 @@
       </w:rPr>
     </w:lvl>
   </w:abstractNum>
-  <w:abstractNum w:abstractNumId="17" w15:restartNumberingAfterBreak="0">
+  <w:abstractNum w:abstractNumId="18" w15:restartNumberingAfterBreak="0">
     <w:nsid w:val="5AB757F8"/>
     <w:multiLevelType w:val="multilevel"/>
     <w:tmpl w:val="28C68192"/>
@@ -7173,7 +7294,7 @@
       </w:rPr>
     </w:lvl>
   </w:abstractNum>
-  <w:abstractNum w:abstractNumId="18" w15:restartNumberingAfterBreak="0">
+  <w:abstractNum w:abstractNumId="19" w15:restartNumberingAfterBreak="0">
     <w:nsid w:val="5AEF5A8F"/>
     <w:multiLevelType w:val="hybridMultilevel"/>
     <w:tmpl w:val="861ED1B6"/>
@@ -7262,7 +7383,233 @@
       </w:pPr>
     </w:lvl>
   </w:abstractNum>
-  <w:abstractNum w:abstractNumId="19" w15:restartNumberingAfterBreak="0">
+  <w:abstractNum w:abstractNumId="20" w15:restartNumberingAfterBreak="0">
+    <w:nsid w:val="5B1E4D9E"/>
+    <w:multiLevelType w:val="multilevel"/>
+    <w:tmpl w:val="DF6A8DCE"/>
+    <w:lvl w:ilvl="0">
+      <w:start w:val="2"/>
+      <w:numFmt w:val="decimal"/>
+      <w:lvlText w:val="%1"/>
+      <w:lvlJc w:val="left"/>
+      <w:pPr>
+        <w:ind w:left="360" w:hanging="360"/>
+      </w:pPr>
+      <w:rPr>
+        <w:rFonts w:hint="default"/>
+      </w:rPr>
+    </w:lvl>
+    <w:lvl w:ilvl="1">
+      <w:start w:val="2"/>
+      <w:numFmt w:val="decimal"/>
+      <w:lvlText w:val="%1.%2"/>
+      <w:lvlJc w:val="left"/>
+      <w:pPr>
+        <w:ind w:left="360" w:hanging="360"/>
+      </w:pPr>
+      <w:rPr>
+        <w:rFonts w:hint="default"/>
+      </w:rPr>
+    </w:lvl>
+    <w:lvl w:ilvl="2">
+      <w:start w:val="1"/>
+      <w:numFmt w:val="decimal"/>
+      <w:lvlText w:val="%1.%2.%3"/>
+      <w:lvlJc w:val="left"/>
+      <w:pPr>
+        <w:ind w:left="720" w:hanging="720"/>
+      </w:pPr>
+      <w:rPr>
+        <w:rFonts w:hint="default"/>
+      </w:rPr>
+    </w:lvl>
+    <w:lvl w:ilvl="3">
+      <w:start w:val="1"/>
+      <w:numFmt w:val="decimal"/>
+      <w:lvlText w:val="%1.%2.%3.%4"/>
+      <w:lvlJc w:val="left"/>
+      <w:pPr>
+        <w:ind w:left="720" w:hanging="720"/>
+      </w:pPr>
+      <w:rPr>
+        <w:rFonts w:hint="default"/>
+      </w:rPr>
+    </w:lvl>
+    <w:lvl w:ilvl="4">
+      <w:start w:val="1"/>
+      <w:numFmt w:val="decimal"/>
+      <w:lvlText w:val="%1.%2.%3.%4.%5"/>
+      <w:lvlJc w:val="left"/>
+      <w:pPr>
+        <w:ind w:left="1080" w:hanging="1080"/>
+      </w:pPr>
+      <w:rPr>
+        <w:rFonts w:hint="default"/>
+      </w:rPr>
+    </w:lvl>
+    <w:lvl w:ilvl="5">
+      <w:start w:val="1"/>
+      <w:numFmt w:val="decimal"/>
+      <w:lvlText w:val="%1.%2.%3.%4.%5.%6"/>
+      <w:lvlJc w:val="left"/>
+      <w:pPr>
+        <w:ind w:left="1080" w:hanging="1080"/>
+      </w:pPr>
+      <w:rPr>
+        <w:rFonts w:hint="default"/>
+      </w:rPr>
+    </w:lvl>
+    <w:lvl w:ilvl="6">
+      <w:start w:val="1"/>
+      <w:numFmt w:val="decimal"/>
+      <w:lvlText w:val="%1.%2.%3.%4.%5.%6.%7"/>
+      <w:lvlJc w:val="left"/>
+      <w:pPr>
+        <w:ind w:left="1440" w:hanging="1440"/>
+      </w:pPr>
+      <w:rPr>
+        <w:rFonts w:hint="default"/>
+      </w:rPr>
+    </w:lvl>
+    <w:lvl w:ilvl="7">
+      <w:start w:val="1"/>
+      <w:numFmt w:val="decimal"/>
+      <w:lvlText w:val="%1.%2.%3.%4.%5.%6.%7.%8"/>
+      <w:lvlJc w:val="left"/>
+      <w:pPr>
+        <w:ind w:left="1440" w:hanging="1440"/>
+      </w:pPr>
+      <w:rPr>
+        <w:rFonts w:hint="default"/>
+      </w:rPr>
+    </w:lvl>
+    <w:lvl w:ilvl="8">
+      <w:start w:val="1"/>
+      <w:numFmt w:val="decimal"/>
+      <w:lvlText w:val="%1.%2.%3.%4.%5.%6.%7.%8.%9"/>
+      <w:lvlJc w:val="left"/>
+      <w:pPr>
+        <w:ind w:left="1800" w:hanging="1800"/>
+      </w:pPr>
+      <w:rPr>
+        <w:rFonts w:hint="default"/>
+      </w:rPr>
+    </w:lvl>
+  </w:abstractNum>
+  <w:abstractNum w:abstractNumId="21" w15:restartNumberingAfterBreak="0">
+    <w:nsid w:val="5D945142"/>
+    <w:multiLevelType w:val="multilevel"/>
+    <w:tmpl w:val="47A031EE"/>
+    <w:lvl w:ilvl="0">
+      <w:start w:val="3"/>
+      <w:numFmt w:val="decimal"/>
+      <w:lvlText w:val="%1"/>
+      <w:lvlJc w:val="left"/>
+      <w:pPr>
+        <w:ind w:left="360" w:hanging="360"/>
+      </w:pPr>
+      <w:rPr>
+        <w:rFonts w:hint="default"/>
+      </w:rPr>
+    </w:lvl>
+    <w:lvl w:ilvl="1">
+      <w:start w:val="1"/>
+      <w:numFmt w:val="decimal"/>
+      <w:lvlText w:val="%1.%2"/>
+      <w:lvlJc w:val="left"/>
+      <w:pPr>
+        <w:ind w:left="360" w:hanging="360"/>
+      </w:pPr>
+      <w:rPr>
+        <w:rFonts w:hint="default"/>
+      </w:rPr>
+    </w:lvl>
+    <w:lvl w:ilvl="2">
+      <w:start w:val="1"/>
+      <w:numFmt w:val="decimal"/>
+      <w:lvlText w:val="%1.%2.%3"/>
+      <w:lvlJc w:val="left"/>
+      <w:pPr>
+        <w:ind w:left="720" w:hanging="720"/>
+      </w:pPr>
+      <w:rPr>
+        <w:rFonts w:hint="default"/>
+      </w:rPr>
+    </w:lvl>
+    <w:lvl w:ilvl="3">
+      <w:start w:val="1"/>
+      <w:numFmt w:val="decimal"/>
+      <w:lvlText w:val="%1.%2.%3.%4"/>
+      <w:lvlJc w:val="left"/>
+      <w:pPr>
+        <w:ind w:left="720" w:hanging="720"/>
+      </w:pPr>
+      <w:rPr>
+        <w:rFonts w:hint="default"/>
+      </w:rPr>
+    </w:lvl>
+    <w:lvl w:ilvl="4">
+      <w:start w:val="1"/>
+      <w:numFmt w:val="decimal"/>
+      <w:lvlText w:val="%1.%2.%3.%4.%5"/>
+      <w:lvlJc w:val="left"/>
+      <w:pPr>
+        <w:ind w:left="1080" w:hanging="1080"/>
+      </w:pPr>
+      <w:rPr>
+        <w:rFonts w:hint="default"/>
+      </w:rPr>
+    </w:lvl>
+    <w:lvl w:ilvl="5">
+      <w:start w:val="1"/>
+      <w:numFmt w:val="decimal"/>
+      <w:lvlText w:val="%1.%2.%3.%4.%5.%6"/>
+      <w:lvlJc w:val="left"/>
+      <w:pPr>
+        <w:ind w:left="1080" w:hanging="1080"/>
+      </w:pPr>
+      <w:rPr>
+        <w:rFonts w:hint="default"/>
+      </w:rPr>
+    </w:lvl>
+    <w:lvl w:ilvl="6">
+      <w:start w:val="1"/>
+      <w:numFmt w:val="decimal"/>
+      <w:lvlText w:val="%1.%2.%3.%4.%5.%6.%7"/>
+      <w:lvlJc w:val="left"/>
+      <w:pPr>
+        <w:ind w:left="1440" w:hanging="1440"/>
+      </w:pPr>
+      <w:rPr>
+        <w:rFonts w:hint="default"/>
+      </w:rPr>
+    </w:lvl>
+    <w:lvl w:ilvl="7">
+      <w:start w:val="1"/>
+      <w:numFmt w:val="decimal"/>
+      <w:lvlText w:val="%1.%2.%3.%4.%5.%6.%7.%8"/>
+      <w:lvlJc w:val="left"/>
+      <w:pPr>
+        <w:ind w:left="1440" w:hanging="1440"/>
+      </w:pPr>
+      <w:rPr>
+        <w:rFonts w:hint="default"/>
+      </w:rPr>
+    </w:lvl>
+    <w:lvl w:ilvl="8">
+      <w:start w:val="1"/>
+      <w:numFmt w:val="decimal"/>
+      <w:lvlText w:val="%1.%2.%3.%4.%5.%6.%7.%8.%9"/>
+      <w:lvlJc w:val="left"/>
+      <w:pPr>
+        <w:ind w:left="1800" w:hanging="1800"/>
+      </w:pPr>
+      <w:rPr>
+        <w:rFonts w:hint="default"/>
+      </w:rPr>
+    </w:lvl>
+  </w:abstractNum>
+  <w:abstractNum w:abstractNumId="22" w15:restartNumberingAfterBreak="0">
     <w:nsid w:val="62BE50EF"/>
     <w:multiLevelType w:val="multilevel"/>
     <w:tmpl w:val="3530FAE4"/>
@@ -7411,7 +7758,7 @@
       </w:rPr>
     </w:lvl>
   </w:abstractNum>
-  <w:abstractNum w:abstractNumId="20" w15:restartNumberingAfterBreak="0">
+  <w:abstractNum w:abstractNumId="23" w15:restartNumberingAfterBreak="0">
     <w:nsid w:val="62FB76FD"/>
     <w:multiLevelType w:val="multilevel"/>
     <w:tmpl w:val="3B3CBC82"/>
@@ -7528,7 +7875,7 @@
       </w:pPr>
     </w:lvl>
   </w:abstractNum>
-  <w:abstractNum w:abstractNumId="21" w15:restartNumberingAfterBreak="0">
+  <w:abstractNum w:abstractNumId="24" w15:restartNumberingAfterBreak="0">
     <w:nsid w:val="64113C08"/>
     <w:multiLevelType w:val="multilevel"/>
     <w:tmpl w:val="5D563C00"/>
@@ -7645,7 +7992,7 @@
       </w:pPr>
     </w:lvl>
   </w:abstractNum>
-  <w:abstractNum w:abstractNumId="22" w15:restartNumberingAfterBreak="0">
+  <w:abstractNum w:abstractNumId="25" w15:restartNumberingAfterBreak="0">
     <w:nsid w:val="666A449D"/>
     <w:multiLevelType w:val="multilevel"/>
     <w:tmpl w:val="0164C3D6"/>
@@ -7794,7 +8141,7 @@
       </w:rPr>
     </w:lvl>
   </w:abstractNum>
-  <w:abstractNum w:abstractNumId="23" w15:restartNumberingAfterBreak="0">
+  <w:abstractNum w:abstractNumId="26" w15:restartNumberingAfterBreak="0">
     <w:nsid w:val="684E58D5"/>
     <w:multiLevelType w:val="multilevel"/>
     <w:tmpl w:val="4134F0E4"/>
@@ -7943,7 +8290,7 @@
       </w:rPr>
     </w:lvl>
   </w:abstractNum>
-  <w:abstractNum w:abstractNumId="24" w15:restartNumberingAfterBreak="0">
+  <w:abstractNum w:abstractNumId="27" w15:restartNumberingAfterBreak="0">
     <w:nsid w:val="68555C12"/>
     <w:multiLevelType w:val="multilevel"/>
     <w:tmpl w:val="AD4266B8"/>
@@ -8092,7 +8439,7 @@
       </w:rPr>
     </w:lvl>
   </w:abstractNum>
-  <w:abstractNum w:abstractNumId="25" w15:restartNumberingAfterBreak="0">
+  <w:abstractNum w:abstractNumId="28" w15:restartNumberingAfterBreak="0">
     <w:nsid w:val="6A3540DD"/>
     <w:multiLevelType w:val="multilevel"/>
     <w:tmpl w:val="42D8DB6E"/>
@@ -8241,7 +8588,7 @@
       </w:rPr>
     </w:lvl>
   </w:abstractNum>
-  <w:abstractNum w:abstractNumId="26" w15:restartNumberingAfterBreak="0">
+  <w:abstractNum w:abstractNumId="29" w15:restartNumberingAfterBreak="0">
     <w:nsid w:val="6F915D06"/>
     <w:multiLevelType w:val="multilevel"/>
     <w:tmpl w:val="003C4BF0"/>
@@ -8390,7 +8737,7 @@
       </w:rPr>
     </w:lvl>
   </w:abstractNum>
-  <w:abstractNum w:abstractNumId="27" w15:restartNumberingAfterBreak="0">
+  <w:abstractNum w:abstractNumId="30" w15:restartNumberingAfterBreak="0">
     <w:nsid w:val="72C70E34"/>
     <w:multiLevelType w:val="multilevel"/>
     <w:tmpl w:val="46A48192"/>
@@ -8539,7 +8886,7 @@
       </w:rPr>
     </w:lvl>
   </w:abstractNum>
-  <w:abstractNum w:abstractNumId="28" w15:restartNumberingAfterBreak="0">
+  <w:abstractNum w:abstractNumId="31" w15:restartNumberingAfterBreak="0">
     <w:nsid w:val="74971BAB"/>
     <w:multiLevelType w:val="multilevel"/>
     <w:tmpl w:val="46361134"/>
@@ -8688,7 +9035,7 @@
       </w:rPr>
     </w:lvl>
   </w:abstractNum>
-  <w:abstractNum w:abstractNumId="29" w15:restartNumberingAfterBreak="0">
+  <w:abstractNum w:abstractNumId="32" w15:restartNumberingAfterBreak="0">
     <w:nsid w:val="75075F56"/>
     <w:multiLevelType w:val="multilevel"/>
     <w:tmpl w:val="5422F376"/>
@@ -8837,7 +9184,7 @@
       </w:rPr>
     </w:lvl>
   </w:abstractNum>
-  <w:abstractNum w:abstractNumId="30" w15:restartNumberingAfterBreak="0">
+  <w:abstractNum w:abstractNumId="33" w15:restartNumberingAfterBreak="0">
     <w:nsid w:val="762133D7"/>
     <w:multiLevelType w:val="hybridMultilevel"/>
     <w:tmpl w:val="53A675B4"/>
@@ -8926,7 +9273,7 @@
       </w:pPr>
     </w:lvl>
   </w:abstractNum>
-  <w:abstractNum w:abstractNumId="31" w15:restartNumberingAfterBreak="0">
+  <w:abstractNum w:abstractNumId="34" w15:restartNumberingAfterBreak="0">
     <w:nsid w:val="7B7C1BDC"/>
     <w:multiLevelType w:val="multilevel"/>
     <w:tmpl w:val="1E7E350A"/>
@@ -9079,34 +9426,34 @@
     <w:abstractNumId w:val="6"/>
   </w:num>
   <w:num w:numId="2" w16cid:durableId="549607882">
-    <w:abstractNumId w:val="18"/>
+    <w:abstractNumId w:val="19"/>
   </w:num>
   <w:num w:numId="3" w16cid:durableId="126247614">
     <w:abstractNumId w:val="4"/>
   </w:num>
   <w:num w:numId="4" w16cid:durableId="786849434">
+    <w:abstractNumId w:val="33"/>
+  </w:num>
+  <w:num w:numId="5" w16cid:durableId="1691299280">
+    <w:abstractNumId w:val="29"/>
+  </w:num>
+  <w:num w:numId="6" w16cid:durableId="489906248">
+    <w:abstractNumId w:val="31"/>
+  </w:num>
+  <w:num w:numId="7" w16cid:durableId="113986275">
+    <w:abstractNumId w:val="27"/>
+  </w:num>
+  <w:num w:numId="8" w16cid:durableId="345719499">
     <w:abstractNumId w:val="30"/>
   </w:num>
-  <w:num w:numId="5" w16cid:durableId="1691299280">
-    <w:abstractNumId w:val="26"/>
-  </w:num>
-  <w:num w:numId="6" w16cid:durableId="489906248">
-    <w:abstractNumId w:val="28"/>
-  </w:num>
-  <w:num w:numId="7" w16cid:durableId="113986275">
-    <w:abstractNumId w:val="24"/>
-  </w:num>
-  <w:num w:numId="8" w16cid:durableId="345719499">
-    <w:abstractNumId w:val="27"/>
-  </w:num>
   <w:num w:numId="9" w16cid:durableId="1776437443">
-    <w:abstractNumId w:val="7"/>
+    <w:abstractNumId w:val="8"/>
   </w:num>
   <w:num w:numId="10" w16cid:durableId="630133817">
-    <w:abstractNumId w:val="8"/>
+    <w:abstractNumId w:val="9"/>
   </w:num>
   <w:num w:numId="11" w16cid:durableId="1039206062">
-    <w:abstractNumId w:val="15"/>
+    <w:abstractNumId w:val="16"/>
   </w:num>
   <w:num w:numId="12" w16cid:durableId="1369644113">
     <w:abstractNumId w:val="0"/>
@@ -9115,40 +9462,40 @@
     <w:abstractNumId w:val="1"/>
   </w:num>
   <w:num w:numId="14" w16cid:durableId="702944716">
+    <w:abstractNumId w:val="18"/>
+  </w:num>
+  <w:num w:numId="15" w16cid:durableId="856692952">
+    <w:abstractNumId w:val="23"/>
+  </w:num>
+  <w:num w:numId="16" w16cid:durableId="1663973074">
+    <w:abstractNumId w:val="10"/>
+  </w:num>
+  <w:num w:numId="17" w16cid:durableId="1797870524">
+    <w:abstractNumId w:val="13"/>
+  </w:num>
+  <w:num w:numId="18" w16cid:durableId="908491603">
+    <w:abstractNumId w:val="15"/>
+  </w:num>
+  <w:num w:numId="19" w16cid:durableId="1250384359">
+    <w:abstractNumId w:val="28"/>
+  </w:num>
+  <w:num w:numId="20" w16cid:durableId="1163355150">
     <w:abstractNumId w:val="17"/>
   </w:num>
-  <w:num w:numId="15" w16cid:durableId="856692952">
-    <w:abstractNumId w:val="20"/>
-  </w:num>
-  <w:num w:numId="16" w16cid:durableId="1663973074">
-    <w:abstractNumId w:val="9"/>
-  </w:num>
-  <w:num w:numId="17" w16cid:durableId="1797870524">
-    <w:abstractNumId w:val="12"/>
-  </w:num>
-  <w:num w:numId="18" w16cid:durableId="908491603">
+  <w:num w:numId="21" w16cid:durableId="1576552189">
     <w:abstractNumId w:val="14"/>
   </w:num>
-  <w:num w:numId="19" w16cid:durableId="1250384359">
-    <w:abstractNumId w:val="25"/>
-  </w:num>
-  <w:num w:numId="20" w16cid:durableId="1163355150">
-    <w:abstractNumId w:val="16"/>
-  </w:num>
-  <w:num w:numId="21" w16cid:durableId="1576552189">
-    <w:abstractNumId w:val="13"/>
-  </w:num>
   <w:num w:numId="22" w16cid:durableId="1128936414">
-    <w:abstractNumId w:val="29"/>
+    <w:abstractNumId w:val="32"/>
   </w:num>
   <w:num w:numId="23" w16cid:durableId="1252931790">
-    <w:abstractNumId w:val="19"/>
+    <w:abstractNumId w:val="22"/>
   </w:num>
   <w:num w:numId="24" w16cid:durableId="496305140">
-    <w:abstractNumId w:val="21"/>
+    <w:abstractNumId w:val="24"/>
   </w:num>
   <w:num w:numId="25" w16cid:durableId="1080521480">
-    <w:abstractNumId w:val="22"/>
+    <w:abstractNumId w:val="25"/>
   </w:num>
   <w:num w:numId="26" w16cid:durableId="1415736361">
     <w:abstractNumId w:val="3"/>
@@ -9157,19 +9504,28 @@
     <w:abstractNumId w:val="5"/>
   </w:num>
   <w:num w:numId="28" w16cid:durableId="1815298366">
+    <w:abstractNumId w:val="12"/>
+  </w:num>
+  <w:num w:numId="29" w16cid:durableId="1044519877">
     <w:abstractNumId w:val="11"/>
   </w:num>
-  <w:num w:numId="29" w16cid:durableId="1044519877">
-    <w:abstractNumId w:val="10"/>
-  </w:num>
   <w:num w:numId="30" w16cid:durableId="299500903">
-    <w:abstractNumId w:val="31"/>
+    <w:abstractNumId w:val="34"/>
   </w:num>
   <w:num w:numId="31" w16cid:durableId="1933857299">
-    <w:abstractNumId w:val="23"/>
+    <w:abstractNumId w:val="26"/>
   </w:num>
   <w:num w:numId="32" w16cid:durableId="1598563948">
     <w:abstractNumId w:val="2"/>
+  </w:num>
+  <w:num w:numId="33" w16cid:durableId="1868178809">
+    <w:abstractNumId w:val="7"/>
+  </w:num>
+  <w:num w:numId="34" w16cid:durableId="1173375105">
+    <w:abstractNumId w:val="20"/>
+  </w:num>
+  <w:num w:numId="35" w16cid:durableId="1821536311">
+    <w:abstractNumId w:val="21"/>
   </w:num>
 </w:numbering>
 </file>

--- a/Project1/说明文档.docx
+++ b/Project1/说明文档.docx
@@ -458,12 +458,6 @@
       <w:r>
         <w:t>用于线性变换组件</w:t>
       </w:r>
-      <w:r>
-        <w:rPr>
-          <w:rFonts w:hint="eastAsia"/>
-        </w:rPr>
-        <w:t>。</w:t>
-      </w:r>
     </w:p>
     <w:p>
       <w:pPr>
@@ -1600,11 +1594,6 @@
       </w:r>
     </w:p>
     <w:p>
-      <w:pPr>
-        <w:rPr>
-          <w:rFonts w:hint="eastAsia"/>
-        </w:rPr>
-      </w:pPr>
       <w:r>
         <w:lastRenderedPageBreak/>
         <w:tab/>
@@ -2199,9 +2188,6 @@
     <w:p>
       <w:pPr>
         <w:ind w:firstLine="420"/>
-        <w:rPr>
-          <w:rFonts w:hint="eastAsia"/>
-        </w:rPr>
       </w:pPr>
       <w:r>
         <w:rPr>
@@ -2446,11 +2432,6 @@
       </w:r>
     </w:p>
     <w:p>
-      <w:pPr>
-        <w:rPr>
-          <w:rFonts w:hint="eastAsia"/>
-        </w:rPr>
-      </w:pPr>
       <w:r>
         <w:tab/>
       </w:r>
@@ -2666,11 +2647,6 @@
       </w:r>
     </w:p>
     <w:p>
-      <w:pPr>
-        <w:rPr>
-          <w:rFonts w:hint="eastAsia"/>
-        </w:rPr>
-      </w:pPr>
       <w:r>
         <w:tab/>
       </w:r>
@@ -2952,9 +2928,6 @@
     <w:p>
       <w:pPr>
         <w:ind w:firstLine="420"/>
-        <w:rPr>
-          <w:rFonts w:hint="eastAsia"/>
-        </w:rPr>
       </w:pPr>
       <w:r>
         <w:rPr>
@@ -3089,11 +3062,6 @@
       </w:r>
     </w:p>
     <w:p>
-      <w:pPr>
-        <w:rPr>
-          <w:rFonts w:hint="eastAsia"/>
-        </w:rPr>
-      </w:pPr>
       <w:r>
         <w:t>核心操作</w:t>
       </w:r>
@@ -3177,11 +3145,6 @@
       </w:r>
     </w:p>
     <w:p>
-      <w:pPr>
-        <w:rPr>
-          <w:rFonts w:hint="eastAsia"/>
-        </w:rPr>
-      </w:pPr>
       <w:r>
         <w:t>加密流程</w:t>
       </w:r>
@@ -4234,37 +4197,7 @@
           <w:rPr>
             <w:rFonts w:ascii="Cambria Math" w:hAnsi="Cambria Math"/>
           </w:rPr>
-          <m:t>Tag</m:t>
-        </m:r>
-        <m:r>
-          <w:rPr>
-            <w:rFonts w:ascii="Cambria Math" w:hAnsi="Cambria Math"/>
-          </w:rPr>
-          <m:t>=</m:t>
-        </m:r>
-        <m:r>
-          <w:rPr>
-            <w:rFonts w:ascii="Cambria Math" w:hAnsi="Cambria Math"/>
-          </w:rPr>
-          <m:t>Ek</m:t>
-        </m:r>
-        <m:r>
-          <w:rPr>
-            <w:rFonts w:ascii="Cambria Math" w:hAnsi="Cambria Math"/>
-          </w:rPr>
-          <m:t>​(</m:t>
-        </m:r>
-        <m:r>
-          <w:rPr>
-            <w:rFonts w:ascii="Cambria Math" w:hAnsi="Cambria Math"/>
-          </w:rPr>
-          <m:t>J</m:t>
-        </m:r>
-        <m:r>
-          <w:rPr>
-            <w:rFonts w:ascii="Cambria Math" w:hAnsi="Cambria Math"/>
-          </w:rPr>
-          <m:t>0)</m:t>
+          <m:t>Tag=Ek​(J0)</m:t>
         </m:r>
         <m:r>
           <w:rPr>
@@ -4276,19 +4209,7 @@
           <w:rPr>
             <w:rFonts w:ascii="Cambria Math" w:hAnsi="Cambria Math"/>
           </w:rPr>
-          <m:t>GHASH</m:t>
-        </m:r>
-        <m:r>
-          <w:rPr>
-            <w:rFonts w:ascii="Cambria Math" w:hAnsi="Cambria Math"/>
-          </w:rPr>
-          <m:t>(</m:t>
-        </m:r>
-        <m:r>
-          <w:rPr>
-            <w:rFonts w:ascii="Cambria Math" w:hAnsi="Cambria Math"/>
-          </w:rPr>
-          <m:t>AAD</m:t>
+          <m:t>GHASH(AAD</m:t>
         </m:r>
         <m:r>
           <w:rPr>
@@ -4312,13 +4233,7 @@
           <w:rPr>
             <w:rFonts w:ascii="Cambria Math" w:hAnsi="Cambria Math"/>
           </w:rPr>
-          <m:t>Len</m:t>
-        </m:r>
-        <m:r>
-          <w:rPr>
-            <w:rFonts w:ascii="Cambria Math" w:hAnsi="Cambria Math"/>
-          </w:rPr>
-          <m:t>)</m:t>
+          <m:t>Len)</m:t>
         </m:r>
       </m:oMath>
     </w:p>

--- a/Project1/说明文档.docx
+++ b/Project1/说明文档.docx
@@ -2497,10 +2497,10 @@
           <w:noProof/>
         </w:rPr>
         <w:drawing>
-          <wp:inline distT="0" distB="0" distL="0" distR="0" wp14:anchorId="5D49B4A4" wp14:editId="37C3D96D">
-            <wp:extent cx="5274310" cy="1056640"/>
+          <wp:inline distT="0" distB="0" distL="0" distR="0" wp14:anchorId="2E2C75DB" wp14:editId="3A8B61D4">
+            <wp:extent cx="5274310" cy="842010"/>
             <wp:effectExtent l="0" t="0" r="2540" b="0"/>
-            <wp:docPr id="863070242" name="图片 1"/>
+            <wp:docPr id="1552859355" name="图片 1"/>
             <wp:cNvGraphicFramePr>
               <a:graphicFrameLocks xmlns:a="http://schemas.openxmlformats.org/drawingml/2006/main" noChangeAspect="1"/>
             </wp:cNvGraphicFramePr>
@@ -2508,7 +2508,7 @@
               <a:graphicData uri="http://schemas.openxmlformats.org/drawingml/2006/picture">
                 <pic:pic xmlns:pic="http://schemas.openxmlformats.org/drawingml/2006/picture">
                   <pic:nvPicPr>
-                    <pic:cNvPr id="863070242" name=""/>
+                    <pic:cNvPr id="1552859355" name=""/>
                     <pic:cNvPicPr/>
                   </pic:nvPicPr>
                   <pic:blipFill>
@@ -2520,7 +2520,7 @@
                   <pic:spPr>
                     <a:xfrm>
                       <a:off x="0" y="0"/>
-                      <a:ext cx="5274310" cy="1056640"/>
+                      <a:ext cx="5274310" cy="842010"/>
                     </a:xfrm>
                     <a:prstGeom prst="rect">
                       <a:avLst/>
@@ -2538,70 +2538,82 @@
         <w:ind w:firstLine="420"/>
       </w:pPr>
       <w:r>
-        <w:rPr>
-          <w:rFonts w:hint="eastAsia"/>
-        </w:rPr>
-        <w:t>使用</w:t>
-      </w:r>
-      <w:r>
-        <w:rPr>
-          <w:rFonts w:hint="eastAsia"/>
-        </w:rPr>
-        <w:t>最新的指令集，这次采用的是</w:t>
-      </w:r>
-      <w:r>
-        <w:rPr>
-          <w:rFonts w:hint="eastAsia"/>
-        </w:rPr>
-        <w:t xml:space="preserve">GFNI </w:t>
-      </w:r>
-      <w:r>
-        <w:rPr>
-          <w:rFonts w:hint="eastAsia"/>
-        </w:rPr>
-        <w:t>指令</w:t>
-      </w:r>
-      <w:r>
-        <w:rPr>
-          <w:rFonts w:hint="eastAsia"/>
-        </w:rPr>
-        <w:t xml:space="preserve"> _mm_gf2p8affine_epi64_epi8</w:t>
-      </w:r>
-      <w:r>
-        <w:rPr>
-          <w:rFonts w:hint="eastAsia"/>
-        </w:rPr>
-        <w:t>一次性完成</w:t>
-      </w:r>
-      <w:r>
-        <w:rPr>
-          <w:rFonts w:hint="eastAsia"/>
-        </w:rPr>
-        <w:t xml:space="preserve"> 16 </w:t>
-      </w:r>
-      <w:r>
-        <w:rPr>
-          <w:rFonts w:hint="eastAsia"/>
-        </w:rPr>
-        <w:t>字节的</w:t>
-      </w:r>
-      <w:r>
-        <w:rPr>
-          <w:rFonts w:hint="eastAsia"/>
-        </w:rPr>
-        <w:t xml:space="preserve"> S </w:t>
-      </w:r>
-      <w:r>
-        <w:rPr>
-          <w:rFonts w:hint="eastAsia"/>
-        </w:rPr>
-        <w:t>盒替换，替代传统查表法</w:t>
-      </w:r>
-      <w:r>
-        <w:rPr>
-          <w:rFonts w:hint="eastAsia"/>
-        </w:rPr>
-        <w:t>来进行加速。</w:t>
+        <w:t>​​</w:t>
+      </w:r>
+      <w:r>
+        <w:rPr>
+          <w:rFonts w:hint="eastAsia"/>
+        </w:rPr>
+        <w:t>预计算的仿射变换矩阵，将</w:t>
+      </w:r>
+      <w:r>
+        <w:t>SM4</w:t>
+      </w:r>
+      <w:r>
+        <w:rPr>
+          <w:rFonts w:hint="eastAsia"/>
+        </w:rPr>
+        <w:t>的</w:t>
+      </w:r>
+      <w:r>
+        <w:t>S</w:t>
+      </w:r>
+      <w:r>
+        <w:rPr>
+          <w:rFonts w:hint="eastAsia"/>
+        </w:rPr>
+        <w:t>盒运算映射到</w:t>
+      </w:r>
+      <w:r>
+        <w:t>GF(2⁸)</w:t>
+      </w:r>
+      <w:r>
+        <w:rPr>
+          <w:rFonts w:hint="eastAsia"/>
+        </w:rPr>
+        <w:t>有限域上的仿射变换。控制参数，指定仿射变换的合并方式（矩阵乘法</w:t>
+      </w:r>
+      <w:r>
+        <w:t>+</w:t>
+      </w:r>
+      <w:r>
+        <w:rPr>
+          <w:rFonts w:hint="eastAsia"/>
+        </w:rPr>
+        <w:t>常量异或）。</w:t>
+      </w:r>
+      <w:r>
+        <w:rPr>
+          <w:rFonts w:ascii="宋体" w:hAnsi="宋体" w:cs="宋体" w:hint="eastAsia"/>
+        </w:rPr>
+        <w:t>避免传统</w:t>
+      </w:r>
+      <w:r>
+        <w:t>S</w:t>
+      </w:r>
+      <w:r>
+        <w:rPr>
+          <w:rFonts w:hint="eastAsia"/>
+        </w:rPr>
+        <w:t>盒的查表操作，减少内存访问延迟，单指令完成</w:t>
+      </w:r>
+      <w:r>
+        <w:t>32</w:t>
+      </w:r>
+      <w:r>
+        <w:rPr>
+          <w:rFonts w:hint="eastAsia"/>
+        </w:rPr>
+        <w:t>位数据的并行</w:t>
+      </w:r>
+      <w:r>
+        <w:t>S</w:t>
+      </w:r>
+      <w:r>
+        <w:rPr>
+          <w:rFonts w:hint="eastAsia"/>
+        </w:rPr>
+        <w:t>盒替换。</w:t>
       </w:r>
     </w:p>
     <w:p>
@@ -2610,10 +2622,10 @@
           <w:noProof/>
         </w:rPr>
         <w:drawing>
-          <wp:inline distT="0" distB="0" distL="0" distR="0" wp14:anchorId="76630714" wp14:editId="0596B0AC">
-            <wp:extent cx="5274310" cy="1316355"/>
-            <wp:effectExtent l="0" t="0" r="2540" b="0"/>
-            <wp:docPr id="1430262894" name="图片 1"/>
+          <wp:inline distT="0" distB="0" distL="0" distR="0" wp14:anchorId="16018FF5" wp14:editId="0073C155">
+            <wp:extent cx="5274310" cy="1343025"/>
+            <wp:effectExtent l="0" t="0" r="2540" b="9525"/>
+            <wp:docPr id="33784069" name="图片 1"/>
             <wp:cNvGraphicFramePr>
               <a:graphicFrameLocks xmlns:a="http://schemas.openxmlformats.org/drawingml/2006/main" noChangeAspect="1"/>
             </wp:cNvGraphicFramePr>
@@ -2621,7 +2633,7 @@
               <a:graphicData uri="http://schemas.openxmlformats.org/drawingml/2006/picture">
                 <pic:pic xmlns:pic="http://schemas.openxmlformats.org/drawingml/2006/picture">
                   <pic:nvPicPr>
-                    <pic:cNvPr id="1430262894" name=""/>
+                    <pic:cNvPr id="33784069" name=""/>
                     <pic:cNvPicPr/>
                   </pic:nvPicPr>
                   <pic:blipFill>
@@ -2633,7 +2645,7 @@
                   <pic:spPr>
                     <a:xfrm>
                       <a:off x="0" y="0"/>
-                      <a:ext cx="5274310" cy="1316355"/>
+                      <a:ext cx="5274310" cy="1343025"/>
                     </a:xfrm>
                     <a:prstGeom prst="rect">
                       <a:avLst/>
@@ -2704,54 +2716,119 @@
         </w:rPr>
         <w:t>指令集来加速线性变换组合。</w:t>
       </w:r>
-    </w:p>
-    <w:p>
-      <w:pPr>
-        <w:rPr>
-          <w:b/>
-          <w:bCs/>
-        </w:rPr>
-      </w:pPr>
-      <w:r>
-        <w:rPr>
-          <w:rFonts w:hint="eastAsia"/>
-          <w:b/>
-          <w:bCs/>
-        </w:rPr>
-        <w:t>5</w:t>
-      </w:r>
-      <w:r>
-        <w:rPr>
-          <w:b/>
-          <w:bCs/>
-        </w:rPr>
-        <w:t xml:space="preserve">. </w:t>
-      </w:r>
-      <w:r>
-        <w:rPr>
-          <w:b/>
-          <w:bCs/>
-        </w:rPr>
-        <w:t>性能评估框架</w:t>
-      </w:r>
-    </w:p>
-    <w:p>
-      <w:pPr>
-        <w:rPr>
-          <w:b/>
-          <w:bCs/>
-        </w:rPr>
-      </w:pPr>
+      <w:r>
+        <w:rPr>
+          <w:rFonts w:hint="eastAsia"/>
+        </w:rPr>
+        <w:t>通过</w:t>
+      </w:r>
+      <w:r>
+        <w:rPr>
+          <w:rFonts w:hint="eastAsia"/>
+        </w:rPr>
+        <w:t>4</w:t>
+      </w:r>
+      <w:r>
+        <w:rPr>
+          <w:rFonts w:hint="eastAsia"/>
+        </w:rPr>
+        <w:t>次循环移位</w:t>
+      </w:r>
+      <w:r>
+        <w:rPr>
+          <w:rFonts w:hint="eastAsia"/>
+        </w:rPr>
+        <w:t>+</w:t>
+      </w:r>
+      <w:r>
+        <w:rPr>
+          <w:rFonts w:hint="eastAsia"/>
+        </w:rPr>
+        <w:t>异或操作实现</w:t>
+      </w:r>
+      <w:r>
+        <w:rPr>
+          <w:rFonts w:hint="eastAsia"/>
+        </w:rPr>
+        <w:t>，</w:t>
+      </w:r>
+      <w:r>
+        <w:rPr>
+          <w:rFonts w:hint="eastAsia"/>
+        </w:rPr>
+        <w:t>AVX2</w:t>
+      </w:r>
+      <w:r>
+        <w:rPr>
+          <w:rFonts w:hint="eastAsia"/>
+        </w:rPr>
+        <w:t>指令集支持同时处理</w:t>
+      </w:r>
+      <w:r>
+        <w:rPr>
+          <w:rFonts w:hint="eastAsia"/>
+        </w:rPr>
+        <w:t>4</w:t>
+      </w:r>
+      <w:r>
+        <w:rPr>
+          <w:rFonts w:hint="eastAsia"/>
+        </w:rPr>
+        <w:t>个</w:t>
+      </w:r>
+      <w:r>
+        <w:rPr>
+          <w:rFonts w:hint="eastAsia"/>
+        </w:rPr>
+        <w:t>32</w:t>
+      </w:r>
+      <w:r>
+        <w:rPr>
+          <w:rFonts w:hint="eastAsia"/>
+        </w:rPr>
+        <w:t>位字（</w:t>
+      </w:r>
+      <w:r>
+        <w:rPr>
+          <w:rFonts w:hint="eastAsia"/>
+        </w:rPr>
+        <w:t>128</w:t>
+      </w:r>
+      <w:r>
+        <w:rPr>
+          <w:rFonts w:hint="eastAsia"/>
+        </w:rPr>
+        <w:t>位寄存器），实现</w:t>
+      </w:r>
+      <w:r>
+        <w:rPr>
+          <w:rFonts w:hint="eastAsia"/>
+        </w:rPr>
+        <w:t>4</w:t>
+      </w:r>
+      <w:r>
+        <w:rPr>
+          <w:rFonts w:hint="eastAsia"/>
+        </w:rPr>
+        <w:t>个分组的并行加密</w:t>
+      </w:r>
+      <w:r>
+        <w:rPr>
+          <w:rFonts w:hint="eastAsia"/>
+        </w:rPr>
+        <w:t>。</w:t>
+      </w:r>
+    </w:p>
+    <w:p>
       <w:r>
         <w:rPr>
           <w:noProof/>
         </w:rPr>
-        <w:lastRenderedPageBreak/>
         <w:drawing>
-          <wp:inline distT="0" distB="0" distL="0" distR="0" wp14:anchorId="000B092E" wp14:editId="62BA991E">
-            <wp:extent cx="5274310" cy="2188845"/>
-            <wp:effectExtent l="0" t="0" r="2540" b="1905"/>
-            <wp:docPr id="212104479" name="图片 1"/>
+          <wp:inline distT="0" distB="0" distL="0" distR="0" wp14:anchorId="5AF87922" wp14:editId="36BDF762">
+            <wp:extent cx="5274310" cy="1704340"/>
+            <wp:effectExtent l="0" t="0" r="2540" b="0"/>
+            <wp:docPr id="1507923619" name="图片 1"/>
             <wp:cNvGraphicFramePr>
               <a:graphicFrameLocks xmlns:a="http://schemas.openxmlformats.org/drawingml/2006/main" noChangeAspect="1"/>
             </wp:cNvGraphicFramePr>
@@ -2759,7 +2836,7 @@
               <a:graphicData uri="http://schemas.openxmlformats.org/drawingml/2006/picture">
                 <pic:pic xmlns:pic="http://schemas.openxmlformats.org/drawingml/2006/picture">
                   <pic:nvPicPr>
-                    <pic:cNvPr id="212104479" name=""/>
+                    <pic:cNvPr id="1507923619" name=""/>
                     <pic:cNvPicPr/>
                   </pic:nvPicPr>
                   <pic:blipFill>
@@ -2771,7 +2848,7 @@
                   <pic:spPr>
                     <a:xfrm>
                       <a:off x="0" y="0"/>
-                      <a:ext cx="5274310" cy="2188845"/>
+                      <a:ext cx="5274310" cy="1704340"/>
                     </a:xfrm>
                     <a:prstGeom prst="rect">
                       <a:avLst/>
@@ -2786,113 +2863,55 @@
     </w:p>
     <w:p>
       <w:pPr>
-        <w:ind w:firstLine="420"/>
-      </w:pPr>
-      <w:r>
-        <w:rPr>
-          <w:rFonts w:hint="eastAsia"/>
-        </w:rPr>
-        <w:t>performance_test</w:t>
-      </w:r>
-      <w:r>
-        <w:rPr>
-          <w:rFonts w:hint="eastAsia"/>
-        </w:rPr>
-        <w:t>函数完成了</w:t>
-      </w:r>
-      <w:r>
-        <w:t>量化对比原始</w:t>
-      </w:r>
-      <w:r>
-        <w:t>/</w:t>
-      </w:r>
-      <w:r>
-        <w:t>优化实现的性能差异</w:t>
-      </w:r>
-      <w:r>
-        <w:rPr>
-          <w:rFonts w:hint="eastAsia"/>
-        </w:rPr>
-        <w:t>（原始版本以及优化版本均进行了</w:t>
-      </w:r>
-      <w:r>
-        <w:rPr>
-          <w:rFonts w:hint="eastAsia"/>
-        </w:rPr>
-        <w:t>10000</w:t>
-      </w:r>
-      <w:r>
-        <w:rPr>
-          <w:rFonts w:hint="eastAsia"/>
-        </w:rPr>
-        <w:t>次的加密）</w:t>
-      </w:r>
-      <w:r>
-        <w:rPr>
-          <w:rFonts w:hint="eastAsia"/>
-        </w:rPr>
-        <w:t>，</w:t>
-      </w:r>
-      <w:r>
-        <w:rPr>
-          <w:rFonts w:hint="eastAsia"/>
-        </w:rPr>
-        <w:t>最后平均的</w:t>
-      </w:r>
-      <w:r>
-        <w:t>输出详细性能指标（</w:t>
-      </w:r>
-      <w:r>
-        <w:t>μs/</w:t>
-      </w:r>
-      <w:r>
-        <w:t>次，提升百分比）</w:t>
-      </w:r>
-    </w:p>
-    <w:p>
-      <w:pPr>
-        <w:rPr>
-          <w:b/>
-          <w:bCs/>
-        </w:rPr>
-      </w:pPr>
-      <w:r>
-        <w:rPr>
-          <w:rFonts w:hint="eastAsia"/>
-          <w:b/>
-          <w:bCs/>
-        </w:rPr>
-        <w:t>6</w:t>
-      </w:r>
-      <w:r>
-        <w:rPr>
-          <w:b/>
-          <w:bCs/>
-        </w:rPr>
-        <w:t xml:space="preserve">. </w:t>
-      </w:r>
-      <w:r>
-        <w:rPr>
-          <w:rFonts w:hint="eastAsia"/>
-          <w:b/>
-          <w:bCs/>
-        </w:rPr>
-        <w:t>运行结果</w:t>
-      </w:r>
-    </w:p>
-    <w:p>
-      <w:r>
-        <w:t xml:space="preserve"> </w:t>
-      </w:r>
+        <w:rPr>
+          <w:rFonts w:cs="Times New Roman"/>
+          <w:b/>
+          <w:bCs/>
+        </w:rPr>
+      </w:pPr>
+      <w:r>
+        <w:rPr>
+          <w:rFonts w:hint="eastAsia"/>
+          <w:b/>
+          <w:bCs/>
+        </w:rPr>
+        <w:t>5</w:t>
+      </w:r>
+      <w:r>
+        <w:rPr>
+          <w:b/>
+          <w:bCs/>
+        </w:rPr>
+        <w:t>.</w:t>
+      </w:r>
+      <w:r>
+        <w:rPr>
+          <w:rFonts w:hint="eastAsia"/>
+          <w:b/>
+          <w:bCs/>
+        </w:rPr>
+        <w:t>全分组加密函数</w:t>
+      </w:r>
+      <w:r>
+        <w:rPr>
+          <w:rFonts w:cs="Times New Roman"/>
+          <w:b/>
+          <w:bCs/>
+        </w:rPr>
+        <w:t>​</w:t>
+      </w:r>
+    </w:p>
+    <w:p>
       <w:r>
         <w:rPr>
           <w:noProof/>
         </w:rPr>
+        <w:lastRenderedPageBreak/>
         <w:drawing>
-          <wp:inline distT="0" distB="0" distL="0" distR="0" wp14:anchorId="4AC2A819" wp14:editId="657C71D8">
-            <wp:extent cx="4027714" cy="989714"/>
-            <wp:effectExtent l="0" t="0" r="0" b="1270"/>
-            <wp:docPr id="1580993748" name="图片 1"/>
+          <wp:inline distT="0" distB="0" distL="0" distR="0" wp14:anchorId="5B0505AA" wp14:editId="5849C7F6">
+            <wp:extent cx="5274310" cy="1577975"/>
+            <wp:effectExtent l="0" t="0" r="2540" b="3175"/>
+            <wp:docPr id="258204960" name="图片 1"/>
             <wp:cNvGraphicFramePr>
               <a:graphicFrameLocks xmlns:a="http://schemas.openxmlformats.org/drawingml/2006/main" noChangeAspect="1"/>
             </wp:cNvGraphicFramePr>
@@ -2900,7 +2919,7 @@
               <a:graphicData uri="http://schemas.openxmlformats.org/drawingml/2006/picture">
                 <pic:pic xmlns:pic="http://schemas.openxmlformats.org/drawingml/2006/picture">
                   <pic:nvPicPr>
-                    <pic:cNvPr id="1580993748" name=""/>
+                    <pic:cNvPr id="258204960" name=""/>
                     <pic:cNvPicPr/>
                   </pic:nvPicPr>
                   <pic:blipFill>
@@ -2912,7 +2931,7 @@
                   <pic:spPr>
                     <a:xfrm>
                       <a:off x="0" y="0"/>
-                      <a:ext cx="4050443" cy="995299"/>
+                      <a:ext cx="5274310" cy="1577975"/>
                     </a:xfrm>
                     <a:prstGeom prst="rect">
                       <a:avLst/>
@@ -2927,13 +2946,494 @@
     </w:p>
     <w:p>
       <w:pPr>
+        <w:rPr>
+          <w:rFonts w:hint="eastAsia"/>
+        </w:rPr>
+      </w:pPr>
+      <w:r>
+        <w:tab/>
+      </w:r>
+      <w:r>
+        <w:rPr>
+          <w:rFonts w:hint="eastAsia"/>
+        </w:rPr>
+        <w:t>同时加密</w:t>
+      </w:r>
+      <w:r>
+        <w:rPr>
+          <w:rFonts w:hint="eastAsia"/>
+        </w:rPr>
+        <w:t>4</w:t>
+      </w:r>
+      <w:r>
+        <w:rPr>
+          <w:rFonts w:hint="eastAsia"/>
+        </w:rPr>
+        <w:t>个</w:t>
+      </w:r>
+      <w:r>
+        <w:rPr>
+          <w:rFonts w:hint="eastAsia"/>
+        </w:rPr>
+        <w:t>128</w:t>
+      </w:r>
+      <w:r>
+        <w:rPr>
+          <w:rFonts w:hint="eastAsia"/>
+        </w:rPr>
+        <w:t>位明文分组，吞吐量提升</w:t>
+      </w:r>
+      <w:r>
+        <w:rPr>
+          <w:rFonts w:hint="eastAsia"/>
+        </w:rPr>
+        <w:t>4</w:t>
+      </w:r>
+      <w:r>
+        <w:rPr>
+          <w:rFonts w:hint="eastAsia"/>
+        </w:rPr>
+        <w:t>倍。</w:t>
+      </w:r>
+      <w:r>
+        <w:rPr>
+          <w:rFonts w:hint="eastAsia"/>
+        </w:rPr>
+        <w:t>其中</w:t>
+      </w:r>
+      <w:r>
+        <w:t xml:space="preserve"> </w:t>
+      </w:r>
+      <w:r>
+        <w:t>_mm_set1_epi32</w:t>
+      </w:r>
+      <w:r>
+        <w:rPr>
+          <w:rFonts w:hint="eastAsia"/>
+        </w:rPr>
+        <w:t>将</w:t>
+      </w:r>
+      <w:r>
+        <w:t>32</w:t>
+      </w:r>
+      <w:r>
+        <w:rPr>
+          <w:rFonts w:hint="eastAsia"/>
+        </w:rPr>
+        <w:t>位轮密钥复制到</w:t>
+      </w:r>
+      <w:r>
+        <w:t>128</w:t>
+      </w:r>
+      <w:r>
+        <w:rPr>
+          <w:rFonts w:hint="eastAsia"/>
+        </w:rPr>
+        <w:t>位寄存器的所有位置，适配</w:t>
+      </w:r>
+      <w:r>
+        <w:t>SIMD</w:t>
+      </w:r>
+      <w:r>
+        <w:rPr>
+          <w:rFonts w:hint="eastAsia"/>
+        </w:rPr>
+        <w:t>操作。</w:t>
+      </w:r>
+    </w:p>
+    <w:p>
+      <w:pPr>
+        <w:rPr>
+          <w:b/>
+          <w:bCs/>
+        </w:rPr>
+      </w:pPr>
+      <w:r>
+        <w:rPr>
+          <w:rFonts w:hint="eastAsia"/>
+          <w:b/>
+          <w:bCs/>
+        </w:rPr>
+        <w:t>6</w:t>
+      </w:r>
+      <w:r>
+        <w:rPr>
+          <w:b/>
+          <w:bCs/>
+        </w:rPr>
+        <w:t xml:space="preserve">. </w:t>
+      </w:r>
+      <w:r>
+        <w:rPr>
+          <w:b/>
+          <w:bCs/>
+        </w:rPr>
+        <w:t>性能评估框架</w:t>
+      </w:r>
+    </w:p>
+    <w:p>
+      <w:pPr>
+        <w:rPr>
+          <w:b/>
+          <w:bCs/>
+        </w:rPr>
+      </w:pPr>
+      <w:r>
+        <w:rPr>
+          <w:noProof/>
+        </w:rPr>
+        <w:drawing>
+          <wp:inline distT="0" distB="0" distL="0" distR="0" wp14:anchorId="4450B26C" wp14:editId="2C86B3D7">
+            <wp:extent cx="5274310" cy="2026920"/>
+            <wp:effectExtent l="0" t="0" r="2540" b="0"/>
+            <wp:docPr id="695287078" name="图片 1"/>
+            <wp:cNvGraphicFramePr>
+              <a:graphicFrameLocks xmlns:a="http://schemas.openxmlformats.org/drawingml/2006/main" noChangeAspect="1"/>
+            </wp:cNvGraphicFramePr>
+            <a:graphic xmlns:a="http://schemas.openxmlformats.org/drawingml/2006/main">
+              <a:graphicData uri="http://schemas.openxmlformats.org/drawingml/2006/picture">
+                <pic:pic xmlns:pic="http://schemas.openxmlformats.org/drawingml/2006/picture">
+                  <pic:nvPicPr>
+                    <pic:cNvPr id="695287078" name=""/>
+                    <pic:cNvPicPr/>
+                  </pic:nvPicPr>
+                  <pic:blipFill>
+                    <a:blip r:embed="rId26"/>
+                    <a:stretch>
+                      <a:fillRect/>
+                    </a:stretch>
+                  </pic:blipFill>
+                  <pic:spPr>
+                    <a:xfrm>
+                      <a:off x="0" y="0"/>
+                      <a:ext cx="5274310" cy="2026920"/>
+                    </a:xfrm>
+                    <a:prstGeom prst="rect">
+                      <a:avLst/>
+                    </a:prstGeom>
+                  </pic:spPr>
+                </pic:pic>
+              </a:graphicData>
+            </a:graphic>
+          </wp:inline>
+        </w:drawing>
+      </w:r>
+    </w:p>
+    <w:p>
+      <w:pPr>
+        <w:rPr>
+          <w:rFonts w:hint="eastAsia"/>
+          <w:b/>
+          <w:bCs/>
+        </w:rPr>
+      </w:pPr>
+      <w:r>
+        <w:rPr>
+          <w:noProof/>
+        </w:rPr>
+        <w:drawing>
+          <wp:inline distT="0" distB="0" distL="0" distR="0" wp14:anchorId="125B69B5" wp14:editId="020A24B9">
+            <wp:extent cx="5274310" cy="1941830"/>
+            <wp:effectExtent l="0" t="0" r="2540" b="1270"/>
+            <wp:docPr id="1163506079" name="图片 1"/>
+            <wp:cNvGraphicFramePr>
+              <a:graphicFrameLocks xmlns:a="http://schemas.openxmlformats.org/drawingml/2006/main" noChangeAspect="1"/>
+            </wp:cNvGraphicFramePr>
+            <a:graphic xmlns:a="http://schemas.openxmlformats.org/drawingml/2006/main">
+              <a:graphicData uri="http://schemas.openxmlformats.org/drawingml/2006/picture">
+                <pic:pic xmlns:pic="http://schemas.openxmlformats.org/drawingml/2006/picture">
+                  <pic:nvPicPr>
+                    <pic:cNvPr id="1163506079" name=""/>
+                    <pic:cNvPicPr/>
+                  </pic:nvPicPr>
+                  <pic:blipFill>
+                    <a:blip r:embed="rId27"/>
+                    <a:stretch>
+                      <a:fillRect/>
+                    </a:stretch>
+                  </pic:blipFill>
+                  <pic:spPr>
+                    <a:xfrm>
+                      <a:off x="0" y="0"/>
+                      <a:ext cx="5274310" cy="1941830"/>
+                    </a:xfrm>
+                    <a:prstGeom prst="rect">
+                      <a:avLst/>
+                    </a:prstGeom>
+                  </pic:spPr>
+                </pic:pic>
+              </a:graphicData>
+            </a:graphic>
+          </wp:inline>
+        </w:drawing>
+      </w:r>
+    </w:p>
+    <w:p>
+      <w:pPr>
         <w:ind w:firstLine="420"/>
-      </w:pPr>
-      <w:r>
-        <w:rPr>
-          <w:rFonts w:hint="eastAsia"/>
-        </w:rPr>
-        <w:t>可以看到，通过</w:t>
+        <w:rPr>
+          <w:rFonts w:hint="eastAsia"/>
+        </w:rPr>
+      </w:pPr>
+      <w:r>
+        <w:rPr>
+          <w:rFonts w:hint="eastAsia"/>
+        </w:rPr>
+        <w:t>performance_test</w:t>
+      </w:r>
+      <w:r>
+        <w:rPr>
+          <w:rFonts w:hint="eastAsia"/>
+        </w:rPr>
+        <w:t>函数完成了</w:t>
+      </w:r>
+      <w:r>
+        <w:t>量化对比原始</w:t>
+      </w:r>
+      <w:r>
+        <w:t>/</w:t>
+      </w:r>
+      <w:r>
+        <w:t>优化实现的性能差异</w:t>
+      </w:r>
+      <w:r>
+        <w:rPr>
+          <w:rFonts w:hint="eastAsia"/>
+        </w:rPr>
+        <w:t>。</w:t>
+      </w:r>
+    </w:p>
+    <w:p>
+      <w:pPr>
+        <w:ind w:firstLine="420"/>
+      </w:pPr>
+      <w:r>
+        <w:rPr>
+          <w:rFonts w:hint="eastAsia"/>
+        </w:rPr>
+        <w:t>SIMD</w:t>
+      </w:r>
+      <w:r>
+        <w:rPr>
+          <w:rFonts w:hint="eastAsia"/>
+        </w:rPr>
+        <w:t>优化（</w:t>
+      </w:r>
+      <w:r>
+        <w:rPr>
+          <w:rFonts w:hint="eastAsia"/>
+        </w:rPr>
+        <w:t>AES-NI/GFNI</w:t>
+      </w:r>
+      <w:r>
+        <w:rPr>
+          <w:rFonts w:hint="eastAsia"/>
+        </w:rPr>
+        <w:t>）使用</w:t>
+      </w:r>
+      <w:r>
+        <w:rPr>
+          <w:rFonts w:hint="eastAsia"/>
+        </w:rPr>
+        <w:t>4</w:t>
+      </w:r>
+      <w:r>
+        <w:rPr>
+          <w:rFonts w:hint="eastAsia"/>
+        </w:rPr>
+        <w:t>分组并行，迭代次数降为</w:t>
+      </w:r>
+      <w:r>
+        <w:rPr>
+          <w:rFonts w:hint="eastAsia"/>
+        </w:rPr>
+        <w:t>1/4</w:t>
+      </w:r>
+      <w:r>
+        <w:rPr>
+          <w:rFonts w:hint="eastAsia"/>
+        </w:rPr>
+        <w:t>（</w:t>
+      </w:r>
+      <w:r>
+        <w:rPr>
+          <w:rFonts w:hint="eastAsia"/>
+        </w:rPr>
+        <w:t>iterations / 4</w:t>
+      </w:r>
+      <w:r>
+        <w:rPr>
+          <w:rFonts w:hint="eastAsia"/>
+        </w:rPr>
+        <w:t>），结果折算为单次加密时间。计算平均单次加密耗时（μ</w:t>
+      </w:r>
+      <w:r>
+        <w:rPr>
+          <w:rFonts w:hint="eastAsia"/>
+        </w:rPr>
+        <w:t>s</w:t>
+      </w:r>
+      <w:r>
+        <w:rPr>
+          <w:rFonts w:hint="eastAsia"/>
+        </w:rPr>
+        <w:t>）</w:t>
+      </w:r>
+      <w:r>
+        <w:rPr>
+          <w:rFonts w:hint="eastAsia"/>
+        </w:rPr>
+        <w:t>，</w:t>
+      </w:r>
+      <w:r>
+        <w:rPr>
+          <w:rFonts w:hint="eastAsia"/>
+        </w:rPr>
+        <w:t>对比优化方案相对于原始算法的</w:t>
+      </w:r>
+      <w:r>
+        <w:rPr>
+          <w:rFonts w:cs="Times New Roman"/>
+        </w:rPr>
+        <w:t>​​</w:t>
+      </w:r>
+      <w:r>
+        <w:rPr>
+          <w:rFonts w:ascii="宋体" w:hAnsi="宋体" w:cs="宋体" w:hint="eastAsia"/>
+        </w:rPr>
+        <w:t>性能提升百分比</w:t>
+      </w:r>
+      <w:r>
+        <w:rPr>
+          <w:rFonts w:cs="Times New Roman"/>
+        </w:rPr>
+        <w:t>​​</w:t>
+      </w:r>
+      <w:r>
+        <w:rPr>
+          <w:rFonts w:ascii="宋体" w:hAnsi="宋体" w:cs="宋体" w:hint="eastAsia"/>
+        </w:rPr>
+        <w:t>：</w:t>
+      </w:r>
+      <w:r>
+        <w:t>(1 - t_optimized / t_original) * 100%</w:t>
+      </w:r>
+    </w:p>
+    <w:p>
+      <w:pPr>
+        <w:rPr>
+          <w:b/>
+          <w:bCs/>
+        </w:rPr>
+      </w:pPr>
+      <w:r>
+        <w:rPr>
+          <w:rFonts w:hint="eastAsia"/>
+          <w:b/>
+          <w:bCs/>
+        </w:rPr>
+        <w:t>7</w:t>
+      </w:r>
+      <w:r>
+        <w:rPr>
+          <w:b/>
+          <w:bCs/>
+        </w:rPr>
+        <w:t xml:space="preserve">. </w:t>
+      </w:r>
+      <w:r>
+        <w:rPr>
+          <w:rFonts w:hint="eastAsia"/>
+          <w:b/>
+          <w:bCs/>
+        </w:rPr>
+        <w:t>运行结果</w:t>
+      </w:r>
+    </w:p>
+    <w:p>
+      <w:pPr>
+        <w:ind w:firstLine="420"/>
+      </w:pPr>
+      <w:r>
+        <w:rPr>
+          <w:rFonts w:hint="eastAsia"/>
+        </w:rPr>
+        <w:t>采用</w:t>
+      </w:r>
+      <w:r>
+        <w:t>g++ -mgfni -msse2 -O2 -march=native main.cpp -o sm4</w:t>
+      </w:r>
+      <w:r>
+        <w:rPr>
+          <w:rFonts w:hint="eastAsia"/>
+        </w:rPr>
+        <w:t>命令来对代码进</w:t>
+      </w:r>
+      <w:r>
+        <w:rPr>
+          <w:rFonts w:hint="eastAsia"/>
+        </w:rPr>
+        <w:lastRenderedPageBreak/>
+        <w:t>行指令集编译，然后运行文件。</w:t>
+      </w:r>
+    </w:p>
+    <w:p>
+      <w:r>
+        <w:rPr>
+          <w:noProof/>
+        </w:rPr>
+        <w:drawing>
+          <wp:inline distT="0" distB="0" distL="0" distR="0" wp14:anchorId="652A4E82" wp14:editId="5305C7F2">
+            <wp:extent cx="5274310" cy="1070610"/>
+            <wp:effectExtent l="0" t="0" r="2540" b="0"/>
+            <wp:docPr id="675120624" name="图片 1"/>
+            <wp:cNvGraphicFramePr>
+              <a:graphicFrameLocks xmlns:a="http://schemas.openxmlformats.org/drawingml/2006/main" noChangeAspect="1"/>
+            </wp:cNvGraphicFramePr>
+            <a:graphic xmlns:a="http://schemas.openxmlformats.org/drawingml/2006/main">
+              <a:graphicData uri="http://schemas.openxmlformats.org/drawingml/2006/picture">
+                <pic:pic xmlns:pic="http://schemas.openxmlformats.org/drawingml/2006/picture">
+                  <pic:nvPicPr>
+                    <pic:cNvPr id="675120624" name=""/>
+                    <pic:cNvPicPr/>
+                  </pic:nvPicPr>
+                  <pic:blipFill>
+                    <a:blip r:embed="rId28"/>
+                    <a:stretch>
+                      <a:fillRect/>
+                    </a:stretch>
+                  </pic:blipFill>
+                  <pic:spPr>
+                    <a:xfrm>
+                      <a:off x="0" y="0"/>
+                      <a:ext cx="5274310" cy="1070610"/>
+                    </a:xfrm>
+                    <a:prstGeom prst="rect">
+                      <a:avLst/>
+                    </a:prstGeom>
+                  </pic:spPr>
+                </pic:pic>
+              </a:graphicData>
+            </a:graphic>
+          </wp:inline>
+        </w:drawing>
+      </w:r>
+    </w:p>
+    <w:p>
+      <w:pPr>
+        <w:ind w:firstLine="420"/>
+      </w:pPr>
+      <w:r>
+        <w:rPr>
+          <w:rFonts w:hint="eastAsia"/>
+        </w:rPr>
+        <w:t>可以看到，</w:t>
+      </w:r>
+      <w:r>
+        <w:rPr>
+          <w:rFonts w:hint="eastAsia"/>
+        </w:rPr>
+        <w:t>采用</w:t>
       </w:r>
       <w:r>
         <w:rPr>
@@ -2957,7 +3457,7 @@
         <w:rPr>
           <w:rFonts w:hint="eastAsia"/>
         </w:rPr>
-        <w:t>、</w:t>
+        <w:t>以及</w:t>
       </w:r>
       <w:r>
         <w:rPr>
@@ -2969,19 +3469,7 @@
         <w:rPr>
           <w:rFonts w:hint="eastAsia"/>
         </w:rPr>
-        <w:t>等优化，优化后的算法相对于基础算法性能提升了</w:t>
-      </w:r>
-      <w:r>
-        <w:rPr>
-          <w:rFonts w:hint="eastAsia"/>
-        </w:rPr>
-        <w:t>21.7968%</w:t>
-      </w:r>
-      <w:r>
-        <w:rPr>
-          <w:rFonts w:hint="eastAsia"/>
-        </w:rPr>
-        <w:t>，通过指令集优化</w:t>
+        <w:t>算法能够对</w:t>
       </w:r>
       <w:r>
         <w:rPr>
@@ -2993,7 +3481,10 @@
         <w:rPr>
           <w:rFonts w:hint="eastAsia"/>
         </w:rPr>
-        <w:t>获得了更高的效率。</w:t>
+        <w:t>实现一定的优化，大幅提高了基础算法的速度。</w:t>
+      </w:r>
+      <w:r>
+        <w:t xml:space="preserve"> </w:t>
       </w:r>
     </w:p>
     <w:p>
@@ -3163,97 +3654,97 @@
         <w:ind w:firstLine="420"/>
       </w:pPr>
       <w:r>
+        <w:t>expand_key()</w:t>
+      </w:r>
+      <w:r>
+        <w:t>：密钥扩展生成</w:t>
+      </w:r>
+      <w:r>
+        <w:t>32</w:t>
+      </w:r>
+      <w:r>
+        <w:t>个轮密钥</w:t>
+      </w:r>
+    </w:p>
+    <w:p>
+      <w:pPr>
+        <w:ind w:firstLine="360"/>
+      </w:pPr>
+      <w:r>
+        <w:t>sm4_encrypt_block()</w:t>
+      </w:r>
+      <w:r>
+        <w:t>：加密单个</w:t>
+      </w:r>
+      <w:r>
+        <w:t>128</w:t>
+      </w:r>
+      <w:r>
+        <w:t>位块</w:t>
+      </w:r>
+    </w:p>
+    <w:p>
+      <w:r>
+        <w:rPr>
+          <w:rFonts w:hint="eastAsia"/>
+        </w:rPr>
+        <w:t>测试向量</w:t>
+      </w:r>
+      <w:r>
+        <w:t>使用国家标准文档中的测试数据验证正确性</w:t>
+      </w:r>
+    </w:p>
+    <w:p>
+      <w:pPr>
+        <w:rPr>
+          <w:b/>
+          <w:bCs/>
+        </w:rPr>
+      </w:pPr>
+      <w:r>
+        <w:rPr>
+          <w:b/>
+          <w:bCs/>
+        </w:rPr>
+        <w:t>2. SM4-GCM</w:t>
+      </w:r>
+      <w:r>
+        <w:rPr>
+          <w:b/>
+          <w:bCs/>
+        </w:rPr>
+        <w:t>基础实现（未优化）</w:t>
+      </w:r>
+    </w:p>
+    <w:p>
+      <w:r>
+        <w:rPr>
+          <w:rFonts w:hint="eastAsia"/>
+        </w:rPr>
+        <w:t>接下来</w:t>
+      </w:r>
+      <w:r>
+        <w:t>在</w:t>
+      </w:r>
+      <w:r>
+        <w:t>SM4</w:t>
+      </w:r>
+      <w:r>
+        <w:t>基础上实现</w:t>
+      </w:r>
+      <w:r>
+        <w:t>GCM</w:t>
+      </w:r>
+      <w:r>
+        <w:t>认证加密模式：</w:t>
+      </w:r>
+    </w:p>
+    <w:p>
+      <w:r>
+        <w:rPr>
+          <w:noProof/>
+        </w:rPr>
         <w:lastRenderedPageBreak/>
-        <w:t>expand_key()</w:t>
-      </w:r>
-      <w:r>
-        <w:t>：密钥扩展生成</w:t>
-      </w:r>
-      <w:r>
-        <w:t>32</w:t>
-      </w:r>
-      <w:r>
-        <w:t>个轮密钥</w:t>
-      </w:r>
-    </w:p>
-    <w:p>
-      <w:pPr>
-        <w:ind w:firstLine="360"/>
-      </w:pPr>
-      <w:r>
-        <w:t>sm4_encrypt_block()</w:t>
-      </w:r>
-      <w:r>
-        <w:t>：加密单个</w:t>
-      </w:r>
-      <w:r>
-        <w:t>128</w:t>
-      </w:r>
-      <w:r>
-        <w:t>位块</w:t>
-      </w:r>
-    </w:p>
-    <w:p>
-      <w:r>
-        <w:rPr>
-          <w:rFonts w:hint="eastAsia"/>
-        </w:rPr>
-        <w:t>测试向量</w:t>
-      </w:r>
-      <w:r>
-        <w:t>使用国家标准文档中的测试数据验证正确性</w:t>
-      </w:r>
-    </w:p>
-    <w:p>
-      <w:pPr>
-        <w:rPr>
-          <w:b/>
-          <w:bCs/>
-        </w:rPr>
-      </w:pPr>
-      <w:r>
-        <w:rPr>
-          <w:b/>
-          <w:bCs/>
-        </w:rPr>
-        <w:t>2. SM4-GCM</w:t>
-      </w:r>
-      <w:r>
-        <w:rPr>
-          <w:b/>
-          <w:bCs/>
-        </w:rPr>
-        <w:t>基础实现（未优化）</w:t>
-      </w:r>
-    </w:p>
-    <w:p>
-      <w:r>
-        <w:rPr>
-          <w:rFonts w:hint="eastAsia"/>
-        </w:rPr>
-        <w:t>接下来</w:t>
-      </w:r>
-      <w:r>
-        <w:t>在</w:t>
-      </w:r>
-      <w:r>
-        <w:t>SM4</w:t>
-      </w:r>
-      <w:r>
-        <w:t>基础上实现</w:t>
-      </w:r>
-      <w:r>
-        <w:t>GCM</w:t>
-      </w:r>
-      <w:r>
-        <w:t>认证加密模式：</w:t>
-      </w:r>
-    </w:p>
-    <w:p>
-      <w:r>
-        <w:rPr>
-          <w:noProof/>
-        </w:rPr>
         <w:drawing>
           <wp:inline distT="0" distB="0" distL="0" distR="0" wp14:anchorId="0C601C47" wp14:editId="724D5BCF">
             <wp:extent cx="5274310" cy="2396490"/>
@@ -3270,7 +3761,7 @@
                     <pic:cNvPicPr/>
                   </pic:nvPicPr>
                   <pic:blipFill>
-                    <a:blip r:embed="rId26"/>
+                    <a:blip r:embed="rId29"/>
                     <a:stretch>
                       <a:fillRect/>
                     </a:stretch>
@@ -3516,7 +4007,7 @@
                     <pic:cNvPicPr/>
                   </pic:nvPicPr>
                   <pic:blipFill>
-                    <a:blip r:embed="rId27"/>
+                    <a:blip r:embed="rId30"/>
                     <a:stretch>
                       <a:fillRect/>
                     </a:stretch>
@@ -3650,100 +4141,100 @@
           <w:b/>
           <w:bCs/>
         </w:rPr>
+        <w:t>计数器优化</w:t>
+      </w:r>
+      <w:r>
+        <w:rPr>
+          <w:b/>
+          <w:bCs/>
+        </w:rPr>
+        <w:t>​</w:t>
+      </w:r>
+      <w:r>
+        <w:t>​</w:t>
+      </w:r>
+      <w:r>
+        <w:t>：</w:t>
+      </w:r>
+    </w:p>
+    <w:p>
+      <w:r>
+        <w:t>32</w:t>
+      </w:r>
+      <w:r>
+        <w:t>位高效计数器实现</w:t>
+      </w:r>
+      <w:r>
+        <w:rPr>
+          <w:rFonts w:hint="eastAsia"/>
+        </w:rPr>
+        <w:t>、</w:t>
+      </w:r>
+      <w:r>
+        <w:t>减少不必要的内存拷贝</w:t>
+      </w:r>
+    </w:p>
+    <w:p>
+      <w:r>
+        <w:rPr>
+          <w:b/>
+          <w:bCs/>
+        </w:rPr>
+        <w:t>内存访问优化</w:t>
+      </w:r>
+      <w:r>
+        <w:rPr>
+          <w:b/>
+          <w:bCs/>
+        </w:rPr>
+        <w:t>​</w:t>
+      </w:r>
+      <w:r>
+        <w:t>​</w:t>
+      </w:r>
+      <w:r>
+        <w:t>：</w:t>
+      </w:r>
+    </w:p>
+    <w:p>
+      <w:r>
+        <w:t>批处理完整块</w:t>
+      </w:r>
+      <w:r>
+        <w:rPr>
+          <w:rFonts w:hint="eastAsia"/>
+        </w:rPr>
+        <w:t>、</w:t>
+      </w:r>
+      <w:r>
+        <w:t>减少临时变量拷贝</w:t>
+      </w:r>
+    </w:p>
+    <w:p>
+      <w:pPr>
+        <w:rPr>
+          <w:b/>
+          <w:bCs/>
+        </w:rPr>
+      </w:pPr>
+      <w:r>
+        <w:rPr>
+          <w:b/>
+          <w:bCs/>
+        </w:rPr>
+        <w:t xml:space="preserve">4. </w:t>
+      </w:r>
+      <w:r>
+        <w:rPr>
+          <w:b/>
+          <w:bCs/>
+        </w:rPr>
+        <w:t>性能测试框架</w:t>
+      </w:r>
+    </w:p>
+    <w:p>
+      <w:r>
         <w:lastRenderedPageBreak/>
-        <w:t>计数器优化</w:t>
-      </w:r>
-      <w:r>
-        <w:rPr>
-          <w:b/>
-          <w:bCs/>
-        </w:rPr>
-        <w:t>​</w:t>
-      </w:r>
-      <w:r>
-        <w:t>​</w:t>
-      </w:r>
-      <w:r>
-        <w:t>：</w:t>
-      </w:r>
-    </w:p>
-    <w:p>
-      <w:r>
-        <w:t>32</w:t>
-      </w:r>
-      <w:r>
-        <w:t>位高效计数器实现</w:t>
-      </w:r>
-      <w:r>
-        <w:rPr>
-          <w:rFonts w:hint="eastAsia"/>
-        </w:rPr>
-        <w:t>、</w:t>
-      </w:r>
-      <w:r>
-        <w:t>减少不必要的内存拷贝</w:t>
-      </w:r>
-    </w:p>
-    <w:p>
-      <w:r>
-        <w:rPr>
-          <w:b/>
-          <w:bCs/>
-        </w:rPr>
-        <w:t>内存访问优化</w:t>
-      </w:r>
-      <w:r>
-        <w:rPr>
-          <w:b/>
-          <w:bCs/>
-        </w:rPr>
-        <w:t>​</w:t>
-      </w:r>
-      <w:r>
-        <w:t>​</w:t>
-      </w:r>
-      <w:r>
-        <w:t>：</w:t>
-      </w:r>
-    </w:p>
-    <w:p>
-      <w:r>
-        <w:t>批处理完整块</w:t>
-      </w:r>
-      <w:r>
-        <w:rPr>
-          <w:rFonts w:hint="eastAsia"/>
-        </w:rPr>
-        <w:t>、</w:t>
-      </w:r>
-      <w:r>
-        <w:t>减少临时变量拷贝</w:t>
-      </w:r>
-    </w:p>
-    <w:p>
-      <w:pPr>
-        <w:rPr>
-          <w:b/>
-          <w:bCs/>
-        </w:rPr>
-      </w:pPr>
-      <w:r>
-        <w:rPr>
-          <w:b/>
-          <w:bCs/>
-        </w:rPr>
-        <w:t xml:space="preserve">4. </w:t>
-      </w:r>
-      <w:r>
-        <w:rPr>
-          <w:b/>
-          <w:bCs/>
-        </w:rPr>
-        <w:t>性能测试框架</w:t>
-      </w:r>
-    </w:p>
-    <w:p>
-      <w:r>
         <w:t>​</w:t>
       </w:r>
       <w:r>
@@ -3773,7 +4264,7 @@
                     <pic:cNvPicPr/>
                   </pic:nvPicPr>
                   <pic:blipFill rotWithShape="1">
-                    <a:blip r:embed="rId28"/>
+                    <a:blip r:embed="rId31"/>
                     <a:srcRect b="6463"/>
                     <a:stretch>
                       <a:fillRect/>
@@ -4441,23 +4932,23 @@
           <w:b/>
           <w:bCs/>
         </w:rPr>
+        <w:t xml:space="preserve">6. </w:t>
+      </w:r>
+      <w:r>
+        <w:rPr>
+          <w:rFonts w:hint="eastAsia"/>
+          <w:b/>
+          <w:bCs/>
+        </w:rPr>
+        <w:t>运行结果</w:t>
+      </w:r>
+    </w:p>
+    <w:p>
+      <w:r>
+        <w:rPr>
+          <w:noProof/>
+        </w:rPr>
         <w:lastRenderedPageBreak/>
-        <w:t xml:space="preserve">6. </w:t>
-      </w:r>
-      <w:r>
-        <w:rPr>
-          <w:rFonts w:hint="eastAsia"/>
-          <w:b/>
-          <w:bCs/>
-        </w:rPr>
-        <w:t>运行结果</w:t>
-      </w:r>
-    </w:p>
-    <w:p>
-      <w:r>
-        <w:rPr>
-          <w:noProof/>
-        </w:rPr>
         <w:drawing>
           <wp:inline distT="0" distB="0" distL="0" distR="0" wp14:anchorId="1FA1E535" wp14:editId="03F91118">
             <wp:extent cx="5274310" cy="2666365"/>
@@ -4474,7 +4965,7 @@
                     <pic:cNvPicPr/>
                   </pic:nvPicPr>
                   <pic:blipFill>
-                    <a:blip r:embed="rId29"/>
+                    <a:blip r:embed="rId32"/>
                     <a:stretch>
                       <a:fillRect/>
                     </a:stretch>
@@ -4561,7 +5052,7 @@
       </w:r>
     </w:p>
     <w:sectPr>
-      <w:footerReference w:type="default" r:id="rId30"/>
+      <w:footerReference w:type="default" r:id="rId33"/>
       <w:pgSz w:w="11906" w:h="16838"/>
       <w:pgMar w:top="1440" w:right="1800" w:bottom="1440" w:left="1800" w:header="851" w:footer="992" w:gutter="0"/>
       <w:cols w:space="425"/>
@@ -10055,7 +10546,6 @@
   <w:style w:type="character" w:default="1" w:styleId="a0">
     <w:name w:val="Default Paragraph Font"/>
     <w:uiPriority w:val="1"/>
-    <w:semiHidden/>
     <w:unhideWhenUsed/>
   </w:style>
   <w:style w:type="table" w:default="1" w:styleId="a1">

--- a/Project1/说明文档.docx
+++ b/Project1/说明文档.docx
@@ -87,7 +87,7 @@
           <w:sz w:val="56"/>
           <w:szCs w:val="56"/>
         </w:rPr>
-        <w:t>Project1</w:t>
+        <w:t>创新创业实践</w:t>
       </w:r>
     </w:p>
     <w:p>
@@ -108,18 +108,35 @@
           <w:sz w:val="56"/>
           <w:szCs w:val="56"/>
         </w:rPr>
+        <w:t>Project1</w:t>
+      </w:r>
+    </w:p>
+    <w:p>
+      <w:pPr>
+        <w:jc w:val="center"/>
+        <w:rPr>
+          <w:b/>
+          <w:bCs/>
+          <w:sz w:val="56"/>
+          <w:szCs w:val="56"/>
+        </w:rPr>
+      </w:pPr>
+      <w:r>
+        <w:rPr>
+          <w:rFonts w:hint="eastAsia"/>
+          <w:b/>
+          <w:bCs/>
+          <w:sz w:val="56"/>
+          <w:szCs w:val="56"/>
+        </w:rPr>
         <w:t>说明文档</w:t>
       </w:r>
     </w:p>
     <w:p>
       <w:pPr>
         <w:jc w:val="center"/>
-      </w:pPr>
-    </w:p>
-    <w:p>
-      <w:pPr>
-        <w:jc w:val="center"/>
-        <w:rPr>
+        <w:rPr>
+          <w:rFonts w:hint="eastAsia"/>
           <w:b/>
           <w:bCs/>
           <w:sz w:val="48"/>
@@ -157,6 +174,7 @@
           <w:szCs w:val="44"/>
         </w:rPr>
       </w:pPr>
+      <w:proofErr w:type="gramStart"/>
       <w:r>
         <w:rPr>
           <w:rFonts w:hint="eastAsia"/>
@@ -165,11 +183,13 @@
         </w:rPr>
         <w:t>郎泓森</w:t>
       </w:r>
+      <w:proofErr w:type="gramEnd"/>
     </w:p>
     <w:p>
       <w:pPr>
         <w:jc w:val="center"/>
         <w:rPr>
+          <w:rFonts w:hint="eastAsia"/>
           <w:sz w:val="44"/>
           <w:szCs w:val="44"/>
         </w:rPr>
@@ -183,7 +203,6 @@
         <w:t>202200460010</w:t>
       </w:r>
     </w:p>
-    <w:p/>
     <w:p>
       <w:pPr>
         <w:pStyle w:val="1"/>
@@ -207,8 +226,12 @@
         </w:rPr>
         <w:t>的基础实现</w:t>
       </w:r>
-    </w:p>
-    <w:p>
+      <w:r>
+        <w:rPr>
+          <w:rFonts w:hint="eastAsia"/>
+        </w:rPr>
+        <w:t>（</w:t>
+      </w:r>
       <w:r>
         <w:rPr>
           <w:rFonts w:hint="eastAsia"/>
@@ -219,6 +242,20 @@
         <w:rPr>
           <w:rFonts w:hint="eastAsia"/>
         </w:rPr>
+        <w:t>文件夹）</w:t>
+      </w:r>
+    </w:p>
+    <w:p>
+      <w:r>
+        <w:rPr>
+          <w:rFonts w:hint="eastAsia"/>
+        </w:rPr>
+        <w:t>SM4</w:t>
+      </w:r>
+      <w:r>
+        <w:rPr>
+          <w:rFonts w:hint="eastAsia"/>
+        </w:rPr>
         <w:t>文件夹中的</w:t>
       </w:r>
       <w:r>
@@ -385,7 +422,23 @@
           <w:b/>
           <w:bCs/>
         </w:rPr>
-        <w:t xml:space="preserve"> (rol)</w:t>
+        <w:t xml:space="preserve"> (</w:t>
+      </w:r>
+      <w:proofErr w:type="spellStart"/>
+      <w:r>
+        <w:rPr>
+          <w:b/>
+          <w:bCs/>
+        </w:rPr>
+        <w:t>rol</w:t>
+      </w:r>
+      <w:proofErr w:type="spellEnd"/>
+      <w:r>
+        <w:rPr>
+          <w:b/>
+          <w:bCs/>
+        </w:rPr>
+        <w:t>)</w:t>
       </w:r>
     </w:p>
     <w:p>
@@ -518,12 +571,21 @@
       <w:pPr>
         <w:ind w:left="720"/>
       </w:pPr>
-      <w:r>
-        <w:rPr>
-          <w:b/>
-          <w:bCs/>
-        </w:rPr>
-        <w:t>L_prime()​</w:t>
+      <w:proofErr w:type="spellStart"/>
+      <w:r>
+        <w:rPr>
+          <w:b/>
+          <w:bCs/>
+        </w:rPr>
+        <w:t>L_prime</w:t>
+      </w:r>
+      <w:proofErr w:type="spellEnd"/>
+      <w:r>
+        <w:rPr>
+          <w:b/>
+          <w:bCs/>
+        </w:rPr>
+        <w:t>()​</w:t>
       </w:r>
       <w:r>
         <w:t>​</w:t>
@@ -656,8 +718,13 @@
       <w:r>
         <w:t>S</w:t>
       </w:r>
-      <w:r>
-        <w:t>盒实现非线性变换</w:t>
+      <w:proofErr w:type="gramStart"/>
+      <w:r>
+        <w:t>盒实现</w:t>
+      </w:r>
+      <w:proofErr w:type="gramEnd"/>
+      <w:r>
+        <w:t>非线性变换</w:t>
       </w:r>
     </w:p>
     <w:p>
@@ -716,12 +783,21 @@
       <w:pPr>
         <w:ind w:left="720"/>
       </w:pPr>
-      <w:r>
-        <w:rPr>
-          <w:b/>
-          <w:bCs/>
-        </w:rPr>
-        <w:t>T_prime()​</w:t>
+      <w:proofErr w:type="spellStart"/>
+      <w:r>
+        <w:rPr>
+          <w:b/>
+          <w:bCs/>
+        </w:rPr>
+        <w:t>T_prime</w:t>
+      </w:r>
+      <w:proofErr w:type="spellEnd"/>
+      <w:r>
+        <w:rPr>
+          <w:b/>
+          <w:bCs/>
+        </w:rPr>
+        <w:t>()​</w:t>
       </w:r>
       <w:r>
         <w:t>​</w:t>
@@ -736,8 +812,13 @@
         <w:t>变换</w:t>
       </w:r>
       <w:r>
-        <w:t>+L_prime</w:t>
-      </w:r>
+        <w:t>+</w:t>
+      </w:r>
+      <w:proofErr w:type="spellStart"/>
+      <w:r>
+        <w:t>L_prime</w:t>
+      </w:r>
+      <w:proofErr w:type="spellEnd"/>
       <w:r>
         <w:t>变换组成</w:t>
       </w:r>
@@ -977,9 +1058,11 @@
       <w:r>
         <w:t>每轮使用</w:t>
       </w:r>
+      <w:proofErr w:type="spellStart"/>
       <w:r>
         <w:t>T_prime</w:t>
       </w:r>
+      <w:proofErr w:type="spellEnd"/>
       <w:r>
         <w:t>变换和固定参数</w:t>
       </w:r>
@@ -1237,8 +1320,21 @@
       <w:r>
         <w:t>逆序使用轮密钥（</w:t>
       </w:r>
-      <w:r>
-        <w:t>rk[31]-&gt;rk[0]</w:t>
+      <w:proofErr w:type="spellStart"/>
+      <w:r>
+        <w:t>rk</w:t>
+      </w:r>
+      <w:proofErr w:type="spellEnd"/>
+      <w:r>
+        <w:t>[31]-&gt;</w:t>
+      </w:r>
+      <w:proofErr w:type="spellStart"/>
+      <w:r>
+        <w:t>rk</w:t>
+      </w:r>
+      <w:proofErr w:type="spellEnd"/>
+      <w:r>
+        <w:t>[0]</w:t>
       </w:r>
       <w:r>
         <w:t>）</w:t>
@@ -1270,8 +1366,13 @@
       <w:pPr>
         <w:ind w:left="720"/>
       </w:pPr>
-      <w:r>
-        <w:t>bytes_to_word()</w:t>
+      <w:proofErr w:type="spellStart"/>
+      <w:r>
+        <w:t>bytes_to_word</w:t>
+      </w:r>
+      <w:proofErr w:type="spellEnd"/>
+      <w:r>
+        <w:t>()</w:t>
       </w:r>
       <w:r>
         <w:t>：大端序字节转</w:t>
@@ -1287,8 +1388,13 @@
       <w:pPr>
         <w:ind w:left="720"/>
       </w:pPr>
-      <w:r>
-        <w:t>word_to_bytes()</w:t>
+      <w:proofErr w:type="spellStart"/>
+      <w:r>
+        <w:t>word_to_bytes</w:t>
+      </w:r>
+      <w:proofErr w:type="spellEnd"/>
+      <w:r>
+        <w:t>()</w:t>
       </w:r>
       <w:r>
         <w:t>：</w:t>
@@ -1304,8 +1410,13 @@
       <w:pPr>
         <w:ind w:left="720"/>
       </w:pPr>
-      <w:r>
-        <w:t>reverse_words()</w:t>
+      <w:proofErr w:type="spellStart"/>
+      <w:r>
+        <w:t>reverse_words</w:t>
+      </w:r>
+      <w:proofErr w:type="spellEnd"/>
+      <w:r>
+        <w:t>()</w:t>
       </w:r>
       <w:r>
         <w:t>：交换字的顺序（加密</w:t>
@@ -1649,7 +1760,25 @@
         <w:rPr>
           <w:rFonts w:hint="eastAsia"/>
         </w:rPr>
+        <w:t>SM4</w:t>
+      </w:r>
+      <w:r>
+        <w:rPr>
+          <w:rFonts w:hint="eastAsia"/>
+        </w:rPr>
+        <w:t>优化提升（</w:t>
+      </w:r>
+      <w:r>
+        <w:rPr>
+          <w:rFonts w:hint="eastAsia"/>
+        </w:rPr>
         <w:t>SM4_optimization</w:t>
+      </w:r>
+      <w:r>
+        <w:rPr>
+          <w:rFonts w:hint="eastAsia"/>
+        </w:rPr>
+        <w:t>文件夹）</w:t>
       </w:r>
     </w:p>
     <w:p>
@@ -1766,12 +1895,14 @@
       <w:r>
         <w:t xml:space="preserve"> 4 </w:t>
       </w:r>
+      <w:proofErr w:type="gramStart"/>
       <w:r>
         <w:rPr>
           <w:rFonts w:hint="eastAsia"/>
         </w:rPr>
         <w:t>个</w:t>
       </w:r>
+      <w:proofErr w:type="gramEnd"/>
       <w:r>
         <w:t xml:space="preserve"> 32 </w:t>
       </w:r>
@@ -1804,9 +1935,11 @@
       <w:r>
         <w:t>替代原生</w:t>
       </w:r>
+      <w:proofErr w:type="spellStart"/>
       <w:r>
         <w:t>rol</w:t>
       </w:r>
+      <w:proofErr w:type="spellEnd"/>
       <w:r>
         <w:t>函数提升批量处理效率</w:t>
       </w:r>
@@ -2189,12 +2322,14 @@
       <w:pPr>
         <w:ind w:firstLine="420"/>
       </w:pPr>
+      <w:proofErr w:type="spellStart"/>
       <w:r>
         <w:rPr>
           <w:rFonts w:hint="eastAsia"/>
         </w:rPr>
         <w:t>T_ccombined</w:t>
       </w:r>
+      <w:proofErr w:type="spellEnd"/>
       <w:r>
         <w:rPr>
           <w:rFonts w:hint="eastAsia"/>
@@ -2214,7 +2349,15 @@
         <w:t>函数，</w:t>
       </w:r>
       <w:r>
-        <w:t>单次操作完成字节拆分</w:t>
+        <w:t>单</w:t>
+      </w:r>
+      <w:proofErr w:type="gramStart"/>
+      <w:r>
+        <w:t>次操作</w:t>
+      </w:r>
+      <w:proofErr w:type="gramEnd"/>
+      <w:r>
+        <w:t>完成字节拆分</w:t>
       </w:r>
       <w:r>
         <w:t>→</w:t>
@@ -2235,7 +2378,15 @@
         <w:t>，</w:t>
       </w:r>
       <w:r>
-        <w:t>避免逐字节处理，减少</w:t>
+        <w:t>避免</w:t>
+      </w:r>
+      <w:proofErr w:type="gramStart"/>
+      <w:r>
+        <w:t>逐字节</w:t>
+      </w:r>
+      <w:proofErr w:type="gramEnd"/>
+      <w:r>
+        <w:t>处理，减少</w:t>
       </w:r>
       <w:r>
         <w:t>10</w:t>
@@ -2945,11 +3096,6 @@
       </w:r>
     </w:p>
     <w:p>
-      <w:pPr>
-        <w:rPr>
-          <w:rFonts w:hint="eastAsia"/>
-        </w:rPr>
-      </w:pPr>
       <w:r>
         <w:tab/>
       </w:r>
@@ -2993,19 +3139,10 @@
         <w:rPr>
           <w:rFonts w:hint="eastAsia"/>
         </w:rPr>
-        <w:t>倍。</w:t>
-      </w:r>
-      <w:r>
-        <w:rPr>
-          <w:rFonts w:hint="eastAsia"/>
-        </w:rPr>
-        <w:t>其中</w:t>
-      </w:r>
-      <w:r>
-        <w:t xml:space="preserve"> </w:t>
-      </w:r>
-      <w:r>
-        <w:t>_mm_set1_epi32</w:t>
+        <w:t>倍。其中</w:t>
+      </w:r>
+      <w:r>
+        <w:t xml:space="preserve"> _mm_set1_epi32</w:t>
       </w:r>
       <w:r>
         <w:rPr>
@@ -3122,7 +3259,6 @@
     <w:p>
       <w:pPr>
         <w:rPr>
-          <w:rFonts w:hint="eastAsia"/>
           <w:b/>
           <w:bCs/>
         </w:rPr>
@@ -3171,16 +3307,15 @@
     <w:p>
       <w:pPr>
         <w:ind w:firstLine="420"/>
-        <w:rPr>
-          <w:rFonts w:hint="eastAsia"/>
-        </w:rPr>
-      </w:pPr>
+      </w:pPr>
+      <w:proofErr w:type="spellStart"/>
       <w:r>
         <w:rPr>
           <w:rFonts w:hint="eastAsia"/>
         </w:rPr>
         <w:t>performance_test</w:t>
       </w:r>
+      <w:proofErr w:type="spellEnd"/>
       <w:r>
         <w:rPr>
           <w:rFonts w:hint="eastAsia"/>
@@ -3277,19 +3412,7 @@
         <w:rPr>
           <w:rFonts w:hint="eastAsia"/>
         </w:rPr>
-        <w:t>）</w:t>
-      </w:r>
-      <w:r>
-        <w:rPr>
-          <w:rFonts w:hint="eastAsia"/>
-        </w:rPr>
-        <w:t>，</w:t>
-      </w:r>
-      <w:r>
-        <w:rPr>
-          <w:rFonts w:hint="eastAsia"/>
-        </w:rPr>
-        <w:t>对比优化方案相对于原始算法的</w:t>
+        <w:t>），对比优化方案相对于原始算法的</w:t>
       </w:r>
       <w:r>
         <w:rPr>
@@ -3316,7 +3439,23 @@
         <w:t>：</w:t>
       </w:r>
       <w:r>
-        <w:t>(1 - t_optimized / t_original) * 100%</w:t>
+        <w:t xml:space="preserve">(1 - </w:t>
+      </w:r>
+      <w:proofErr w:type="spellStart"/>
+      <w:r>
+        <w:t>t_optimized</w:t>
+      </w:r>
+      <w:proofErr w:type="spellEnd"/>
+      <w:r>
+        <w:t xml:space="preserve"> / </w:t>
+      </w:r>
+      <w:proofErr w:type="spellStart"/>
+      <w:r>
+        <w:t>t_original</w:t>
+      </w:r>
+      <w:proofErr w:type="spellEnd"/>
+      <w:r>
+        <w:t>) * 100%</w:t>
       </w:r>
     </w:p>
     <w:p>
@@ -3361,7 +3500,15 @@
         <w:t>采用</w:t>
       </w:r>
       <w:r>
-        <w:t>g++ -mgfni -msse2 -O2 -march=native main.cpp -o sm4</w:t>
+        <w:t>g++ -</w:t>
+      </w:r>
+      <w:proofErr w:type="spellStart"/>
+      <w:r>
+        <w:t>mgfni</w:t>
+      </w:r>
+      <w:proofErr w:type="spellEnd"/>
+      <w:r>
+        <w:t xml:space="preserve"> -msse2 -O2 -march=native main.cpp -o sm4</w:t>
       </w:r>
       <w:r>
         <w:rPr>
@@ -3495,8 +3642,38 @@
         <w:rPr>
           <w:rFonts w:hint="eastAsia"/>
         </w:rPr>
+        <w:t>SM4</w:t>
+      </w:r>
+      <w:r>
+        <w:rPr>
+          <w:rFonts w:hint="eastAsia"/>
+        </w:rPr>
+        <w:t>的</w:t>
+      </w:r>
+      <w:r>
+        <w:rPr>
+          <w:rFonts w:hint="eastAsia"/>
+        </w:rPr>
+        <w:t>GCM</w:t>
+      </w:r>
+      <w:r>
+        <w:rPr>
+          <w:rFonts w:hint="eastAsia"/>
+        </w:rPr>
+        <w:t>工作模式优化（</w:t>
+      </w:r>
+      <w:r>
+        <w:rPr>
+          <w:rFonts w:hint="eastAsia"/>
+        </w:rPr>
         <w:t>SM4_GCM</w:t>
       </w:r>
+      <w:r>
+        <w:rPr>
+          <w:rFonts w:hint="eastAsia"/>
+        </w:rPr>
+        <w:t>文件夹）</w:t>
+      </w:r>
     </w:p>
     <w:p>
       <w:pPr>
@@ -3577,8 +3754,13 @@
       <w:pPr>
         <w:ind w:leftChars="100" w:left="240"/>
       </w:pPr>
-      <w:r>
-        <w:t>rol()</w:t>
+      <w:proofErr w:type="spellStart"/>
+      <w:r>
+        <w:t>rol</w:t>
+      </w:r>
+      <w:proofErr w:type="spellEnd"/>
+      <w:r>
+        <w:t>()</w:t>
       </w:r>
       <w:r>
         <w:t>：</w:t>
@@ -3618,7 +3800,15 @@
         <w:ind w:leftChars="100" w:left="240"/>
       </w:pPr>
       <w:r>
-        <w:t>L()/L_prime()</w:t>
+        <w:t>L()/</w:t>
+      </w:r>
+      <w:proofErr w:type="spellStart"/>
+      <w:r>
+        <w:t>L_prime</w:t>
+      </w:r>
+      <w:proofErr w:type="spellEnd"/>
+      <w:r>
+        <w:t>()</w:t>
       </w:r>
       <w:r>
         <w:t>：线性变换</w:t>
@@ -3629,7 +3819,15 @@
         <w:ind w:leftChars="100" w:left="240"/>
       </w:pPr>
       <w:r>
-        <w:t>T()/T_prime()</w:t>
+        <w:t>T()/</w:t>
+      </w:r>
+      <w:proofErr w:type="spellStart"/>
+      <w:r>
+        <w:t>T_prime</w:t>
+      </w:r>
+      <w:proofErr w:type="spellEnd"/>
+      <w:r>
+        <w:t>()</w:t>
       </w:r>
       <w:r>
         <w:t>：合成置换</w:t>
@@ -3653,8 +3851,13 @@
       <w:pPr>
         <w:ind w:firstLine="420"/>
       </w:pPr>
-      <w:r>
-        <w:t>expand_key()</w:t>
+      <w:proofErr w:type="spellStart"/>
+      <w:r>
+        <w:t>expand_key</w:t>
+      </w:r>
+      <w:proofErr w:type="spellEnd"/>
+      <w:r>
+        <w:t>()</w:t>
       </w:r>
       <w:r>
         <w:t>：密钥扩展生成</w:t>
@@ -3932,7 +4135,15 @@
         <w:t>​​</w:t>
       </w:r>
       <w:r>
-        <w:t>使用基本的逐位移位异或实现</w:t>
+        <w:t>使用基本的逐</w:t>
+      </w:r>
+      <w:proofErr w:type="gramStart"/>
+      <w:r>
+        <w:t>位移位异</w:t>
+      </w:r>
+      <w:proofErr w:type="gramEnd"/>
+      <w:r>
+        <w:t>或实现</w:t>
       </w:r>
       <w:r>
         <w:rPr>
@@ -10546,6 +10757,7 @@
   <w:style w:type="character" w:default="1" w:styleId="a0">
     <w:name w:val="Default Paragraph Font"/>
     <w:uiPriority w:val="1"/>
+    <w:semiHidden/>
     <w:unhideWhenUsed/>
   </w:style>
   <w:style w:type="table" w:default="1" w:styleId="a1">
